--- a/deliverables/Week_10_Multimodal_GenAI_Applications/Week_10_Teaching_Notes.docx
+++ b/deliverables/Week_10_Multimodal_GenAI_Applications/Week_10_Teaching_Notes.docx
@@ -603,7 +603,7 @@
                 <w:sz w:val="20"/>
                 <w:szCs w:val="20"/>
               </w:rPr>
-              <w:t xml:space="preserve">Notebook and Python file with TODOs. Embedded and separate diagrams accompany the lab.</w:t>
+              <w:t xml:space="preserve">Notebook with TODOs. Embedded and separate diagrams accompany the lab.</w:t>
             </w:r>
           </w:p>
         </w:tc>
@@ -669,7 +669,7 @@
                 <w:sz w:val="20"/>
                 <w:szCs w:val="20"/>
               </w:rPr>
-              <w:t xml:space="preserve">Instructor notebook and Python file with completed code and model answers.</w:t>
+              <w:t xml:space="preserve">Instructor notebook with completed code and model answers.</w:t>
             </w:r>
           </w:p>
         </w:tc>
@@ -692,7 +692,7 @@
         <w:spacing w:after="140" w:line="288"/>
       </w:pPr>
       <w:r>
-        <w:t xml:space="preserve">This week turns last week's multimodal foundations into applications (MIMLO 2, 3, 4). Students should leave able to explain the two designs of multimodal LLMs, describe how such models are trained and adapted, use models for image, speech and cross-modal tasks, choose evaluation methods for each modality (including hallucination probes), and propose a layered provenance and consent strategy for synthetic media. All images and numbers on the "real" slides come from running this week's lab notebook in advance (</w:t>
+        <w:t xml:space="preserve">This week turns last week's multimodal foundations into applications (MIMLO 2, 3, 4). Students should leave able to explain the two designs of multimodal LLMs, describe how such models are trained and adapted, use models for image, speech and cross-modal tasks, choose evaluation methods for each modality (including hallucination probes), and propose a layered provenance and consent strategy for synthetic media. The archived measured images and results come from </w:t>
       </w:r>
       <w:r>
         <w:rPr>
@@ -704,7 +704,7 @@
         <w:t xml:space="preserve">curriculum/assets/week_10/</w:t>
       </w:r>
       <w:r>
-        <w:t xml:space="preserve">).</w:t>
+        <w:t xml:space="preserve">; the revised CPU core records its own observations separately.</w:t>
       </w:r>
     </w:p>
     <w:tbl>
@@ -1848,7 +1848,7 @@
               <w:t xml:space="preserve">Teaching tip:</w:t>
             </w:r>
             <w:r>
-              <w:t xml:space="preserve"> Bring a real receipt or open a scanned invoice, and ask a multimodal assistant live to total it. Then ask it to extract the line items as JSON and total them yourself. Students see the "perceive with the model, compute with code" pattern before you name it.</w:t>
+              <w:t xml:space="preserve"> Use the fictional invoice supplied by the lab, and ask a local multimodal model to read a field. Then ask it to extract the line items as JSON and total them yourself. Students see the "perceive with the model, compute with code" pattern before you name it.</w:t>
             </w:r>
           </w:p>
         </w:tc>
@@ -2571,7 +2571,7 @@
         <w:spacing w:after="140" w:line="288"/>
       </w:pPr>
       <w:r>
-        <w:t xml:space="preserve">The input, desired output and evaluation determine the route</w:t>
+        <w:t xml:space="preserve">Task determines route</w:t>
       </w:r>
     </w:p>
     <w:p>
@@ -2644,7 +2644,7 @@
         <w:spacing w:after="140" w:line="288"/>
       </w:pPr>
       <w:r>
-        <w:t xml:space="preserve">Multimodal generation covers several different tasks, so one score cannot evaluate every output. The input and desired output define the route. A vision-language model reads an image together with a question and generates answer text. A diffusion pipeline converts a description, or an image plus an editing request, into a new image. Text-to-speech converts a sentence into an audio waveform. Each route uses preprocessing suited to that model. Evaluation then asks a specific question: does the answer match a known chart value, does the image align with its prompt, or can speech recognition recover the words? These checks cover only part of quality. Finally, the lab adds metadata to a generated image and resaves it as JPEG, demonstrating that a provenance label can disappear during ordinary file processing.</w:t>
+        <w:t xml:space="preserve">Multimodal generation covers several different tasks, so one score cannot evaluate every output. The input and desired output define the route. A vision-language model reads an image together with a question and generates answer text. A diffusion pipeline converts a description, or an image plus an editing request, into a new image. Text-to-speech converts a sentence into an audio waveform. Each route uses preprocessing suited to that model. Evaluation then asks a specific question: does the answer match a known chart value, does the image align with its prompt, or can speech recognition recover the words? These checks cover only part of quality. Finally, the lab adds metadata to a generated image and resaves it as JPEG, demonstrating that a provenance label can disappear during ordinary file processing. The current CPU core chooses a small VLM reading route. Diffusion and speech inference are optional routes, with unchanged stored results available for inspection. A later application applies disclosure and provenance as well as task evaluation.</w:t>
       </w:r>
     </w:p>
     <w:p>
@@ -2681,7 +2681,7 @@
         <w:spacing w:after="80" w:line="276"/>
       </w:pPr>
       <w:r>
-        <w:t xml:space="preserve">A lighthouse description routes to the text-to-image pipeline instead.</w:t>
+        <w:t xml:space="preserve">A lighthouse description routes to the optional text-to-image pipeline instead.</w:t>
       </w:r>
     </w:p>
     <w:p>
@@ -2695,7 +2695,7 @@
         <w:spacing w:after="80" w:line="276"/>
       </w:pPr>
       <w:r>
-        <w:t xml:space="preserve">A sentence routes to TTS; Whisper converts its generated waveform back to words.</w:t>
+        <w:t xml:space="preserve">A sentence routes to TTS; the optional Whisper route converts its generated waveform back to words.</w:t>
       </w:r>
     </w:p>
     <w:p>
@@ -2726,7 +2726,7 @@
         <w:t xml:space="preserve">Check your understanding.</w:t>
       </w:r>
       <w:r>
-        <w:t xml:space="preserve"> Can a good CLIP score demonstrate that generated speech sounds natural?</w:t>
+        <w:t xml:space="preserve"> One score for everything?</w:t>
       </w:r>
     </w:p>
     <w:p>
@@ -2762,7 +2762,7 @@
         <w:spacing w:after="140" w:line="288"/>
       </w:pPr>
       <w:r>
-        <w:t xml:space="preserve">A vision-language model connects visual features to text generation</w:t>
+        <w:t xml:space="preserve">VLM inference</w:t>
       </w:r>
     </w:p>
     <w:p>
@@ -2931,7 +2931,7 @@
         <w:t xml:space="preserve">Check your understanding.</w:t>
       </w:r>
       <w:r>
-        <w:t xml:space="preserve"> Why does ask remove the input token prefix before decoding?</w:t>
+        <w:t xml:space="preserve"> Why remove input prefix?</w:t>
       </w:r>
     </w:p>
     <w:p>
@@ -2967,7 +2967,7 @@
         <w:spacing w:after="140" w:line="288"/>
       </w:pPr>
       <w:r>
-        <w:t xml:space="preserve">Follow three model routes and a provenance experiment</w:t>
+        <w:t xml:space="preserve">Core and optional extensions</w:t>
       </w:r>
     </w:p>
     <w:p>
@@ -3040,7 +3040,7 @@
         <w:spacing w:after="140" w:line="288"/>
       </w:pPr>
       <w:r>
-        <w:t xml:space="preserve">This lab contains several experiments rather than one model that performs every task. The first route uses ask for captions, chart questions and a fictional invoice. The score helper is a small heuristic: it checks a text substring or the first parsed number, so inspect full answers as well as its score. A separate diffusion route generates images and performs editing at different strengths. The clip_score function checks whether generated images align with their prompts, without establishing factual accuracy or complete visual quality. The speech route synthesises a waveform, transcribes it with Whisper and compares words using WER. That round trip measures recoverability through one recogniser, rather than human listening quality. The final PNG-to-JPEG experiment inspects how an attached AI-generation label can be lost after resharing.</w:t>
+        <w:t xml:space="preserve">The bounded CPU core performs real VLM reading on small images, checks short replies against known references, computes source totals in Python and inspects metadata loss. The score heuristic compares a substring or the first parsed number, so inspect complete replies as well as its score. Named semantic probes test the editing and speech TODO operations without downloading those heavy models. Stored diffusion image strips and speech results support the core discussion; fresh diffusion, CLIP, MMS-TTS and Whisper inference remains available only under RUN_STRETCH. The core fixture receives honest unsigned labels identifying its actual rendering source. If real diffusion runs, its generated image receives the actual pipeline identifier instead. Resaving either labelled PNG as JPEG demonstrates ordinary text-field loss, rather than signed C2PA verification or proof of scene truth.</w:t>
       </w:r>
     </w:p>
     <w:p>
@@ -3063,7 +3063,7 @@
         <w:spacing w:after="80" w:line="276"/>
       </w:pPr>
       <w:r>
-        <w:t xml:space="preserve">Inspect the chart values and fictional invoice fields before calling the VLM.</w:t>
+        <w:t xml:space="preserve">Inspect the chart source values and fictional invoice fields before calling the VLM.</w:t>
       </w:r>
     </w:p>
     <w:p>
@@ -3077,7 +3077,7 @@
         <w:spacing w:after="80" w:line="276"/>
       </w:pPr>
       <w:r>
-        <w:t xml:space="preserve">Compare model answers with known answers and inspect any incorrect result.</w:t>
+        <w:t xml:space="preserve">Compare three full reading replies and two yes/no probes with their known references.</w:t>
       </w:r>
     </w:p>
     <w:p>
@@ -3091,7 +3091,7 @@
         <w:spacing w:after="80" w:line="276"/>
       </w:pPr>
       <w:r>
-        <w:t xml:space="preserve">Generate the lighthouse image; compare the original with edits at three strengths.</w:t>
+        <w:t xml:space="preserve">Compute source totals in Python; a correct sum still requires correctly read inputs.</w:t>
       </w:r>
     </w:p>
     <w:p>
@@ -3105,7 +3105,7 @@
         <w:spacing w:after="80" w:line="276"/>
       </w:pPr>
       <w:r>
-        <w:t xml:space="preserve">Compare original sentences with Whisper's recovered text, then listen to the audio.</w:t>
+        <w:t xml:space="preserve">Inspect archived image and speech results; execute the retained generators only as optional extensions.</w:t>
       </w:r>
     </w:p>
     <w:p>
@@ -3119,7 +3119,7 @@
         <w:spacing w:after="80" w:line="276"/>
       </w:pPr>
       <w:r>
-        <w:t xml:space="preserve">Print the PNG metadata and compare it with the resaved JPEG's metadata.</w:t>
+        <w:t xml:space="preserve">Resave an honestly labelled fixture or real generated image and compare PNG/JPEG fields.</w:t>
       </w:r>
     </w:p>
     <w:p>
@@ -3136,7 +3136,7 @@
         <w:t xml:space="preserve">Check your understanding.</w:t>
       </w:r>
       <w:r>
-        <w:t xml:space="preserve"> If WER is zero in the speech round trip, what has been demonstrated?</w:t>
+        <w:t xml:space="preserve"> Does matching imply truth?</w:t>
       </w:r>
     </w:p>
     <w:p>
@@ -3153,7 +3153,7 @@
         <w:t xml:space="preserve">Instructor explanation.</w:t>
       </w:r>
       <w:r>
-        <w:t xml:space="preserve"> Whisper recovered the reference words after normalisation. Naturalness, emotion and human listening quality still require separate checks.</w:t>
+        <w:t xml:space="preserve"> No. A substring or first-number match can occur in a misleading reply; inspect the full answer and known source evidence.</w:t>
       </w:r>
     </w:p>
     <w:p>
@@ -3172,7 +3172,7 @@
         <w:spacing w:after="140" w:line="288"/>
       </w:pPr>
       <w:r>
-        <w:t xml:space="preserve">A conceptual training recipe; this lab loads existing models</w:t>
+        <w:t xml:space="preserve">Conceptual; not lab training</w:t>
       </w:r>
     </w:p>
     <w:p>
@@ -3327,7 +3327,7 @@
         <w:t xml:space="preserve">Check your understanding.</w:t>
       </w:r>
       <w:r>
-        <w:t xml:space="preserve"> Does the multimodal lab train the illustrated bridge?</w:t>
+        <w:t xml:space="preserve"> Does the lab train this?</w:t>
       </w:r>
     </w:p>
     <w:p>
@@ -3353,7 +3353,7 @@
         <w:keepNext/>
       </w:pPr>
       <w:r>
-        <w:t xml:space="preserve">Read an invoice and verify the numbers</w:t>
+        <w:t xml:space="preserve">Read an invoice; compare replies</w:t>
       </w:r>
     </w:p>
     <w:p>
@@ -3363,7 +3363,7 @@
         <w:spacing w:after="140" w:line="288"/>
       </w:pPr>
       <w:r>
-        <w:t xml:space="preserve">Separate visual extraction from arithmetic and factual checking</w:t>
+        <w:t xml:space="preserve">Known fixture references</w:t>
       </w:r>
     </w:p>
     <w:p>
@@ -3377,7 +3377,7 @@
           <wp:inline distT="0" distB="0" distL="0" distR="0">
             <wp:extent cx="5334000" cy="1962150"/>
             <wp:effectExtent t="0" r="0" b="0" l="0"/>
-            <wp:docPr id="6" name="Read an invoice and verify the numbers" descr="Read an invoice and verify the numbers" title="Read an invoice and verify the numbers"/>
+            <wp:docPr id="6" name="Read an invoice; compare replies" descr="Read an invoice; compare replies" title="Read an invoice; compare replies"/>
             <wp:cNvGraphicFramePr>
               <a:graphicFrameLocks xmlns:a="http://schemas.openxmlformats.org/drawingml/2006/main" noChangeAspect="1"/>
             </wp:cNvGraphicFramePr>
@@ -3426,7 +3426,7 @@
           <w:sz w:val="19"/>
           <w:szCs w:val="19"/>
         </w:rPr>
-        <w:t xml:space="preserve">Read an invoice and verify the numbers</w:t>
+        <w:t xml:space="preserve">Read an invoice; compare replies</w:t>
       </w:r>
     </w:p>
     <w:p>
@@ -3436,7 +3436,7 @@
         <w:spacing w:after="140" w:line="288"/>
       </w:pPr>
       <w:r>
-        <w:t xml:space="preserve">The invoice example distinguishes seeing a number from calculating with it. The lab creates a fictional invoice from known strings and values, so there is a reference to check. The ask function supplies the image and question to a vision-language model, which returns a candidate answer. The score function gives a small automatic check, but its substring or first-number rule can miss some errors. Read the full reply alongside the source. For a real invoice application, extract fields into a validated structure and sum them in ordinary code; compare that result with the printed total. The final block describes that application design, rather than a complete invoice-processing service supplied by the notebook.</w:t>
+        <w:t xml:space="preserve">The invoice example separates reading a value from computing with it. The core creates a fictional invoice from known strings and line items, so the values provide references. The ask function supplies its image and a precise question to a VLM. The score helper checks a substring or first number; inspect the complete reply because the heuristic can accept misleading answers. Independently, Python sums the known fixture line items to EUR 35. This is a worked source-data check, not a complete extraction service. A real application would validate all extracted quantities and prices, compare them with the source and printed total, and route mismatches for review. Correct addition cannot repair an incorrectly extracted amount.</w:t>
       </w:r>
     </w:p>
     <w:p>
@@ -3459,7 +3459,7 @@
         <w:spacing w:after="80" w:line="276"/>
       </w:pPr>
       <w:r>
-        <w:t xml:space="preserve">Suppose visible lines show EUR 10 and EUR 20, with printed total EUR 30.</w:t>
+        <w:t xml:space="preserve">The source lines are 40 × EUR 0.50 = EUR 20 and 2 × EUR 7.50 = EUR 15.</w:t>
       </w:r>
     </w:p>
     <w:p>
@@ -3473,7 +3473,7 @@
         <w:spacing w:after="80" w:line="276"/>
       </w:pPr>
       <w:r>
-        <w:t xml:space="preserve">Ask for each amount separately before computing the total.</w:t>
+        <w:t xml:space="preserve">Ask a precise field question and compare the full reply with the rendered invoice.</w:t>
       </w:r>
     </w:p>
     <w:p>
@@ -3487,7 +3487,7 @@
         <w:spacing w:after="80" w:line="276"/>
       </w:pPr>
       <w:r>
-        <w:t xml:space="preserve">If one extracted amount is EUR 200, valid numeric format still hides a reading error.</w:t>
+        <w:t xml:space="preserve">The known source total is EUR 35; Python computes it independently of model wording.</w:t>
       </w:r>
     </w:p>
     <w:p>
@@ -3501,7 +3501,7 @@
         <w:spacing w:after="80" w:line="276"/>
       </w:pPr>
       <w:r>
-        <w:t xml:space="preserve">Code computes 10 + 20 = 30; review a mismatch with the image.</w:t>
+        <w:t xml:space="preserve">A candidate EUR 200 instead of EUR 20 needs source review even if its type and later arithmetic are valid.</w:t>
       </w:r>
     </w:p>
     <w:p>
@@ -3518,7 +3518,7 @@
         <w:t xml:space="preserve">Check your understanding.</w:t>
       </w:r>
       <w:r>
-        <w:t xml:space="preserve"> Can a correct addition still produce a wrong invoice total?</w:t>
+        <w:t xml:space="preserve"> Correct sum, wrong inputs?</w:t>
       </w:r>
     </w:p>
     <w:p>
@@ -3561,9 +3561,9 @@
         <w:tblLayout w:type="fixed"/>
       </w:tblPr>
       <w:tblGrid>
-        <w:gridCol w:w="1680"/>
-        <w:gridCol w:w="3593"/>
-        <w:gridCol w:w="4139"/>
+        <w:gridCol w:w="3175"/>
+        <w:gridCol w:w="2922"/>
+        <w:gridCol w:w="3315"/>
       </w:tblGrid>
       <w:tr>
         <w:trPr>
@@ -3572,7 +3572,7 @@
         </w:trPr>
         <w:tc>
           <w:tcPr>
-            <w:tcW w:type="dxa" w:w="1680"/>
+            <w:tcW w:type="dxa" w:w="3175"/>
             <w:tcBorders>
               <w:top w:val="single" w:color="D1D5DB" w:sz="4"/>
               <w:left w:val="single" w:color="D1D5DB" w:sz="4"/>
@@ -3603,7 +3603,7 @@
         </w:tc>
         <w:tc>
           <w:tcPr>
-            <w:tcW w:type="dxa" w:w="3593"/>
+            <w:tcW w:type="dxa" w:w="2922"/>
             <w:tcBorders>
               <w:top w:val="single" w:color="D1D5DB" w:sz="4"/>
               <w:left w:val="single" w:color="D1D5DB" w:sz="4"/>
@@ -3634,7 +3634,7 @@
         </w:tc>
         <w:tc>
           <w:tcPr>
-            <w:tcW w:type="dxa" w:w="4139"/>
+            <w:tcW w:type="dxa" w:w="3315"/>
             <w:tcBorders>
               <w:top w:val="single" w:color="D1D5DB" w:sz="4"/>
               <w:left w:val="single" w:color="D1D5DB" w:sz="4"/>
@@ -3670,7 +3670,7 @@
         </w:trPr>
         <w:tc>
           <w:tcPr>
-            <w:tcW w:type="dxa" w:w="1680"/>
+            <w:tcW w:type="dxa" w:w="3175"/>
             <w:tcBorders>
               <w:top w:val="single" w:color="D1D5DB" w:sz="4"/>
               <w:left w:val="single" w:color="D1D5DB" w:sz="4"/>
@@ -3700,7 +3700,7 @@
         </w:tc>
         <w:tc>
           <w:tcPr>
-            <w:tcW w:type="dxa" w:w="3593"/>
+            <w:tcW w:type="dxa" w:w="2922"/>
             <w:tcBorders>
               <w:top w:val="single" w:color="D1D5DB" w:sz="4"/>
               <w:left w:val="single" w:color="D1D5DB" w:sz="4"/>
@@ -3728,7 +3728,7 @@
         </w:tc>
         <w:tc>
           <w:tcPr>
-            <w:tcW w:type="dxa" w:w="4139"/>
+            <w:tcW w:type="dxa" w:w="3315"/>
             <w:tcBorders>
               <w:top w:val="single" w:color="D1D5DB" w:sz="4"/>
               <w:left w:val="single" w:color="D1D5DB" w:sz="4"/>
@@ -3761,7 +3761,7 @@
         </w:trPr>
         <w:tc>
           <w:tcPr>
-            <w:tcW w:type="dxa" w:w="1680"/>
+            <w:tcW w:type="dxa" w:w="3175"/>
             <w:tcBorders>
               <w:top w:val="single" w:color="D1D5DB" w:sz="4"/>
               <w:left w:val="single" w:color="D1D5DB" w:sz="4"/>
@@ -3791,7 +3791,7 @@
         </w:tc>
         <w:tc>
           <w:tcPr>
-            <w:tcW w:type="dxa" w:w="3593"/>
+            <w:tcW w:type="dxa" w:w="2922"/>
             <w:tcBorders>
               <w:top w:val="single" w:color="D1D5DB" w:sz="4"/>
               <w:left w:val="single" w:color="D1D5DB" w:sz="4"/>
@@ -3819,7 +3819,7 @@
         </w:tc>
         <w:tc>
           <w:tcPr>
-            <w:tcW w:type="dxa" w:w="4139"/>
+            <w:tcW w:type="dxa" w:w="3315"/>
             <w:tcBorders>
               <w:top w:val="single" w:color="D1D5DB" w:sz="4"/>
               <w:left w:val="single" w:color="D1D5DB" w:sz="4"/>
@@ -3852,7 +3852,7 @@
         </w:trPr>
         <w:tc>
           <w:tcPr>
-            <w:tcW w:type="dxa" w:w="1680"/>
+            <w:tcW w:type="dxa" w:w="3175"/>
             <w:tcBorders>
               <w:top w:val="single" w:color="D1D5DB" w:sz="4"/>
               <w:left w:val="single" w:color="D1D5DB" w:sz="4"/>
@@ -3882,7 +3882,7 @@
         </w:tc>
         <w:tc>
           <w:tcPr>
-            <w:tcW w:type="dxa" w:w="3593"/>
+            <w:tcW w:type="dxa" w:w="2922"/>
             <w:tcBorders>
               <w:top w:val="single" w:color="D1D5DB" w:sz="4"/>
               <w:left w:val="single" w:color="D1D5DB" w:sz="4"/>
@@ -3910,7 +3910,7 @@
         </w:tc>
         <w:tc>
           <w:tcPr>
-            <w:tcW w:type="dxa" w:w="4139"/>
+            <w:tcW w:type="dxa" w:w="3315"/>
             <w:tcBorders>
               <w:top w:val="single" w:color="D1D5DB" w:sz="4"/>
               <w:left w:val="single" w:color="D1D5DB" w:sz="4"/>
@@ -3943,7 +3943,7 @@
         </w:trPr>
         <w:tc>
           <w:tcPr>
-            <w:tcW w:type="dxa" w:w="1680"/>
+            <w:tcW w:type="dxa" w:w="3175"/>
             <w:tcBorders>
               <w:top w:val="single" w:color="D1D5DB" w:sz="4"/>
               <w:left w:val="single" w:color="D1D5DB" w:sz="4"/>
@@ -3967,13 +3967,13 @@
                 <w:sz w:val="20"/>
                 <w:szCs w:val="20"/>
               </w:rPr>
-              <w:t xml:space="preserve">edits</w:t>
-            </w:r>
-          </w:p>
-        </w:tc>
-        <w:tc>
-          <w:tcPr>
-            <w:tcW w:type="dxa" w:w="3593"/>
+              <w:t xml:space="preserve">make_edits</w:t>
+            </w:r>
+          </w:p>
+        </w:tc>
+        <w:tc>
+          <w:tcPr>
+            <w:tcW w:type="dxa" w:w="2922"/>
             <w:tcBorders>
               <w:top w:val="single" w:color="D1D5DB" w:sz="4"/>
               <w:left w:val="single" w:color="D1D5DB" w:sz="4"/>
@@ -3995,13 +3995,13 @@
                 <w:sz w:val="20"/>
                 <w:szCs w:val="20"/>
               </w:rPr>
-              <w:t xml:space="preserve">Compare image editing at three strengths.</w:t>
-            </w:r>
-          </w:p>
-        </w:tc>
-        <w:tc>
-          <w:tcPr>
-            <w:tcW w:type="dxa" w:w="4139"/>
+              <w:t xml:space="preserve">Vary strength while preserving source, prompt and seed.</w:t>
+            </w:r>
+          </w:p>
+        </w:tc>
+        <w:tc>
+          <w:tcPr>
+            <w:tcW w:type="dxa" w:w="3315"/>
             <w:tcBorders>
               <w:top w:val="single" w:color="D1D5DB" w:sz="4"/>
               <w:left w:val="single" w:color="D1D5DB" w:sz="4"/>
@@ -4023,7 +4023,7 @@
                 <w:sz w:val="20"/>
                 <w:szCs w:val="20"/>
               </w:rPr>
-              <w:t xml:space="preserve">Observe scene preservation and change across the output strip.</w:t>
+              <w:t xml:space="preserve">Run the lightweight semantic probe; inspect fresh or archived edits separately.</w:t>
             </w:r>
           </w:p>
         </w:tc>
@@ -4034,7 +4034,7 @@
         </w:trPr>
         <w:tc>
           <w:tcPr>
-            <w:tcW w:type="dxa" w:w="1680"/>
+            <w:tcW w:type="dxa" w:w="3175"/>
             <w:tcBorders>
               <w:top w:val="single" w:color="D1D5DB" w:sz="4"/>
               <w:left w:val="single" w:color="D1D5DB" w:sz="4"/>
@@ -4064,7 +4064,7 @@
         </w:tc>
         <w:tc>
           <w:tcPr>
-            <w:tcW w:type="dxa" w:w="3593"/>
+            <w:tcW w:type="dxa" w:w="2922"/>
             <w:tcBorders>
               <w:top w:val="single" w:color="D1D5DB" w:sz="4"/>
               <w:left w:val="single" w:color="D1D5DB" w:sz="4"/>
@@ -4092,7 +4092,7 @@
         </w:tc>
         <w:tc>
           <w:tcPr>
-            <w:tcW w:type="dxa" w:w="4139"/>
+            <w:tcW w:type="dxa" w:w="3315"/>
             <w:tcBorders>
               <w:top w:val="single" w:color="D1D5DB" w:sz="4"/>
               <w:left w:val="single" w:color="D1D5DB" w:sz="4"/>
@@ -4114,7 +4114,7 @@
                 <w:sz w:val="20"/>
                 <w:szCs w:val="20"/>
               </w:rPr>
-              <w:t xml:space="preserve">Compare own-prompt scores with other-prompt scores without treating them as probabilities.</w:t>
+              <w:t xml:space="preserve">In the optional extension, compare own/other prompts; inspect archived scores in the core without treating them as probabilities.</w:t>
             </w:r>
           </w:p>
         </w:tc>
@@ -4125,7 +4125,7 @@
         </w:trPr>
         <w:tc>
           <w:tcPr>
-            <w:tcW w:type="dxa" w:w="1680"/>
+            <w:tcW w:type="dxa" w:w="3175"/>
             <w:tcBorders>
               <w:top w:val="single" w:color="D1D5DB" w:sz="4"/>
               <w:left w:val="single" w:color="D1D5DB" w:sz="4"/>
@@ -4155,7 +4155,7 @@
         </w:tc>
         <w:tc>
           <w:tcPr>
-            <w:tcW w:type="dxa" w:w="3593"/>
+            <w:tcW w:type="dxa" w:w="2922"/>
             <w:tcBorders>
               <w:top w:val="single" w:color="D1D5DB" w:sz="4"/>
               <w:left w:val="single" w:color="D1D5DB" w:sz="4"/>
@@ -4183,7 +4183,7 @@
         </w:tc>
         <w:tc>
           <w:tcPr>
-            <w:tcW w:type="dxa" w:w="4139"/>
+            <w:tcW w:type="dxa" w:w="3315"/>
             <w:tcBorders>
               <w:top w:val="single" w:color="D1D5DB" w:sz="4"/>
               <w:left w:val="single" w:color="D1D5DB" w:sz="4"/>
@@ -4205,7 +4205,98 @@
                 <w:sz w:val="20"/>
                 <w:szCs w:val="20"/>
               </w:rPr>
-              <w:t xml:space="preserve">Read the speech table and listen to tts_example.wav.</w:t>
+              <w:t xml:space="preserve">Trace substitution, insertion and deletion costs; listen to tts_example.wav only if the optional speech route ran.</w:t>
+            </w:r>
+          </w:p>
+        </w:tc>
+      </w:tr>
+      <w:tr>
+        <w:trPr>
+          <w:cantSplit/>
+        </w:trPr>
+        <w:tc>
+          <w:tcPr>
+            <w:tcW w:type="dxa" w:w="3175"/>
+            <w:tcBorders>
+              <w:top w:val="single" w:color="D1D5DB" w:sz="4"/>
+              <w:left w:val="single" w:color="D1D5DB" w:sz="4"/>
+              <w:bottom w:val="single" w:color="D1D5DB" w:sz="4"/>
+              <w:right w:val="single" w:color="D1D5DB" w:sz="4"/>
+            </w:tcBorders>
+            <w:shd w:fill="EEF0FF" w:color="auto" w:val="clear"/>
+            <w:tcMar>
+              <w:top w:type="dxa" w:w="80"/>
+              <w:left w:type="dxa" w:w="120"/>
+              <w:bottom w:type="dxa" w:w="80"/>
+              <w:right w:type="dxa" w:w="120"/>
+            </w:tcMar>
+            <w:vAlign w:val="top"/>
+          </w:tcPr>
+          <w:p>
+            <w:r>
+              <w:rPr>
+                <w:b/>
+                <w:bCs/>
+                <w:sz w:val="20"/>
+                <w:szCs w:val="20"/>
+              </w:rPr>
+              <w:t xml:space="preserve">synthesise_and_transcribe</w:t>
+            </w:r>
+          </w:p>
+        </w:tc>
+        <w:tc>
+          <w:tcPr>
+            <w:tcW w:type="dxa" w:w="2922"/>
+            <w:tcBorders>
+              <w:top w:val="single" w:color="D1D5DB" w:sz="4"/>
+              <w:left w:val="single" w:color="D1D5DB" w:sz="4"/>
+              <w:bottom w:val="single" w:color="D1D5DB" w:sz="4"/>
+              <w:right w:val="single" w:color="D1D5DB" w:sz="4"/>
+            </w:tcBorders>
+            <w:shd w:fill="EEF0FF" w:color="auto" w:val="clear"/>
+            <w:tcMar>
+              <w:top w:type="dxa" w:w="80"/>
+              <w:left w:type="dxa" w:w="120"/>
+              <w:bottom w:type="dxa" w:w="80"/>
+              <w:right w:type="dxa" w:w="120"/>
+            </w:tcMar>
+            <w:vAlign w:val="top"/>
+          </w:tcPr>
+          <w:p>
+            <w:r>
+              <w:rPr>
+                <w:sz w:val="20"/>
+                <w:szCs w:val="20"/>
+              </w:rPr>
+              <w:t xml:space="preserve">Preserve the generated waveform and its true sampling rate through ASR.</w:t>
+            </w:r>
+          </w:p>
+        </w:tc>
+        <w:tc>
+          <w:tcPr>
+            <w:tcW w:type="dxa" w:w="3315"/>
+            <w:tcBorders>
+              <w:top w:val="single" w:color="D1D5DB" w:sz="4"/>
+              <w:left w:val="single" w:color="D1D5DB" w:sz="4"/>
+              <w:bottom w:val="single" w:color="D1D5DB" w:sz="4"/>
+              <w:right w:val="single" w:color="D1D5DB" w:sz="4"/>
+            </w:tcBorders>
+            <w:shd w:fill="EEF0FF" w:color="auto" w:val="clear"/>
+            <w:tcMar>
+              <w:top w:type="dxa" w:w="80"/>
+              <w:left w:type="dxa" w:w="120"/>
+              <w:bottom w:type="dxa" w:w="80"/>
+              <w:right w:type="dxa" w:w="120"/>
+            </w:tcMar>
+            <w:vAlign w:val="top"/>
+          </w:tcPr>
+          <w:p>
+            <w:r>
+              <w:rPr>
+                <w:sz w:val="20"/>
+                <w:szCs w:val="20"/>
+              </w:rPr>
+              <w:t xml:space="preserve">The semantic probe checks actual samples, non-default rate and stripped transcript; real quality needs optional inference/listening.</w:t>
             </w:r>
           </w:p>
         </w:tc>
@@ -4579,7 +4670,7 @@
       <w:r>
         <w:drawing>
           <wp:inline distT="0" distB="0" distL="0" distR="0">
-            <wp:extent cx="5334000" cy="1190625"/>
+            <wp:extent cx="5334000" cy="1276350"/>
             <wp:effectExtent t="0" r="0" b="0" l="0"/>
             <wp:docPr id="7" name="Modular vs natively multimodal" descr="Modular vs natively multimodal" title="Modular vs natively multimodal"/>
             <wp:cNvGraphicFramePr>
@@ -4604,7 +4695,7 @@
                   <pic:spPr bwMode="auto">
                     <a:xfrm>
                       <a:off x="0" y="0"/>
-                      <a:ext cx="5334000" cy="1190625"/>
+                      <a:ext cx="5334000" cy="1276350"/>
                     </a:xfrm>
                     <a:prstGeom prst="rect">
                       <a:avLst/>
@@ -5560,7 +5651,7 @@
           <w:b/>
           <w:bCs/>
         </w:rPr>
-        <w:t xml:space="preserve">Real captions (lab run):</w:t>
+        <w:t xml:space="preserve">Archived captions (Qwen3-VL-2B, CPU; asset date not recorded):</w:t>
       </w:r>
       <w:r>
         <w:t xml:space="preserve"> temple: “A traditional Chinese pagoda with red walls and orange-tiled roofs stands majestically on a hill overlooking…”; flower: “A close-up of a vibrant, peach-colored dahlia flower with a soft, blurred green background.”</w:t>
@@ -5594,7 +5685,7 @@
           <w:b/>
           <w:bCs/>
         </w:rPr>
-        <w:t xml:space="preserve">Cross-modal reasoning, measured.</w:t>
+        <w:t xml:space="preserve">Archived cross-modal reasoning, measured.</w:t>
       </w:r>
       <w:r>
         <w:t xml:space="preserve"> The lab generates a bar chart and an invoice image, so the correct answers are known exactly (the busiest day, a single value, a total that requires adding five bars, the invoice number, the total due, the customer). </w:t>
@@ -5806,7 +5897,7 @@
       <w:r>
         <w:drawing>
           <wp:inline distT="0" distB="0" distL="0" distR="0">
-            <wp:extent cx="5334000" cy="1047750"/>
+            <wp:extent cx="5334000" cy="1123950"/>
             <wp:effectExtent t="0" r="0" b="0" l="0"/>
             <wp:docPr id="9" name="A typical VLM training pipeline" descr="A typical VLM training pipeline" title="A typical VLM training pipeline"/>
             <wp:cNvGraphicFramePr>
@@ -5831,7 +5922,7 @@
                   <pic:spPr bwMode="auto">
                     <a:xfrm>
                       <a:off x="0" y="0"/>
-                      <a:ext cx="5334000" cy="1047750"/>
+                      <a:ext cx="5334000" cy="1123950"/>
                     </a:xfrm>
                     <a:prstGeom prst="rect">
                       <a:avLst/>
@@ -6805,10 +6896,10 @@
           <w:b/>
           <w:bCs/>
         </w:rPr>
-        <w:t xml:space="preserve">Text → image (real).</w:t>
-      </w:r>
-      <w:r>
-        <w:t xml:space="preserve"> SD-Turbo is a distilled model: two steps, no classifier-free guidance, a second or two per 512 × 512 image on a GPU. </w:t>
+        <w:t xml:space="preserve">Archived text → image.</w:t>
+      </w:r>
+      <w:r>
+        <w:t xml:space="preserve"> SD-Turbo is a distilled model: the stored experiment used two steps, zero guidance and 512 × 512 outputs. This figure has no per-image runtime claim. </w:t>
       </w:r>
       <w:r>
         <w:rPr>
@@ -6895,7 +6986,7 @@
           <w:b/>
           <w:bCs/>
         </w:rPr>
-        <w:t xml:space="preserve">Image-to-image (real).</w:t>
+        <w:t xml:space="preserve">Archived image-to-image.</w:t>
       </w:r>
       <w:r>
         <w:t xml:space="preserve"> Strength controls how much starting noise the pipeline adds before denoising. A lower value tends to retain more original structure; a higher one allows greater change. This scheduler derives effective steps from steps times strength, with rounding. Inspect the outputs rather than assuming a setting guarantees a particular result.</w:t>
@@ -7012,7 +7103,7 @@
           <w:b/>
           <w:bCs/>
         </w:rPr>
-        <w:t xml:space="preserve">Lab round trip (MMS-TTS → Whisper):</w:t>
+        <w:t xml:space="preserve">Archived round trip (MMS-TTS → Whisper):</w:t>
       </w:r>
       <w:r>
         <w:t xml:space="preserve"> mean WER 7.5% over 3 sentences (e.g. “The lab opens at nine in the morning.” → “The lab opens at 9 in the morning.”).</w:t>
@@ -7805,7 +7896,7 @@
           <w:b/>
           <w:bCs/>
         </w:rPr>
-        <w:t xml:space="preserve">Lab probe:</w:t>
+        <w:t xml:space="preserve">Archived classroom probe:</w:t>
       </w:r>
       <w:r>
         <w:t xml:space="preserve"> Qwen3-VL-2B-Instruct: 6 of 6 yes/no probes correct; it said “yes” to 0 of 4 absent objects or fields. Mitigations: higher resolution; "answer only from what is visible"; extraction with verification; preference training against hallucination.</w:t>
@@ -8008,7 +8099,7 @@
       <w:r>
         <w:drawing>
           <wp:inline distT="0" distB="0" distL="0" distR="0">
-            <wp:extent cx="5334000" cy="1228725"/>
+            <wp:extent cx="5334000" cy="1314450"/>
             <wp:effectExtent t="0" r="0" b="0" l="0"/>
             <wp:docPr id="13" name="Provenance layers and their weaknesses" descr="Provenance layers and their weaknesses" title="Provenance layers and their weaknesses"/>
             <wp:cNvGraphicFramePr>
@@ -8033,7 +8124,7 @@
                   <pic:spPr bwMode="auto">
                     <a:xfrm>
                       <a:off x="0" y="0"/>
-                      <a:ext cx="5334000" cy="1228725"/>
+                      <a:ext cx="5334000" cy="1314450"/>
                     </a:xfrm>
                     <a:prstGeom prst="rect">
                       <a:avLst/>
@@ -8565,7 +8656,7 @@
       <w:r>
         <w:t xml:space="preserve"> Article 50 applies from 2 August 2026. Providers generally disclose direct AI interaction unless obvious, and must machine-mark synthetic outputs under Article 50(2), subject to exceptions including standard editing. Deployers disclose deepfakes and certain public-interest text; the text rule includes a human-review/editorial exception. </w:t>
       </w:r>
-      <w:hyperlink w:history="1" r:id="rIdwf-3vmvnvue0jwljheo6s">
+      <w:hyperlink w:history="1" r:id="rIdtm3c3wtiryt8o-xpiu5im">
         <w:r>
           <w:rPr>
             <w:color w:val="4F46E5"/>
@@ -8577,7 +8668,7 @@
       <w:r>
         <w:t xml:space="preserve">. Systems marketed before 2 August 2026 have until 2 December 2026 for the Article 50(2) marking/detection duty only. </w:t>
       </w:r>
-      <w:hyperlink w:history="1" r:id="rId5mnl4guach8-b5jttaman">
+      <w:hyperlink w:history="1" r:id="rId0m0ccd8ug5k6xynjj-eri">
         <w:r>
           <w:rPr>
             <w:color w:val="4F46E5"/>
@@ -9474,10 +9565,10 @@
           <w:b/>
           <w:bCs/>
         </w:rPr>
-        <w:t xml:space="preserve">Runtime:</w:t>
-      </w:r>
-      <w:r>
-        <w:t xml:space="preserve"> Colab T4 GPU with Qwen3-VL-2B-Instruct, SD-Turbo, CLIP ViT-B/32, MMS-TTS and Whisper base. On CPU the notebook automatically uses SmolVLM-256M-Instruct; set the environment variable </w:t>
+        <w:t xml:space="preserve">Before the lab:</w:t>
+      </w:r>
+      <w:r>
+        <w:t xml:space="preserve"> open the notebook in free Google Colab with a Python runtime, or in local VS Code with the course kernel. Run the pinned installation and single injected setup once. CPU is the default; leave </w:t>
       </w:r>
       <w:r>
         <w:rPr>
@@ -9486,10 +9577,10 @@
           <w:sz w:val="20"/>
           <w:szCs w:val="20"/>
         </w:rPr>
-        <w:t xml:space="preserve">GENAI_VLM</w:t>
-      </w:r>
-      <w:r>
-        <w:t xml:space="preserve"> to choose another model. The stored results come from the laptop CPU used to check this pack (9 October 2026), with Qwen3-VL-2B-Instruct chosen through </w:t>
+        <w:t xml:space="preserve">USE_GPU</w:t>
+      </w:r>
+      <w:r>
+        <w:t xml:space="preserve">, </w:t>
       </w:r>
       <w:r>
         <w:rPr>
@@ -9498,50 +9589,10 @@
           <w:sz w:val="20"/>
           <w:szCs w:val="20"/>
         </w:rPr>
-        <w:t xml:space="preserve">GENAI_VLM</w:t>
-      </w:r>
-      <w:r>
-        <w:t xml:space="preserve">: the full notebook took about 7 minutes with the models and data already downloaded. The 4 GB laptop GPU was not used for this week. The GPU path was not timed. Models are downloaded from the Hugging Face Hub; no API key is needed. </w:t>
-      </w:r>
-      <w:r>
-        <w:rPr>
-          <w:b/>
-          <w:bCs/>
-        </w:rPr>
-        <w:t xml:space="preserve">Hand-in:</w:t>
-      </w:r>
-      <w:r>
-        <w:t xml:space="preserve"> QA accuracy table, hallucination probe, generated images with CLIP scores, speech WER table, three written answers.</w:t>
-      </w:r>
-    </w:p>
-    <w:p>
-      <w:pPr>
-        <w:pStyle w:val="Heading2"/>
-        <w:keepNext/>
-      </w:pPr>
-      <w:r>
-        <w:t xml:space="preserve">TODOs</w:t>
-      </w:r>
-    </w:p>
-    <w:p>
-      <w:pPr>
-        <w:pStyle w:val="ListParagraph"/>
-        <w:keepLines/>
-        <w:numPr>
-          <w:ilvl w:val="0"/>
-          <w:numId w:val="13"/>
-        </w:numPr>
-        <w:spacing w:after="80" w:line="276"/>
-      </w:pPr>
-      <w:r>
-        <w:rPr>
-          <w:b/>
-          <w:bCs/>
-        </w:rPr>
-        <w:t xml:space="preserve">TODO 1</w:t>
-      </w:r>
-      <w:r>
-        <w:t xml:space="preserve"> </w:t>
+        <w:t xml:space="preserve">USE_GEMINI</w:t>
+      </w:r>
+      <w:r>
+        <w:t xml:space="preserve"> and </w:t>
       </w:r>
       <w:r>
         <w:rPr>
@@ -9550,28 +9601,72 @@
           <w:sz w:val="20"/>
           <w:szCs w:val="20"/>
         </w:rPr>
-        <w:t xml:space="preserve">score(answer, gold)</w:t>
-      </w:r>
-      <w:r>
-        <w:t xml:space="preserve">: for numeric reference answers, compare the first number found in the answer; otherwise check that the normalised gold string appears in the answer.</w:t>
-      </w:r>
-    </w:p>
-    <w:p>
-      <w:pPr>
-        <w:pStyle w:val="ListParagraph"/>
-        <w:keepLines/>
-        <w:numPr>
-          <w:ilvl w:val="0"/>
-          <w:numId w:val="13"/>
-        </w:numPr>
-        <w:spacing w:after="80" w:line="276"/>
-      </w:pPr>
-      <w:r>
-        <w:rPr>
-          <w:b/>
-          <w:bCs/>
-        </w:rPr>
-        <w:t xml:space="preserve">TODO 2</w:t>
+        <w:t xml:space="preserve">USE_OPENAI</w:t>
+      </w:r>
+      <w:r>
+        <w:t xml:space="preserve"> disabled for the complete local core.</w:t>
+      </w:r>
+    </w:p>
+    <w:p>
+      <w:pPr>
+        <w:keepNext w:val="false"/>
+        <w:keepLines/>
+        <w:spacing w:after="140" w:line="288"/>
+      </w:pPr>
+      <w:r>
+        <w:rPr>
+          <w:b/>
+          <w:bCs/>
+        </w:rPr>
+        <w:t xml:space="preserve">Current CPU core:</w:t>
+      </w:r>
+      <w:r>
+        <w:t xml:space="preserve"> SmolVLM-256M-Instruct; float32; maximum input side 384 pixels; at most 32 generated tokens per answer; two captions, three reading questions and two yes/no probes. It also computes known totals, runs semantic TODO probes, executes the real word-edit WER algorithm and resaves honest metadata. The design target is at most 15 minutes of cached CPU waiting. Initial installs and checkpoint downloads are additional.</w:t>
+      </w:r>
+    </w:p>
+    <w:p>
+      <w:pPr>
+        <w:keepNext w:val="false"/>
+        <w:keepLines/>
+        <w:spacing w:after="140" w:line="288"/>
+      </w:pPr>
+      <w:r>
+        <w:rPr>
+          <w:b/>
+          <w:bCs/>
+        </w:rPr>
+        <w:t xml:space="preserve">Measured local core:</w:t>
+      </w:r>
+      <w:r>
+        <w:t xml:space="preserve"> 2.9 minutes on 11 October 2026, using 4 CPU threads. Installation, downloads, widgets and optional stretch/API calls are excluded. This is a local run, not a timed Colab run. SmolVLM-256M-Instruct: 2/3 labelled questions correct. | Question | Reference | Answer | Correct |
+|---|---|---|---|
+| Which day had the most tickets? Answer with the day onl | tue | Tue. | yes |
+| How many tickets were there on Thursday? Answer with a  | 25 | 29. | no |
+| What is the invoice number? Answer with the number only | 2027-0415 | 2027-0415 | yes |</w:t>
+      </w:r>
+    </w:p>
+    <w:p>
+      <w:pPr>
+        <w:keepNext w:val="false"/>
+        <w:keepLines/>
+        <w:spacing w:after="140" w:line="288"/>
+      </w:pPr>
+      <w:r>
+        <w:t xml:space="preserve">Two object probes are a small diagnostic, not a POPE benchmark. Caption fluency does not establish factual support.</w:t>
+      </w:r>
+    </w:p>
+    <w:p>
+      <w:pPr>
+        <w:keepNext w:val="false"/>
+        <w:keepLines/>
+        <w:spacing w:after="140" w:line="288"/>
+      </w:pPr>
+      <w:r>
+        <w:rPr>
+          <w:b/>
+          <w:bCs/>
+        </w:rPr>
+        <w:t xml:space="preserve">Optional extensions:</w:t>
       </w:r>
       <w:r>
         <w:t xml:space="preserve"> </w:t>
@@ -9583,10 +9678,10 @@
           <w:sz w:val="20"/>
           <w:szCs w:val="20"/>
         </w:rPr>
-        <w:t xml:space="preserve">AutoPipelineForImage2Image.from_pipe(t2i)</w:t>
-      </w:r>
-      <w:r>
-        <w:t xml:space="preserve"> and call it at strengths 0.3, 0.6, 0.9 with </w:t>
+        <w:t xml:space="preserve">RUN_STRETCH = False</w:t>
+      </w:r>
+      <w:r>
+        <w:t xml:space="preserve"> keeps SD-Turbo generation/editing, CLIP inference and MMS-TTS/Whisper inference disabled. Their original implementations remain available behind that switch. The core inspects stored image strips and transcript examples. </w:t>
       </w:r>
       <w:r>
         <w:rPr>
@@ -9595,10 +9690,27 @@
           <w:sz w:val="20"/>
           <w:szCs w:val="20"/>
         </w:rPr>
-        <w:t xml:space="preserve">num_inference_steps=4</w:t>
-      </w:r>
-      <w:r>
-        <w:t xml:space="preserve">, </w:t>
+        <w:t xml:space="preserve">GENAI_VLM</w:t>
+      </w:r>
+      <w:r>
+        <w:t xml:space="preserve"> is an instructor override: changing it changes the experiment and requires separate recording and timing. A GPU may help extensions, but is optional; the current core does not choose it automatically.</w:t>
+      </w:r>
+    </w:p>
+    <w:p>
+      <w:pPr>
+        <w:keepNext w:val="false"/>
+        <w:keepLines/>
+        <w:spacing w:after="140" w:line="288"/>
+      </w:pPr>
+      <w:r>
+        <w:rPr>
+          <w:b/>
+          <w:bCs/>
+        </w:rPr>
+        <w:t xml:space="preserve">Optional text comparison:</w:t>
+      </w:r>
+      <w:r>
+        <w:t xml:space="preserve"> choose exactly one shared </w:t>
       </w:r>
       <w:r>
         <w:rPr>
@@ -9607,31 +9719,10 @@
           <w:sz w:val="20"/>
           <w:szCs w:val="20"/>
         </w:rPr>
-        <w:t xml:space="preserve">guidance_scale=0.0</w:t>
-      </w:r>
-      <w:r>
-        <w:t xml:space="preserve">.</w:t>
-      </w:r>
-    </w:p>
-    <w:p>
-      <w:pPr>
-        <w:pStyle w:val="ListParagraph"/>
-        <w:keepLines/>
-        <w:numPr>
-          <w:ilvl w:val="0"/>
-          <w:numId w:val="13"/>
-        </w:numPr>
-        <w:spacing w:after="80" w:line="276"/>
-      </w:pPr>
-      <w:r>
-        <w:rPr>
-          <w:b/>
-          <w:bCs/>
-        </w:rPr>
-        <w:t xml:space="preserve">TODO 3</w:t>
-      </w:r>
-      <w:r>
-        <w:t xml:space="preserve"> </w:t>
+        <w:t xml:space="preserve">USE_GEMINI</w:t>
+      </w:r>
+      <w:r>
+        <w:t xml:space="preserve"> or </w:t>
       </w:r>
       <w:r>
         <w:rPr>
@@ -9640,10 +9731,10 @@
           <w:sz w:val="20"/>
           <w:szCs w:val="20"/>
         </w:rPr>
-        <w:t xml:space="preserve">tts(**tts_tok(s, return_tensors="pt")).waveform</w:t>
-      </w:r>
-      <w:r>
-        <w:t xml:space="preserve">, then </w:t>
+        <w:t xml:space="preserve">USE_OPENAI</w:t>
+      </w:r>
+      <w:r>
+        <w:t xml:space="preserve"> switch only if wanted. </w:t>
       </w:r>
       <w:r>
         <w:rPr>
@@ -9652,31 +9743,10 @@
           <w:sz w:val="20"/>
           <w:szCs w:val="20"/>
         </w:rPr>
-        <w:t xml:space="preserve">asr({"raw": wav, "sampling_rate": sr})["text"]</w:t>
-      </w:r>
-      <w:r>
-        <w:t xml:space="preserve">, then WER.</w:t>
-      </w:r>
-    </w:p>
-    <w:p>
-      <w:pPr>
-        <w:pStyle w:val="ListParagraph"/>
-        <w:keepLines/>
-        <w:numPr>
-          <w:ilvl w:val="0"/>
-          <w:numId w:val="13"/>
-        </w:numPr>
-        <w:spacing w:after="80" w:line="276"/>
-      </w:pPr>
-      <w:r>
-        <w:rPr>
-          <w:b/>
-          <w:bCs/>
-        </w:rPr>
-        <w:t xml:space="preserve">TODO 4</w:t>
-      </w:r>
-      <w:r>
-        <w:t xml:space="preserve"> add </w:t>
+        <w:t xml:space="preserve">ask_model</w:t>
+      </w:r>
+      <w:r>
+        <w:t xml:space="preserve"> uses Colab Secrets or environment variables; local users may choose a private </w:t>
       </w:r>
       <w:r>
         <w:rPr>
@@ -9685,10 +9755,10 @@
           <w:sz w:val="20"/>
           <w:szCs w:val="20"/>
         </w:rPr>
-        <w:t xml:space="preserve">ai_generated</w:t>
-      </w:r>
-      <w:r>
-        <w:t xml:space="preserve">, </w:t>
+        <w:t xml:space="preserve">.env</w:t>
+      </w:r>
+      <w:r>
+        <w:t xml:space="preserve"> through </w:t>
       </w:r>
       <w:r>
         <w:rPr>
@@ -9697,10 +9767,27 @@
           <w:sz w:val="20"/>
           <w:szCs w:val="20"/>
         </w:rPr>
-        <w:t xml:space="preserve">model</w:t>
-      </w:r>
-      <w:r>
-        <w:t xml:space="preserve"> and </w:t>
+        <w:t xml:space="preserve">LOCAL_ENV_FILE</w:t>
+      </w:r>
+      <w:r>
+        <w:t xml:space="preserve">. Keys are never displayed or placed in notebooks. Availability follows the account and provider terms; OpenAI API charges are separate from ChatGPT subscriptions. The one request contains fictional amounts, and a complete local calculation remains if the API is disabled or unavailable. No provider or image-upload service is required.</w:t>
+      </w:r>
+    </w:p>
+    <w:p>
+      <w:pPr>
+        <w:keepNext w:val="false"/>
+        <w:keepLines/>
+        <w:spacing w:after="140" w:line="288"/>
+      </w:pPr>
+      <w:r>
+        <w:rPr>
+          <w:b/>
+          <w:bCs/>
+        </w:rPr>
+        <w:t xml:space="preserve">Historical runtime record:</w:t>
+      </w:r>
+      <w:r>
+        <w:t xml:space="preserve"> the ledger records 416.0 seconds on a laptop CPU for the earlier full notebook, starting 9 October 2026 at 21:26:31 UTC, with Qwen3-VL-2B selected through </w:t>
       </w:r>
       <w:r>
         <w:rPr>
@@ -9709,10 +9796,10 @@
           <w:sz w:val="20"/>
           <w:szCs w:val="20"/>
         </w:rPr>
-        <w:t xml:space="preserve">prompt</w:t>
-      </w:r>
-      <w:r>
-        <w:t xml:space="preserve"> text fields to </w:t>
+        <w:t xml:space="preserve">GENAI_VLM</w:t>
+      </w:r>
+      <w:r>
+        <w:t xml:space="preserve"> and cached models. Its notebook SHA-256 was </w:t>
       </w:r>
       <w:r>
         <w:rPr>
@@ -9721,10 +9808,104 @@
           <w:sz w:val="20"/>
           <w:szCs w:val="20"/>
         </w:rPr>
-        <w:t xml:space="preserve">PngInfo</w:t>
-      </w:r>
-      <w:r>
-        <w:t xml:space="preserve">, save, reload, and observe that re-saving as JPEG drops them.</w:t>
+        <w:t xml:space="preserve">4c77bd1c6d11624eead9ea4470f222fc51119be28cdaebe25c28d1ef1ad57d5e</w:t>
+      </w:r>
+      <w:r>
+        <w:t xml:space="preserve">. This record describes that earlier notebook, not the revised SmolVLM core. The results JSON identifies Qwen3-VL-2B and CPU but does not record an asset date; the asset date is not inferred from this timing record.</w:t>
+      </w:r>
+    </w:p>
+    <w:p>
+      <w:pPr>
+        <w:keepNext w:val="false"/>
+        <w:keepLines/>
+        <w:spacing w:after="140" w:line="288"/>
+      </w:pPr>
+      <w:r>
+        <w:rPr>
+          <w:b/>
+          <w:bCs/>
+        </w:rPr>
+        <w:t xml:space="preserve">Instructor export:</w:t>
+      </w:r>
+      <w:r>
+        <w:t xml:space="preserve"> set </w:t>
+      </w:r>
+      <w:r>
+        <w:rPr>
+          <w:rFonts w:ascii="Consolas" w:cs="Consolas" w:eastAsia="Consolas" w:hAnsi="Consolas"/>
+          <w:color w:val="4F46E5"/>
+          <w:sz w:val="20"/>
+          <w:szCs w:val="20"/>
+        </w:rPr>
+        <w:t xml:space="preserve">GENAI_RESULTS_PATH</w:t>
+      </w:r>
+      <w:r>
+        <w:t xml:space="preserve"> to a distinct </w:t>
+      </w:r>
+      <w:r>
+        <w:rPr>
+          <w:rFonts w:ascii="Consolas" w:cs="Consolas" w:eastAsia="Consolas" w:hAnsi="Consolas"/>
+          <w:color w:val="4F46E5"/>
+          <w:sz w:val="20"/>
+          <w:szCs w:val="20"/>
+        </w:rPr>
+        <w:t xml:space="preserve">results_cpu_core.json</w:t>
+      </w:r>
+      <w:r>
+        <w:t xml:space="preserve"> when measuring the current core. Its existing result keys remain, with empty image/speech extension tables and an explicit </w:t>
+      </w:r>
+      <w:r>
+        <w:rPr>
+          <w:rFonts w:ascii="Consolas" w:cs="Consolas" w:eastAsia="Consolas" w:hAnsi="Consolas"/>
+          <w:color w:val="4F46E5"/>
+          <w:sz w:val="20"/>
+          <w:szCs w:val="20"/>
+        </w:rPr>
+        <w:t xml:space="preserve">run_kind=core</w:t>
+      </w:r>
+      <w:r>
+        <w:t xml:space="preserve">. The original </w:t>
+      </w:r>
+      <w:r>
+        <w:rPr>
+          <w:rFonts w:ascii="Consolas" w:cs="Consolas" w:eastAsia="Consolas" w:hAnsi="Consolas"/>
+          <w:color w:val="4F46E5"/>
+          <w:sz w:val="20"/>
+          <w:szCs w:val="20"/>
+        </w:rPr>
+        <w:t xml:space="preserve">results.json</w:t>
+      </w:r>
+      <w:r>
+        <w:t xml:space="preserve">, </w:t>
+      </w:r>
+      <w:r>
+        <w:rPr>
+          <w:rFonts w:ascii="Consolas" w:cs="Consolas" w:eastAsia="Consolas" w:hAnsi="Consolas"/>
+          <w:color w:val="4F46E5"/>
+          <w:sz w:val="20"/>
+          <w:szCs w:val="20"/>
+        </w:rPr>
+        <w:t xml:space="preserve">fill.json</w:t>
+      </w:r>
+      <w:r>
+        <w:t xml:space="preserve"> and image bytes remain archived; do not harvest a core run as full extension evidence.</w:t>
+      </w:r>
+    </w:p>
+    <w:p>
+      <w:pPr>
+        <w:keepNext w:val="false"/>
+        <w:keepLines/>
+        <w:spacing w:after="140" w:line="288"/>
+      </w:pPr>
+      <w:r>
+        <w:rPr>
+          <w:b/>
+          <w:bCs/>
+        </w:rPr>
+        <w:t xml:space="preserve">Hand-in:</w:t>
+      </w:r>
+      <w:r>
+        <w:t xml:space="preserve"> predictions, full replies with their known references, reading/arithmetic/hallucination error analysis, verified code totals, metadata observations and five answered self-checks. If an extension runs, submit its fresh configuration and outputs separately from archived evidence.</w:t>
       </w:r>
     </w:p>
     <w:p>
@@ -9733,7 +9914,2469 @@
         <w:keepNext/>
       </w:pPr>
       <w:r>
-        <w:t xml:space="preserve">Measured results (instructor run)</w:t>
+        <w:t xml:space="preserve">Worked examples: representations, scores and verification</w:t>
+      </w:r>
+    </w:p>
+    <w:p>
+      <w:pPr>
+        <w:keepNext w:val="false"/>
+        <w:keepLines/>
+        <w:spacing w:after="140" w:line="288"/>
+      </w:pPr>
+      <w:r>
+        <w:rPr>
+          <w:b/>
+          <w:bCs/>
+        </w:rPr>
+        <w:t xml:space="preserve">1. Trace image shapes before trusting a caption.</w:t>
+      </w:r>
+      <w:r>
+        <w:t xml:space="preserve"> A single RGB image resized to width 384 and height 256 can be represented as </w:t>
+      </w:r>
+      <w:r>
+        <w:rPr>
+          <w:rFonts w:ascii="Consolas" w:cs="Consolas" w:eastAsia="Consolas" w:hAnsi="Consolas"/>
+          <w:color w:val="4F46E5"/>
+          <w:sz w:val="20"/>
+          <w:szCs w:val="20"/>
+        </w:rPr>
+        <w:t xml:space="preserve">[1, 3, 256, 384]</w:t>
+      </w:r>
+      <w:r>
+        <w:t xml:space="preserve">: one image, three colour channels, rows and columns. This is an illustrative tensor layout before model-specific tiling and batching. The actual processor prints its returned tensor shapes in </w:t>
+      </w:r>
+      <w:r>
+        <w:rPr>
+          <w:rFonts w:ascii="Consolas" w:cs="Consolas" w:eastAsia="Consolas" w:hAnsi="Consolas"/>
+          <w:color w:val="4F46E5"/>
+          <w:sz w:val="20"/>
+          <w:szCs w:val="20"/>
+        </w:rPr>
+        <w:t xml:space="preserve">ask</w:t>
+      </w:r>
+      <w:r>
+        <w:t xml:space="preserve">; inspect those instead of assuming every VLM shares this shape. In a simple patch design, </w:t>
+      </w:r>
+      <w:r>
+        <w:rPr>
+          <w:i/>
+          <w:iCs/>
+        </w:rPr>
+        <w:t xml:space="preserve">N</w:t>
+      </w:r>
+      <w:r>
+        <w:rPr>
+          <w:i w:val="false"/>
+          <w:iCs w:val="false"/>
+        </w:rPr>
+        <w:t xml:space="preserve">=(</w:t>
+      </w:r>
+      <w:r>
+        <w:rPr>
+          <w:i/>
+          <w:iCs/>
+        </w:rPr>
+        <w:t xml:space="preserve">H</w:t>
+      </w:r>
+      <w:r>
+        <w:rPr>
+          <w:i w:val="false"/>
+          <w:iCs w:val="false"/>
+        </w:rPr>
+        <w:t xml:space="preserve">/</w:t>
+      </w:r>
+      <w:r>
+        <w:rPr>
+          <w:i/>
+          <w:iCs/>
+        </w:rPr>
+        <w:t xml:space="preserve">P</w:t>
+      </w:r>
+      <w:r>
+        <w:rPr>
+          <w:i w:val="false"/>
+          <w:iCs w:val="false"/>
+        </w:rPr>
+        <w:t xml:space="preserve">)(</w:t>
+      </w:r>
+      <w:r>
+        <w:rPr>
+          <w:i/>
+          <w:iCs/>
+        </w:rPr>
+        <w:t xml:space="preserve">W</w:t>
+      </w:r>
+      <w:r>
+        <w:rPr>
+          <w:i w:val="false"/>
+          <w:iCs w:val="false"/>
+        </w:rPr>
+        <w:t xml:space="preserve">/</w:t>
+      </w:r>
+      <w:r>
+        <w:rPr>
+          <w:i/>
+          <w:iCs/>
+        </w:rPr>
+        <w:t xml:space="preserve">P</w:t>
+      </w:r>
+      <w:r>
+        <w:rPr>
+          <w:i w:val="false"/>
+          <w:iCs w:val="false"/>
+        </w:rPr>
+        <w:t xml:space="preserve">)</w:t>
+      </w:r>
+      <w:r>
+        <w:t xml:space="preserve">, where </w:t>
+      </w:r>
+      <w:r>
+        <w:rPr>
+          <w:i/>
+          <w:iCs/>
+        </w:rPr>
+        <w:t xml:space="preserve">N</w:t>
+      </w:r>
+      <w:r>
+        <w:t xml:space="preserve"> is patch count, </w:t>
+      </w:r>
+      <w:r>
+        <w:rPr>
+          <w:i/>
+          <w:iCs/>
+        </w:rPr>
+        <w:t xml:space="preserve">H</w:t>
+      </w:r>
+      <w:r>
+        <w:t xml:space="preserve"> image height, </w:t>
+      </w:r>
+      <w:r>
+        <w:rPr>
+          <w:i/>
+          <w:iCs/>
+        </w:rPr>
+        <w:t xml:space="preserve">W</w:t>
+      </w:r>
+      <w:r>
+        <w:t xml:space="preserve"> width and </w:t>
+      </w:r>
+      <w:r>
+        <w:rPr>
+          <w:i/>
+          <w:iCs/>
+        </w:rPr>
+        <w:t xml:space="preserve">P</w:t>
+      </w:r>
+      <w:r>
+        <w:t xml:space="preserve"> square patch size. At 336 × 336 pixels with 14-pixel patches, </w:t>
+      </w:r>
+      <w:r>
+        <w:rPr>
+          <w:i/>
+          <w:iCs/>
+        </w:rPr>
+        <w:t xml:space="preserve">N</w:t>
+      </w:r>
+      <w:r>
+        <w:rPr>
+          <w:i w:val="false"/>
+          <w:iCs w:val="false"/>
+        </w:rPr>
+        <w:t xml:space="preserve">=24×24=576</w:t>
+      </w:r>
+      <w:r>
+        <w:t xml:space="preserve">. Cropping, additional summary tokens and tiling change this calculation.</w:t>
+      </w:r>
+    </w:p>
+    <w:p>
+      <w:pPr>
+        <w:keepNext w:val="false"/>
+        <w:keepLines/>
+        <w:spacing w:after="140" w:line="288"/>
+      </w:pPr>
+      <w:r>
+        <w:rPr>
+          <w:b/>
+          <w:bCs/>
+        </w:rPr>
+        <w:t xml:space="preserve">2. Decode the continuation.</w:t>
+      </w:r>
+      <w:r>
+        <w:t xml:space="preserve"> Autoregressive generation follows </w:t>
+      </w:r>
+      <w:r>
+        <w:rPr>
+          <w:i/>
+          <w:iCs/>
+        </w:rPr>
+        <w:t xml:space="preserve">p</w:t>
+      </w:r>
+      <w:r>
+        <w:rPr>
+          <w:i w:val="false"/>
+          <w:iCs w:val="false"/>
+        </w:rPr>
+        <w:t xml:space="preserve">(</w:t>
+      </w:r>
+      <w:r>
+        <w:rPr>
+          <w:i/>
+          <w:iCs/>
+        </w:rPr>
+        <w:t xml:space="preserve">a</w:t>
+      </w:r>
+      <w:r>
+        <w:rPr>
+          <w:i w:val="false"/>
+          <w:iCs w:val="false"/>
+        </w:rPr>
+        <w:t xml:space="preserve">|</w:t>
+      </w:r>
+      <w:r>
+        <w:rPr>
+          <w:i w:val="false"/>
+          <w:iCs w:val="false"/>
+        </w:rPr>
+        <w:t xml:space="preserve"> </w:t>
+      </w:r>
+      <w:r>
+        <w:rPr>
+          <w:i/>
+          <w:iCs/>
+        </w:rPr>
+        <w:t xml:space="preserve">I</w:t>
+      </w:r>
+      <w:r>
+        <w:rPr>
+          <w:i w:val="false"/>
+          <w:iCs w:val="false"/>
+        </w:rPr>
+        <w:t xml:space="preserve">,</w:t>
+      </w:r>
+      <w:r>
+        <w:rPr>
+          <w:i/>
+          <w:iCs/>
+        </w:rPr>
+        <w:t xml:space="preserve">q</w:t>
+      </w:r>
+      <w:r>
+        <w:rPr>
+          <w:i w:val="false"/>
+          <w:iCs w:val="false"/>
+        </w:rPr>
+        <w:t xml:space="preserve">)=Πₜ₌₁ᵀ</w:t>
+      </w:r>
+      <w:r>
+        <w:rPr>
+          <w:i/>
+          <w:iCs/>
+        </w:rPr>
+        <w:t xml:space="preserve">p</w:t>
+      </w:r>
+      <w:r>
+        <w:rPr>
+          <w:i w:val="false"/>
+          <w:iCs w:val="false"/>
+        </w:rPr>
+        <w:t xml:space="preserve">(</w:t>
+      </w:r>
+      <w:r>
+        <w:rPr>
+          <w:i/>
+          <w:iCs/>
+        </w:rPr>
+        <w:t xml:space="preserve">a</w:t>
+      </w:r>
+      <w:r>
+        <w:rPr>
+          <w:i w:val="false"/>
+          <w:iCs w:val="false"/>
+        </w:rPr>
+        <w:t xml:space="preserve">ₜ</w:t>
+      </w:r>
+      <w:r>
+        <w:rPr>
+          <w:i w:val="false"/>
+          <w:iCs w:val="false"/>
+        </w:rPr>
+        <w:t xml:space="preserve">|</w:t>
+      </w:r>
+      <w:r>
+        <w:rPr>
+          <w:i w:val="false"/>
+          <w:iCs w:val="false"/>
+        </w:rPr>
+        <w:t xml:space="preserve"> </w:t>
+      </w:r>
+      <w:r>
+        <w:rPr>
+          <w:i/>
+          <w:iCs/>
+        </w:rPr>
+        <w:t xml:space="preserve">I</w:t>
+      </w:r>
+      <w:r>
+        <w:rPr>
+          <w:i w:val="false"/>
+          <w:iCs w:val="false"/>
+        </w:rPr>
+        <w:t xml:space="preserve">,</w:t>
+      </w:r>
+      <w:r>
+        <w:rPr>
+          <w:i/>
+          <w:iCs/>
+        </w:rPr>
+        <w:t xml:space="preserve">q</w:t>
+      </w:r>
+      <w:r>
+        <w:rPr>
+          <w:i w:val="false"/>
+          <w:iCs w:val="false"/>
+        </w:rPr>
+        <w:t xml:space="preserve">,</w:t>
+      </w:r>
+      <w:r>
+        <w:rPr>
+          <w:i/>
+          <w:iCs/>
+        </w:rPr>
+        <w:t xml:space="preserve">a</w:t>
+      </w:r>
+      <w:r>
+        <w:rPr>
+          <w:i w:val="false"/>
+          <w:iCs w:val="false"/>
+          <w:vertAlign w:val="subscript"/>
+        </w:rPr>
+        <w:t xml:space="preserve">1:</w:t>
+      </w:r>
+      <w:r>
+        <w:rPr>
+          <w:i/>
+          <w:iCs/>
+          <w:vertAlign w:val="subscript"/>
+        </w:rPr>
+        <w:t xml:space="preserve">t</w:t>
+      </w:r>
+      <w:r>
+        <w:rPr>
+          <w:i w:val="false"/>
+          <w:iCs w:val="false"/>
+          <w:vertAlign w:val="subscript"/>
+        </w:rPr>
+        <w:t xml:space="preserve">−1</w:t>
+      </w:r>
+      <w:r>
+        <w:rPr>
+          <w:i w:val="false"/>
+          <w:iCs w:val="false"/>
+        </w:rPr>
+        <w:t xml:space="preserve">)</w:t>
+      </w:r>
+      <w:r>
+        <w:t xml:space="preserve">. Here </w:t>
+      </w:r>
+      <w:r>
+        <w:rPr>
+          <w:i/>
+          <w:iCs/>
+        </w:rPr>
+        <w:t xml:space="preserve">p</w:t>
+      </w:r>
+      <w:r>
+        <w:t xml:space="preserve"> is the model probability, </w:t>
+      </w:r>
+      <w:r>
+        <w:rPr>
+          <w:i/>
+          <w:iCs/>
+        </w:rPr>
+        <w:t xml:space="preserve">a</w:t>
+      </w:r>
+      <w:r>
+        <w:t xml:space="preserve"> the complete answer, </w:t>
+      </w:r>
+      <w:r>
+        <w:rPr>
+          <w:i/>
+          <w:iCs/>
+        </w:rPr>
+        <w:t xml:space="preserve">I</w:t>
+      </w:r>
+      <w:r>
+        <w:t xml:space="preserve"> the image, </w:t>
+      </w:r>
+      <w:r>
+        <w:rPr>
+          <w:i/>
+          <w:iCs/>
+        </w:rPr>
+        <w:t xml:space="preserve">q</w:t>
+      </w:r>
+      <w:r>
+        <w:t xml:space="preserve"> the question, </w:t>
+      </w:r>
+      <w:r>
+        <w:rPr>
+          <w:i/>
+          <w:iCs/>
+        </w:rPr>
+        <w:t xml:space="preserve">t</w:t>
+      </w:r>
+      <w:r>
+        <w:t xml:space="preserve"> a token position, </w:t>
+      </w:r>
+      <w:r>
+        <w:rPr>
+          <w:i/>
+          <w:iCs/>
+        </w:rPr>
+        <w:t xml:space="preserve">T</w:t>
+      </w:r>
+      <w:r>
+        <w:t xml:space="preserve"> the answer length, </w:t>
+      </w:r>
+      <w:r>
+        <w:rPr>
+          <w:i/>
+          <w:iCs/>
+        </w:rPr>
+        <w:t xml:space="preserve">a</w:t>
+      </w:r>
+      <w:r>
+        <w:rPr>
+          <w:i w:val="false"/>
+          <w:iCs w:val="false"/>
+        </w:rPr>
+        <w:t xml:space="preserve">ₜ</w:t>
+      </w:r>
+      <w:r>
+        <w:t xml:space="preserve"> the next answer token and </w:t>
+      </w:r>
+      <w:r>
+        <w:rPr>
+          <w:i/>
+          <w:iCs/>
+        </w:rPr>
+        <w:t xml:space="preserve">a</w:t>
+      </w:r>
+      <w:r>
+        <w:rPr>
+          <w:i w:val="false"/>
+          <w:iCs w:val="false"/>
+          <w:vertAlign w:val="subscript"/>
+        </w:rPr>
+        <w:t xml:space="preserve">1:</w:t>
+      </w:r>
+      <w:r>
+        <w:rPr>
+          <w:i/>
+          <w:iCs/>
+          <w:vertAlign w:val="subscript"/>
+        </w:rPr>
+        <w:t xml:space="preserve">t</w:t>
+      </w:r>
+      <w:r>
+        <w:rPr>
+          <w:i w:val="false"/>
+          <w:iCs w:val="false"/>
+          <w:vertAlign w:val="subscript"/>
+        </w:rPr>
+        <w:t xml:space="preserve">−1</w:t>
+      </w:r>
+      <w:r>
+        <w:t xml:space="preserve"> the earlier answer tokens; the product multiplies conditional probabilities across positions. </w:t>
+      </w:r>
+      <w:r>
+        <w:rPr>
+          <w:rFonts w:ascii="Consolas" w:cs="Consolas" w:eastAsia="Consolas" w:hAnsi="Consolas"/>
+          <w:color w:val="4F46E5"/>
+          <w:sz w:val="20"/>
+          <w:szCs w:val="20"/>
+        </w:rPr>
+        <w:t xml:space="preserve">generate</w:t>
+      </w:r>
+      <w:r>
+        <w:t xml:space="preserve"> returns a sequence containing the input prefix and generated continuation. If the input has 30 token IDs and the sequence has 42, decode positions 30 onward: 12 new answer tokens. A token may be a word fragment rather than a whole word. This calculation does not establish factual accuracy.</w:t>
+      </w:r>
+    </w:p>
+    <w:p>
+      <w:pPr>
+        <w:keepNext w:val="false"/>
+        <w:keepLines/>
+        <w:spacing w:after="140" w:line="288"/>
+      </w:pPr>
+      <w:r>
+        <w:rPr>
+          <w:b/>
+          <w:bCs/>
+        </w:rPr>
+        <w:t xml:space="preserve">3. Separate perception from calculation.</w:t>
+      </w:r>
+      <w:r>
+        <w:t xml:space="preserve"> The synthetic chart source is </w:t>
+      </w:r>
+      <w:r>
+        <w:rPr>
+          <w:rFonts w:ascii="Consolas" w:cs="Consolas" w:eastAsia="Consolas" w:hAnsi="Consolas"/>
+          <w:color w:val="4F46E5"/>
+          <w:sz w:val="20"/>
+          <w:szCs w:val="20"/>
+        </w:rPr>
+        <w:t xml:space="preserve">[12, 30, 18, 25, 9]</w:t>
+      </w:r>
+      <w:r>
+        <w:t xml:space="preserve">, totalling 94. Thursday is 25, and Tuesday is the largest value. The fictional invoice has 40 × EUR 0.50 and 2 × EUR 7.50, giving EUR 20 + EUR 15 = EUR 35. A model can correctly read one field yet fail aggregation. Code can also correctly sum EUR 200 and EUR 15 if the first field was misread. Inspect source values before summing. A schema-valid number remains a candidate value until checked against the image.</w:t>
+      </w:r>
+    </w:p>
+    <w:p>
+      <w:pPr>
+        <w:keepNext w:val="false"/>
+        <w:keepLines/>
+        <w:spacing w:after="140" w:line="288"/>
+      </w:pPr>
+      <w:r>
+        <w:rPr>
+          <w:b/>
+          <w:bCs/>
+        </w:rPr>
+        <w:t xml:space="preserve">4. Understand image-text alignment.</w:t>
+      </w:r>
+      <w:r>
+        <w:t xml:space="preserve"> The extension computes </w:t>
+      </w:r>
+      <w:r>
+        <w:rPr>
+          <w:i/>
+          <w:iCs/>
+        </w:rPr>
+        <w:t xml:space="preserve">s</w:t>
+      </w:r>
+      <w:r>
+        <w:rPr>
+          <w:i w:val="false"/>
+          <w:iCs w:val="false"/>
+        </w:rPr>
+        <w:t xml:space="preserve">=100(</w:t>
+      </w:r>
+      <w:r>
+        <w:rPr>
+          <w:i/>
+          <w:iCs/>
+        </w:rPr>
+        <w:t xml:space="preserve">e</w:t>
+      </w:r>
+      <w:r>
+        <w:rPr>
+          <w:i/>
+          <w:iCs/>
+          <w:vertAlign w:val="subscript"/>
+        </w:rPr>
+        <w:t xml:space="preserve">I</w:t>
+      </w:r>
+      <w:r>
+        <w:rPr>
+          <w:i w:val="false"/>
+          <w:iCs w:val="false"/>
+        </w:rPr>
+        <w:t xml:space="preserve">· </w:t>
+      </w:r>
+      <w:r>
+        <w:rPr>
+          <w:i/>
+          <w:iCs/>
+        </w:rPr>
+        <w:t xml:space="preserve">e</w:t>
+      </w:r>
+      <w:r>
+        <w:rPr>
+          <w:i/>
+          <w:iCs/>
+          <w:vertAlign w:val="subscript"/>
+        </w:rPr>
+        <w:t xml:space="preserve">T</w:t>
+      </w:r>
+      <w:r>
+        <w:rPr>
+          <w:i w:val="false"/>
+          <w:iCs w:val="false"/>
+        </w:rPr>
+        <w:t xml:space="preserve">)/(‖ </w:t>
+      </w:r>
+      <w:r>
+        <w:rPr>
+          <w:i/>
+          <w:iCs/>
+        </w:rPr>
+        <w:t xml:space="preserve">e</w:t>
+      </w:r>
+      <w:r>
+        <w:rPr>
+          <w:i/>
+          <w:iCs/>
+          <w:vertAlign w:val="subscript"/>
+        </w:rPr>
+        <w:t xml:space="preserve">I</w:t>
+      </w:r>
+      <w:r>
+        <w:rPr>
+          <w:i w:val="false"/>
+          <w:iCs w:val="false"/>
+        </w:rPr>
+        <w:t xml:space="preserve">‖‖ </w:t>
+      </w:r>
+      <w:r>
+        <w:rPr>
+          <w:i/>
+          <w:iCs/>
+        </w:rPr>
+        <w:t xml:space="preserve">e</w:t>
+      </w:r>
+      <w:r>
+        <w:rPr>
+          <w:i/>
+          <w:iCs/>
+          <w:vertAlign w:val="subscript"/>
+        </w:rPr>
+        <w:t xml:space="preserve">T</w:t>
+      </w:r>
+      <w:r>
+        <w:rPr>
+          <w:i w:val="false"/>
+          <w:iCs w:val="false"/>
+        </w:rPr>
+        <w:t xml:space="preserve">‖)</w:t>
+      </w:r>
+      <w:r>
+        <w:t xml:space="preserve">. Here </w:t>
+      </w:r>
+      <w:r>
+        <w:rPr>
+          <w:i/>
+          <w:iCs/>
+        </w:rPr>
+        <w:t xml:space="preserve">s</w:t>
+      </w:r>
+      <w:r>
+        <w:t xml:space="preserve"> is the reported CLIP cosine score, </w:t>
+      </w:r>
+      <w:r>
+        <w:rPr>
+          <w:i/>
+          <w:iCs/>
+        </w:rPr>
+        <w:t xml:space="preserve">e</w:t>
+      </w:r>
+      <w:r>
+        <w:rPr>
+          <w:i/>
+          <w:iCs/>
+          <w:vertAlign w:val="subscript"/>
+        </w:rPr>
+        <w:t xml:space="preserve">I</w:t>
+      </w:r>
+      <w:r>
+        <w:t xml:space="preserve"> the image embedding vector, </w:t>
+      </w:r>
+      <w:r>
+        <w:rPr>
+          <w:i/>
+          <w:iCs/>
+        </w:rPr>
+        <w:t xml:space="preserve">e</w:t>
+      </w:r>
+      <w:r>
+        <w:rPr>
+          <w:i/>
+          <w:iCs/>
+          <w:vertAlign w:val="subscript"/>
+        </w:rPr>
+        <w:t xml:space="preserve">T</w:t>
+      </w:r>
+      <w:r>
+        <w:t xml:space="preserve"> the text embedding vector, the centred dot is their dot product and each norm is vector length. The factor 100 rescales similarity; it does not turn the score into a probability. For illustrative vectors </w:t>
+      </w:r>
+      <w:r>
+        <w:rPr>
+          <w:rFonts w:ascii="Consolas" w:cs="Consolas" w:eastAsia="Consolas" w:hAnsi="Consolas"/>
+          <w:color w:val="4F46E5"/>
+          <w:sz w:val="20"/>
+          <w:szCs w:val="20"/>
+        </w:rPr>
+        <w:t xml:space="preserve">[1,0]</w:t>
+      </w:r>
+      <w:r>
+        <w:t xml:space="preserve"> and </w:t>
+      </w:r>
+      <w:r>
+        <w:rPr>
+          <w:rFonts w:ascii="Consolas" w:cs="Consolas" w:eastAsia="Consolas" w:hAnsi="Consolas"/>
+          <w:color w:val="4F46E5"/>
+          <w:sz w:val="20"/>
+          <w:szCs w:val="20"/>
+        </w:rPr>
+        <w:t xml:space="preserve">[1,1]</w:t>
+      </w:r>
+      <w:r>
+        <w:t xml:space="preserve">, the cosine is </w:t>
+      </w:r>
+      <w:r>
+        <w:rPr>
+          <w:i w:val="false"/>
+          <w:iCs w:val="false"/>
+        </w:rPr>
+        <w:t xml:space="preserve">1/√2</w:t>
+      </w:r>
+      <w:r>
+        <w:t xml:space="preserve">, giving approximately 70.7. This is a worked calculation, not a lab measurement. A high score for “two red cups” can coexist with three visible cups; count them and inspect defects separately.</w:t>
+      </w:r>
+    </w:p>
+    <w:p>
+      <w:pPr>
+        <w:keepNext w:val="false"/>
+        <w:keepLines/>
+        <w:spacing w:after="140" w:line="288"/>
+      </w:pPr>
+      <w:r>
+        <w:rPr>
+          <w:b/>
+          <w:bCs/>
+        </w:rPr>
+        <w:t xml:space="preserve">5. Understand speech errors.</w:t>
+      </w:r>
+      <w:r>
+        <w:t xml:space="preserve"> Word error rate is </w:t>
+      </w:r>
+      <w:r>
+        <w:rPr>
+          <w:i w:val="false"/>
+          <w:iCs w:val="false"/>
+        </w:rPr>
+        <w:t xml:space="preserve">WER=(</w:t>
+      </w:r>
+      <w:r>
+        <w:rPr>
+          <w:i/>
+          <w:iCs/>
+        </w:rPr>
+        <w:t xml:space="preserve">S</w:t>
+      </w:r>
+      <w:r>
+        <w:rPr>
+          <w:i w:val="false"/>
+          <w:iCs w:val="false"/>
+        </w:rPr>
+        <w:t xml:space="preserve">+</w:t>
+      </w:r>
+      <w:r>
+        <w:rPr>
+          <w:i/>
+          <w:iCs/>
+        </w:rPr>
+        <w:t xml:space="preserve">D</w:t>
+      </w:r>
+      <w:r>
+        <w:rPr>
+          <w:i w:val="false"/>
+          <w:iCs w:val="false"/>
+        </w:rPr>
+        <w:t xml:space="preserve">+</w:t>
+      </w:r>
+      <w:r>
+        <w:rPr>
+          <w:i/>
+          <w:iCs/>
+        </w:rPr>
+        <w:t xml:space="preserve">I</w:t>
+      </w:r>
+      <w:r>
+        <w:rPr>
+          <w:i w:val="false"/>
+          <w:iCs w:val="false"/>
+        </w:rPr>
+        <w:t xml:space="preserve">)/</w:t>
+      </w:r>
+      <w:r>
+        <w:rPr>
+          <w:i/>
+          <w:iCs/>
+        </w:rPr>
+        <w:t xml:space="preserve">N</w:t>
+      </w:r>
+      <w:r>
+        <w:t xml:space="preserve">. </w:t>
+      </w:r>
+      <w:r>
+        <w:rPr>
+          <w:i/>
+          <w:iCs/>
+        </w:rPr>
+        <w:t xml:space="preserve">S</w:t>
+      </w:r>
+      <w:r>
+        <w:t xml:space="preserve"> counts substituted reference words, </w:t>
+      </w:r>
+      <w:r>
+        <w:rPr>
+          <w:i/>
+          <w:iCs/>
+        </w:rPr>
+        <w:t xml:space="preserve">D</w:t>
+      </w:r>
+      <w:r>
+        <w:t xml:space="preserve"> deleted words, </w:t>
+      </w:r>
+      <w:r>
+        <w:rPr>
+          <w:i/>
+          <w:iCs/>
+        </w:rPr>
+        <w:t xml:space="preserve">I</w:t>
+      </w:r>
+      <w:r>
+        <w:t xml:space="preserve"> inserted words and </w:t>
+      </w:r>
+      <w:r>
+        <w:rPr>
+          <w:i/>
+          <w:iCs/>
+        </w:rPr>
+        <w:t xml:space="preserve">N</w:t>
+      </w:r>
+      <w:r>
+        <w:t xml:space="preserve"> reference word count. The dynamic-programming table considers the minimum edit path. For reference “the red cup” and hypothesis “the blue cup”, one substitution across three reference words gives </w:t>
+      </w:r>
+      <w:r>
+        <w:rPr>
+          <w:i w:val="false"/>
+          <w:iCs w:val="false"/>
+        </w:rPr>
+        <w:t xml:space="preserve">1/3</w:t>
+      </w:r>
+      <w:r>
+        <w:t xml:space="preserve">. Changing “nine” to “9” may preserve meaning but creates a literal token disagreement unless the normaliser treats them equivalently. The recogniser may also correct an expected mispronunciation. Listen for naturalness, pronunciation and timing separately from WER.</w:t>
+      </w:r>
+    </w:p>
+    <w:p>
+      <w:pPr>
+        <w:keepNext w:val="false"/>
+        <w:keepLines/>
+        <w:spacing w:after="140" w:line="288"/>
+      </w:pPr>
+      <w:r>
+        <w:rPr>
+          <w:b/>
+          <w:bCs/>
+        </w:rPr>
+        <w:t xml:space="preserve">6. Test operations without heavy downloads.</w:t>
+      </w:r>
+      <w:r>
+        <w:t xml:space="preserve"> </w:t>
+      </w:r>
+      <w:r>
+        <w:rPr>
+          <w:rFonts w:ascii="Consolas" w:cs="Consolas" w:eastAsia="Consolas" w:hAnsi="Consolas"/>
+          <w:color w:val="4F46E5"/>
+          <w:sz w:val="20"/>
+          <w:szCs w:val="20"/>
+        </w:rPr>
+        <w:t xml:space="preserve">check_edits()</w:t>
+      </w:r>
+      <w:r>
+        <w:t xml:space="preserve"> passes a probe pipeline to </w:t>
+      </w:r>
+      <w:r>
+        <w:rPr>
+          <w:rFonts w:ascii="Consolas" w:cs="Consolas" w:eastAsia="Consolas" w:hAnsi="Consolas"/>
+          <w:color w:val="4F46E5"/>
+          <w:sz w:val="20"/>
+          <w:szCs w:val="20"/>
+        </w:rPr>
+        <w:t xml:space="preserve">make_edits</w:t>
+      </w:r>
+      <w:r>
+        <w:t xml:space="preserve">: three calls must use strengths 0.3, 0.6 and 0.9, four steps, zero guidance and equal seeds. Each returned image must match its distinct pipeline output. Calling the pipeline and then returning repeated source images fails. </w:t>
+      </w:r>
+      <w:r>
+        <w:rPr>
+          <w:rFonts w:ascii="Consolas" w:cs="Consolas" w:eastAsia="Consolas" w:hAnsi="Consolas"/>
+          <w:color w:val="4F46E5"/>
+          <w:sz w:val="20"/>
+          <w:szCs w:val="20"/>
+        </w:rPr>
+        <w:t xml:space="preserve">check_speech()</w:t>
+      </w:r>
+      <w:r>
+        <w:t xml:space="preserve"> supplies a probe synthesiser with a deliberately non-default sampling rate and known sample values. The recogniser must receive that waveform and rate, and the helper must return stripped text. These probes check implementation contracts; only the optional real inference establishes generated media quality.</w:t>
+      </w:r>
+    </w:p>
+    <w:p>
+      <w:pPr>
+        <w:keepNext w:val="false"/>
+        <w:keepLines/>
+        <w:spacing w:after="140" w:line="288"/>
+      </w:pPr>
+      <w:r>
+        <w:rPr>
+          <w:b/>
+          <w:bCs/>
+        </w:rPr>
+        <w:t xml:space="preserve">7. Label the actual source honestly.</w:t>
+      </w:r>
+      <w:r>
+        <w:t xml:space="preserve"> The core saves a chart fixture with </w:t>
+      </w:r>
+      <w:r>
+        <w:rPr>
+          <w:rFonts w:ascii="Consolas" w:cs="Consolas" w:eastAsia="Consolas" w:hAnsi="Consolas"/>
+          <w:color w:val="4F46E5"/>
+          <w:sz w:val="20"/>
+          <w:szCs w:val="20"/>
+        </w:rPr>
+        <w:t xml:space="preserve">ai_generated=false</w:t>
+      </w:r>
+      <w:r>
+        <w:t xml:space="preserve">, </w:t>
+      </w:r>
+      <w:r>
+        <w:rPr>
+          <w:rFonts w:ascii="Consolas" w:cs="Consolas" w:eastAsia="Consolas" w:hAnsi="Consolas"/>
+          <w:color w:val="4F46E5"/>
+          <w:sz w:val="20"/>
+          <w:szCs w:val="20"/>
+        </w:rPr>
+        <w:t xml:space="preserve">model=matplotlib/synthetic-fixture</w:t>
+      </w:r>
+      <w:r>
+        <w:t xml:space="preserve"> and its rendering description. The real diffusion extension uses </w:t>
+      </w:r>
+      <w:r>
+        <w:rPr>
+          <w:rFonts w:ascii="Consolas" w:cs="Consolas" w:eastAsia="Consolas" w:hAnsi="Consolas"/>
+          <w:color w:val="4F46E5"/>
+          <w:sz w:val="20"/>
+          <w:szCs w:val="20"/>
+        </w:rPr>
+        <w:t xml:space="preserve">ai_generated=true</w:t>
+      </w:r>
+      <w:r>
+        <w:t xml:space="preserve">, its actual pipeline identifier and prompt. Reopening the PNG checks exact fields; the JPEG experiment checks their disappearance. The same text fields can be edited or forged, so this exercise establishes metadata behaviour, not signed provenance or truth.</w:t>
+      </w:r>
+    </w:p>
+    <w:p>
+      <w:pPr>
+        <w:pStyle w:val="Heading2"/>
+        <w:keepNext/>
+      </w:pPr>
+      <w:r>
+        <w:t xml:space="preserve">Core/extension checklist by part</w:t>
+      </w:r>
+    </w:p>
+    <w:tbl>
+      <w:tblPr>
+        <w:tblW w:type="dxa" w:w="9412"/>
+        <w:tblBorders>
+          <w:top w:val="single" w:color="auto" w:sz="4"/>
+          <w:left w:val="single" w:color="auto" w:sz="4"/>
+          <w:bottom w:val="single" w:color="auto" w:sz="4"/>
+          <w:right w:val="single" w:color="auto" w:sz="4"/>
+          <w:insideH w:val="single" w:color="auto" w:sz="4"/>
+          <w:insideV w:val="single" w:color="auto" w:sz="4"/>
+        </w:tblBorders>
+        <w:tblLayout w:type="fixed"/>
+      </w:tblPr>
+      <w:tblGrid>
+        <w:gridCol w:w="1910"/>
+        <w:gridCol w:w="1587"/>
+        <w:gridCol w:w="1831"/>
+        <w:gridCol w:w="2485"/>
+        <w:gridCol w:w="1599"/>
+      </w:tblGrid>
+      <w:tr>
+        <w:trPr>
+          <w:cantSplit/>
+          <w:tblHeader/>
+        </w:trPr>
+        <w:tc>
+          <w:tcPr>
+            <w:tcW w:type="dxa" w:w="1910"/>
+            <w:tcBorders>
+              <w:top w:val="single" w:color="D1D5DB" w:sz="4"/>
+              <w:left w:val="single" w:color="D1D5DB" w:sz="4"/>
+              <w:bottom w:val="single" w:color="D1D5DB" w:sz="4"/>
+              <w:right w:val="single" w:color="D1D5DB" w:sz="4"/>
+            </w:tcBorders>
+            <w:shd w:fill="1E1B4B" w:color="auto" w:val="clear"/>
+            <w:tcMar>
+              <w:top w:type="dxa" w:w="80"/>
+              <w:left w:type="dxa" w:w="120"/>
+              <w:bottom w:type="dxa" w:w="80"/>
+              <w:right w:type="dxa" w:w="120"/>
+            </w:tcMar>
+            <w:vAlign w:val="top"/>
+          </w:tcPr>
+          <w:p>
+            <w:r>
+              <w:rPr>
+                <w:b/>
+                <w:bCs/>
+                <w:color w:val="FFFFFF"/>
+                <w:sz w:val="20"/>
+                <w:szCs w:val="20"/>
+              </w:rPr>
+              <w:t xml:space="preserve">Part</w:t>
+            </w:r>
+          </w:p>
+        </w:tc>
+        <w:tc>
+          <w:tcPr>
+            <w:tcW w:type="dxa" w:w="1587"/>
+            <w:tcBorders>
+              <w:top w:val="single" w:color="D1D5DB" w:sz="4"/>
+              <w:left w:val="single" w:color="D1D5DB" w:sz="4"/>
+              <w:bottom w:val="single" w:color="D1D5DB" w:sz="4"/>
+              <w:right w:val="single" w:color="D1D5DB" w:sz="4"/>
+            </w:tcBorders>
+            <w:shd w:fill="1E1B4B" w:color="auto" w:val="clear"/>
+            <w:tcMar>
+              <w:top w:type="dxa" w:w="80"/>
+              <w:left w:type="dxa" w:w="120"/>
+              <w:bottom w:type="dxa" w:w="80"/>
+              <w:right w:type="dxa" w:w="120"/>
+            </w:tcMar>
+            <w:vAlign w:val="top"/>
+          </w:tcPr>
+          <w:p>
+            <w:r>
+              <w:rPr>
+                <w:b/>
+                <w:bCs/>
+                <w:color w:val="FFFFFF"/>
+                <w:sz w:val="20"/>
+                <w:szCs w:val="20"/>
+              </w:rPr>
+              <w:t xml:space="preserve">Core task</w:t>
+            </w:r>
+          </w:p>
+        </w:tc>
+        <w:tc>
+          <w:tcPr>
+            <w:tcW w:type="dxa" w:w="1831"/>
+            <w:tcBorders>
+              <w:top w:val="single" w:color="D1D5DB" w:sz="4"/>
+              <w:left w:val="single" w:color="D1D5DB" w:sz="4"/>
+              <w:bottom w:val="single" w:color="D1D5DB" w:sz="4"/>
+              <w:right w:val="single" w:color="D1D5DB" w:sz="4"/>
+            </w:tcBorders>
+            <w:shd w:fill="1E1B4B" w:color="auto" w:val="clear"/>
+            <w:tcMar>
+              <w:top w:type="dxa" w:w="80"/>
+              <w:left w:type="dxa" w:w="120"/>
+              <w:bottom w:type="dxa" w:w="80"/>
+              <w:right w:type="dxa" w:w="120"/>
+            </w:tcMar>
+            <w:vAlign w:val="top"/>
+          </w:tcPr>
+          <w:p>
+            <w:r>
+              <w:rPr>
+                <w:b/>
+                <w:bCs/>
+                <w:color w:val="FFFFFF"/>
+                <w:sz w:val="20"/>
+                <w:szCs w:val="20"/>
+              </w:rPr>
+              <w:t xml:space="preserve">Change one thing</w:t>
+            </w:r>
+          </w:p>
+        </w:tc>
+        <w:tc>
+          <w:tcPr>
+            <w:tcW w:type="dxa" w:w="2485"/>
+            <w:tcBorders>
+              <w:top w:val="single" w:color="D1D5DB" w:sz="4"/>
+              <w:left w:val="single" w:color="D1D5DB" w:sz="4"/>
+              <w:bottom w:val="single" w:color="D1D5DB" w:sz="4"/>
+              <w:right w:val="single" w:color="D1D5DB" w:sz="4"/>
+            </w:tcBorders>
+            <w:shd w:fill="1E1B4B" w:color="auto" w:val="clear"/>
+            <w:tcMar>
+              <w:top w:type="dxa" w:w="80"/>
+              <w:left w:type="dxa" w:w="120"/>
+              <w:bottom w:type="dxa" w:w="80"/>
+              <w:right w:type="dxa" w:w="120"/>
+            </w:tcMar>
+            <w:vAlign w:val="top"/>
+          </w:tcPr>
+          <w:p>
+            <w:r>
+              <w:rPr>
+                <w:b/>
+                <w:bCs/>
+                <w:color w:val="FFFFFF"/>
+                <w:sz w:val="20"/>
+                <w:szCs w:val="20"/>
+              </w:rPr>
+              <w:t xml:space="preserve">Optional stretch</w:t>
+            </w:r>
+          </w:p>
+        </w:tc>
+        <w:tc>
+          <w:tcPr>
+            <w:tcW w:type="dxa" w:w="1599"/>
+            <w:tcBorders>
+              <w:top w:val="single" w:color="D1D5DB" w:sz="4"/>
+              <w:left w:val="single" w:color="D1D5DB" w:sz="4"/>
+              <w:bottom w:val="single" w:color="D1D5DB" w:sz="4"/>
+              <w:right w:val="single" w:color="D1D5DB" w:sz="4"/>
+            </w:tcBorders>
+            <w:shd w:fill="1E1B4B" w:color="auto" w:val="clear"/>
+            <w:tcMar>
+              <w:top w:type="dxa" w:w="80"/>
+              <w:left w:type="dxa" w:w="120"/>
+              <w:bottom w:type="dxa" w:w="80"/>
+              <w:right w:type="dxa" w:w="120"/>
+            </w:tcMar>
+            <w:vAlign w:val="top"/>
+          </w:tcPr>
+          <w:p>
+            <w:r>
+              <w:rPr>
+                <w:b/>
+                <w:bCs/>
+                <w:color w:val="FFFFFF"/>
+                <w:sz w:val="20"/>
+                <w:szCs w:val="20"/>
+              </w:rPr>
+              <w:t xml:space="preserve">Common error</w:t>
+            </w:r>
+          </w:p>
+        </w:tc>
+      </w:tr>
+      <w:tr>
+        <w:trPr>
+          <w:cantSplit/>
+        </w:trPr>
+        <w:tc>
+          <w:tcPr>
+            <w:tcW w:type="dxa" w:w="1910"/>
+            <w:tcBorders>
+              <w:top w:val="single" w:color="D1D5DB" w:sz="4"/>
+              <w:left w:val="single" w:color="D1D5DB" w:sz="4"/>
+              <w:bottom w:val="single" w:color="D1D5DB" w:sz="4"/>
+              <w:right w:val="single" w:color="D1D5DB" w:sz="4"/>
+            </w:tcBorders>
+            <w:shd w:fill="EEF0FF" w:color="auto" w:val="clear"/>
+            <w:tcMar>
+              <w:top w:type="dxa" w:w="80"/>
+              <w:left w:type="dxa" w:w="120"/>
+              <w:bottom w:type="dxa" w:w="80"/>
+              <w:right w:type="dxa" w:w="120"/>
+            </w:tcMar>
+            <w:vAlign w:val="top"/>
+          </w:tcPr>
+          <w:p>
+            <w:r>
+              <w:rPr>
+                <w:b/>
+                <w:bCs/>
+                <w:sz w:val="20"/>
+                <w:szCs w:val="20"/>
+              </w:rPr>
+              <w:t xml:space="preserve">Images</w:t>
+            </w:r>
+          </w:p>
+        </w:tc>
+        <w:tc>
+          <w:tcPr>
+            <w:tcW w:type="dxa" w:w="1587"/>
+            <w:tcBorders>
+              <w:top w:val="single" w:color="D1D5DB" w:sz="4"/>
+              <w:left w:val="single" w:color="D1D5DB" w:sz="4"/>
+              <w:bottom w:val="single" w:color="D1D5DB" w:sz="4"/>
+              <w:right w:val="single" w:color="D1D5DB" w:sz="4"/>
+            </w:tcBorders>
+            <w:shd w:fill="EEF0FF" w:color="auto" w:val="clear"/>
+            <w:tcMar>
+              <w:top w:type="dxa" w:w="80"/>
+              <w:left w:type="dxa" w:w="120"/>
+              <w:bottom w:type="dxa" w:w="80"/>
+              <w:right w:type="dxa" w:w="120"/>
+            </w:tcMar>
+            <w:vAlign w:val="top"/>
+          </w:tcPr>
+          <w:p>
+            <w:r>
+              <w:rPr>
+                <w:sz w:val="20"/>
+                <w:szCs w:val="20"/>
+              </w:rPr>
+              <w:t xml:space="preserve">Trace captions and tensor shapes.</w:t>
+            </w:r>
+          </w:p>
+        </w:tc>
+        <w:tc>
+          <w:tcPr>
+            <w:tcW w:type="dxa" w:w="1831"/>
+            <w:tcBorders>
+              <w:top w:val="single" w:color="D1D5DB" w:sz="4"/>
+              <w:left w:val="single" w:color="D1D5DB" w:sz="4"/>
+              <w:bottom w:val="single" w:color="D1D5DB" w:sz="4"/>
+              <w:right w:val="single" w:color="D1D5DB" w:sz="4"/>
+            </w:tcBorders>
+            <w:shd w:fill="EEF0FF" w:color="auto" w:val="clear"/>
+            <w:tcMar>
+              <w:top w:type="dxa" w:w="80"/>
+              <w:left w:type="dxa" w:w="120"/>
+              <w:bottom w:type="dxa" w:w="80"/>
+              <w:right w:type="dxa" w:w="120"/>
+            </w:tcMar>
+            <w:vAlign w:val="top"/>
+          </w:tcPr>
+          <w:p>
+            <w:r>
+              <w:rPr>
+                <w:sz w:val="20"/>
+                <w:szCs w:val="20"/>
+              </w:rPr>
+              <w:t xml:space="preserve">Shorten the requested description.</w:t>
+            </w:r>
+          </w:p>
+        </w:tc>
+        <w:tc>
+          <w:tcPr>
+            <w:tcW w:type="dxa" w:w="2485"/>
+            <w:tcBorders>
+              <w:top w:val="single" w:color="D1D5DB" w:sz="4"/>
+              <w:left w:val="single" w:color="D1D5DB" w:sz="4"/>
+              <w:bottom w:val="single" w:color="D1D5DB" w:sz="4"/>
+              <w:right w:val="single" w:color="D1D5DB" w:sz="4"/>
+            </w:tcBorders>
+            <w:shd w:fill="EEF0FF" w:color="auto" w:val="clear"/>
+            <w:tcMar>
+              <w:top w:type="dxa" w:w="80"/>
+              <w:left w:type="dxa" w:w="120"/>
+              <w:bottom w:type="dxa" w:w="80"/>
+              <w:right w:type="dxa" w:w="120"/>
+            </w:tcMar>
+            <w:vAlign w:val="top"/>
+          </w:tcPr>
+          <w:p>
+            <w:r>
+              <w:rPr>
+                <w:sz w:val="20"/>
+                <w:szCs w:val="20"/>
+              </w:rPr>
+              <w:t xml:space="preserve">Compare another checkpoint with separate evidence.</w:t>
+            </w:r>
+          </w:p>
+        </w:tc>
+        <w:tc>
+          <w:tcPr>
+            <w:tcW w:type="dxa" w:w="1599"/>
+            <w:tcBorders>
+              <w:top w:val="single" w:color="D1D5DB" w:sz="4"/>
+              <w:left w:val="single" w:color="D1D5DB" w:sz="4"/>
+              <w:bottom w:val="single" w:color="D1D5DB" w:sz="4"/>
+              <w:right w:val="single" w:color="D1D5DB" w:sz="4"/>
+            </w:tcBorders>
+            <w:shd w:fill="EEF0FF" w:color="auto" w:val="clear"/>
+            <w:tcMar>
+              <w:top w:type="dxa" w:w="80"/>
+              <w:left w:type="dxa" w:w="120"/>
+              <w:bottom w:type="dxa" w:w="80"/>
+              <w:right w:type="dxa" w:w="120"/>
+            </w:tcMar>
+            <w:vAlign w:val="top"/>
+          </w:tcPr>
+          <w:p>
+            <w:r>
+              <w:rPr>
+                <w:sz w:val="20"/>
+                <w:szCs w:val="20"/>
+              </w:rPr>
+              <w:t xml:space="preserve">Treating fluent details as visible facts.</w:t>
+            </w:r>
+          </w:p>
+        </w:tc>
+      </w:tr>
+      <w:tr>
+        <w:trPr>
+          <w:cantSplit/>
+        </w:trPr>
+        <w:tc>
+          <w:tcPr>
+            <w:tcW w:type="dxa" w:w="1910"/>
+            <w:tcBorders>
+              <w:top w:val="single" w:color="D1D5DB" w:sz="4"/>
+              <w:left w:val="single" w:color="D1D5DB" w:sz="4"/>
+              <w:bottom w:val="single" w:color="D1D5DB" w:sz="4"/>
+              <w:right w:val="single" w:color="D1D5DB" w:sz="4"/>
+            </w:tcBorders>
+            <w:shd w:fill="FFFFFF" w:color="auto" w:val="clear"/>
+            <w:tcMar>
+              <w:top w:type="dxa" w:w="80"/>
+              <w:left w:type="dxa" w:w="120"/>
+              <w:bottom w:type="dxa" w:w="80"/>
+              <w:right w:type="dxa" w:w="120"/>
+            </w:tcMar>
+            <w:vAlign w:val="top"/>
+          </w:tcPr>
+          <w:p>
+            <w:r>
+              <w:rPr>
+                <w:b/>
+                <w:bCs/>
+                <w:sz w:val="20"/>
+                <w:szCs w:val="20"/>
+              </w:rPr>
+              <w:t xml:space="preserve">Chart/invoice</w:t>
+            </w:r>
+          </w:p>
+        </w:tc>
+        <w:tc>
+          <w:tcPr>
+            <w:tcW w:type="dxa" w:w="1587"/>
+            <w:tcBorders>
+              <w:top w:val="single" w:color="D1D5DB" w:sz="4"/>
+              <w:left w:val="single" w:color="D1D5DB" w:sz="4"/>
+              <w:bottom w:val="single" w:color="D1D5DB" w:sz="4"/>
+              <w:right w:val="single" w:color="D1D5DB" w:sz="4"/>
+            </w:tcBorders>
+            <w:shd w:fill="FFFFFF" w:color="auto" w:val="clear"/>
+            <w:tcMar>
+              <w:top w:type="dxa" w:w="80"/>
+              <w:left w:type="dxa" w:w="120"/>
+              <w:bottom w:type="dxa" w:w="80"/>
+              <w:right w:type="dxa" w:w="120"/>
+            </w:tcMar>
+            <w:vAlign w:val="top"/>
+          </w:tcPr>
+          <w:p>
+            <w:r>
+              <w:rPr>
+                <w:sz w:val="20"/>
+                <w:szCs w:val="20"/>
+              </w:rPr>
+              <w:t xml:space="preserve">Check three fields and compute source totals.</w:t>
+            </w:r>
+          </w:p>
+        </w:tc>
+        <w:tc>
+          <w:tcPr>
+            <w:tcW w:type="dxa" w:w="1831"/>
+            <w:tcBorders>
+              <w:top w:val="single" w:color="D1D5DB" w:sz="4"/>
+              <w:left w:val="single" w:color="D1D5DB" w:sz="4"/>
+              <w:bottom w:val="single" w:color="D1D5DB" w:sz="4"/>
+              <w:right w:val="single" w:color="D1D5DB" w:sz="4"/>
+            </w:tcBorders>
+            <w:shd w:fill="FFFFFF" w:color="auto" w:val="clear"/>
+            <w:tcMar>
+              <w:top w:type="dxa" w:w="80"/>
+              <w:left w:type="dxa" w:w="120"/>
+              <w:bottom w:type="dxa" w:w="80"/>
+              <w:right w:type="dxa" w:w="120"/>
+            </w:tcMar>
+            <w:vAlign w:val="top"/>
+          </w:tcPr>
+          <w:p>
+            <w:r>
+              <w:rPr>
+                <w:sz w:val="20"/>
+                <w:szCs w:val="20"/>
+              </w:rPr>
+              <w:t xml:space="preserve">Change one source value.</w:t>
+            </w:r>
+          </w:p>
+        </w:tc>
+        <w:tc>
+          <w:tcPr>
+            <w:tcW w:type="dxa" w:w="2485"/>
+            <w:tcBorders>
+              <w:top w:val="single" w:color="D1D5DB" w:sz="4"/>
+              <w:left w:val="single" w:color="D1D5DB" w:sz="4"/>
+              <w:bottom w:val="single" w:color="D1D5DB" w:sz="4"/>
+              <w:right w:val="single" w:color="D1D5DB" w:sz="4"/>
+            </w:tcBorders>
+            <w:shd w:fill="FFFFFF" w:color="auto" w:val="clear"/>
+            <w:tcMar>
+              <w:top w:type="dxa" w:w="80"/>
+              <w:left w:type="dxa" w:w="120"/>
+              <w:bottom w:type="dxa" w:w="80"/>
+              <w:right w:type="dxa" w:w="120"/>
+            </w:tcMar>
+            <w:vAlign w:val="top"/>
+          </w:tcPr>
+          <w:p>
+            <w:r>
+              <w:rPr>
+                <w:sz w:val="20"/>
+                <w:szCs w:val="20"/>
+              </w:rPr>
+              <w:t xml:space="preserve">Evaluate all six original questions.</w:t>
+            </w:r>
+          </w:p>
+        </w:tc>
+        <w:tc>
+          <w:tcPr>
+            <w:tcW w:type="dxa" w:w="1599"/>
+            <w:tcBorders>
+              <w:top w:val="single" w:color="D1D5DB" w:sz="4"/>
+              <w:left w:val="single" w:color="D1D5DB" w:sz="4"/>
+              <w:bottom w:val="single" w:color="D1D5DB" w:sz="4"/>
+              <w:right w:val="single" w:color="D1D5DB" w:sz="4"/>
+            </w:tcBorders>
+            <w:shd w:fill="FFFFFF" w:color="auto" w:val="clear"/>
+            <w:tcMar>
+              <w:top w:type="dxa" w:w="80"/>
+              <w:left w:type="dxa" w:w="120"/>
+              <w:bottom w:type="dxa" w:w="80"/>
+              <w:right w:type="dxa" w:w="120"/>
+            </w:tcMar>
+            <w:vAlign w:val="top"/>
+          </w:tcPr>
+          <w:p>
+            <w:r>
+              <w:rPr>
+                <w:sz w:val="20"/>
+                <w:szCs w:val="20"/>
+              </w:rPr>
+              <w:t xml:space="preserve">Summing misread values correctly.</w:t>
+            </w:r>
+          </w:p>
+        </w:tc>
+      </w:tr>
+      <w:tr>
+        <w:trPr>
+          <w:cantSplit/>
+        </w:trPr>
+        <w:tc>
+          <w:tcPr>
+            <w:tcW w:type="dxa" w:w="1910"/>
+            <w:tcBorders>
+              <w:top w:val="single" w:color="D1D5DB" w:sz="4"/>
+              <w:left w:val="single" w:color="D1D5DB" w:sz="4"/>
+              <w:bottom w:val="single" w:color="D1D5DB" w:sz="4"/>
+              <w:right w:val="single" w:color="D1D5DB" w:sz="4"/>
+            </w:tcBorders>
+            <w:shd w:fill="EEF0FF" w:color="auto" w:val="clear"/>
+            <w:tcMar>
+              <w:top w:type="dxa" w:w="80"/>
+              <w:left w:type="dxa" w:w="120"/>
+              <w:bottom w:type="dxa" w:w="80"/>
+              <w:right w:type="dxa" w:w="120"/>
+            </w:tcMar>
+            <w:vAlign w:val="top"/>
+          </w:tcPr>
+          <w:p>
+            <w:r>
+              <w:rPr>
+                <w:b/>
+                <w:bCs/>
+                <w:sz w:val="20"/>
+                <w:szCs w:val="20"/>
+              </w:rPr>
+              <w:t xml:space="preserve">Images/editing</w:t>
+            </w:r>
+          </w:p>
+        </w:tc>
+        <w:tc>
+          <w:tcPr>
+            <w:tcW w:type="dxa" w:w="1587"/>
+            <w:tcBorders>
+              <w:top w:val="single" w:color="D1D5DB" w:sz="4"/>
+              <w:left w:val="single" w:color="D1D5DB" w:sz="4"/>
+              <w:bottom w:val="single" w:color="D1D5DB" w:sz="4"/>
+              <w:right w:val="single" w:color="D1D5DB" w:sz="4"/>
+            </w:tcBorders>
+            <w:shd w:fill="EEF0FF" w:color="auto" w:val="clear"/>
+            <w:tcMar>
+              <w:top w:type="dxa" w:w="80"/>
+              <w:left w:type="dxa" w:w="120"/>
+              <w:bottom w:type="dxa" w:w="80"/>
+              <w:right w:type="dxa" w:w="120"/>
+            </w:tcMar>
+            <w:vAlign w:val="top"/>
+          </w:tcPr>
+          <w:p>
+            <w:r>
+              <w:rPr>
+                <w:sz w:val="20"/>
+                <w:szCs w:val="20"/>
+              </w:rPr>
+              <w:t xml:space="preserve">Inspect archived prompt and strength strips.</w:t>
+            </w:r>
+          </w:p>
+        </w:tc>
+        <w:tc>
+          <w:tcPr>
+            <w:tcW w:type="dxa" w:w="1831"/>
+            <w:tcBorders>
+              <w:top w:val="single" w:color="D1D5DB" w:sz="4"/>
+              <w:left w:val="single" w:color="D1D5DB" w:sz="4"/>
+              <w:bottom w:val="single" w:color="D1D5DB" w:sz="4"/>
+              <w:right w:val="single" w:color="D1D5DB" w:sz="4"/>
+            </w:tcBorders>
+            <w:shd w:fill="EEF0FF" w:color="auto" w:val="clear"/>
+            <w:tcMar>
+              <w:top w:type="dxa" w:w="80"/>
+              <w:left w:type="dxa" w:w="120"/>
+              <w:bottom w:type="dxa" w:w="80"/>
+              <w:right w:type="dxa" w:w="120"/>
+            </w:tcMar>
+            <w:vAlign w:val="top"/>
+          </w:tcPr>
+          <w:p>
+            <w:r>
+              <w:rPr>
+                <w:sz w:val="20"/>
+                <w:szCs w:val="20"/>
+              </w:rPr>
+              <w:t xml:space="preserve">Predict a strength effect before revealing it.</w:t>
+            </w:r>
+          </w:p>
+        </w:tc>
+        <w:tc>
+          <w:tcPr>
+            <w:tcW w:type="dxa" w:w="2485"/>
+            <w:tcBorders>
+              <w:top w:val="single" w:color="D1D5DB" w:sz="4"/>
+              <w:left w:val="single" w:color="D1D5DB" w:sz="4"/>
+              <w:bottom w:val="single" w:color="D1D5DB" w:sz="4"/>
+              <w:right w:val="single" w:color="D1D5DB" w:sz="4"/>
+            </w:tcBorders>
+            <w:shd w:fill="EEF0FF" w:color="auto" w:val="clear"/>
+            <w:tcMar>
+              <w:top w:type="dxa" w:w="80"/>
+              <w:left w:type="dxa" w:w="120"/>
+              <w:bottom w:type="dxa" w:w="80"/>
+              <w:right w:type="dxa" w:w="120"/>
+            </w:tcMar>
+            <w:vAlign w:val="top"/>
+          </w:tcPr>
+          <w:p>
+            <w:r>
+              <w:rPr>
+                <w:sz w:val="20"/>
+                <w:szCs w:val="20"/>
+              </w:rPr>
+              <w:t xml:space="preserve">Execute SD-Turbo, edits and CLIP.</w:t>
+            </w:r>
+          </w:p>
+        </w:tc>
+        <w:tc>
+          <w:tcPr>
+            <w:tcW w:type="dxa" w:w="1599"/>
+            <w:tcBorders>
+              <w:top w:val="single" w:color="D1D5DB" w:sz="4"/>
+              <w:left w:val="single" w:color="D1D5DB" w:sz="4"/>
+              <w:bottom w:val="single" w:color="D1D5DB" w:sz="4"/>
+              <w:right w:val="single" w:color="D1D5DB" w:sz="4"/>
+            </w:tcBorders>
+            <w:shd w:fill="EEF0FF" w:color="auto" w:val="clear"/>
+            <w:tcMar>
+              <w:top w:type="dxa" w:w="80"/>
+              <w:left w:type="dxa" w:w="120"/>
+              <w:bottom w:type="dxa" w:w="80"/>
+              <w:right w:type="dxa" w:w="120"/>
+            </w:tcMar>
+            <w:vAlign w:val="top"/>
+          </w:tcPr>
+          <w:p>
+            <w:r>
+              <w:rPr>
+                <w:sz w:val="20"/>
+                <w:szCs w:val="20"/>
+              </w:rPr>
+              <w:t xml:space="preserve">Changing seed and strength together.</w:t>
+            </w:r>
+          </w:p>
+        </w:tc>
+      </w:tr>
+      <w:tr>
+        <w:trPr>
+          <w:cantSplit/>
+        </w:trPr>
+        <w:tc>
+          <w:tcPr>
+            <w:tcW w:type="dxa" w:w="1910"/>
+            <w:tcBorders>
+              <w:top w:val="single" w:color="D1D5DB" w:sz="4"/>
+              <w:left w:val="single" w:color="D1D5DB" w:sz="4"/>
+              <w:bottom w:val="single" w:color="D1D5DB" w:sz="4"/>
+              <w:right w:val="single" w:color="D1D5DB" w:sz="4"/>
+            </w:tcBorders>
+            <w:shd w:fill="FFFFFF" w:color="auto" w:val="clear"/>
+            <w:tcMar>
+              <w:top w:type="dxa" w:w="80"/>
+              <w:left w:type="dxa" w:w="120"/>
+              <w:bottom w:type="dxa" w:w="80"/>
+              <w:right w:type="dxa" w:w="120"/>
+            </w:tcMar>
+            <w:vAlign w:val="top"/>
+          </w:tcPr>
+          <w:p>
+            <w:r>
+              <w:rPr>
+                <w:b/>
+                <w:bCs/>
+                <w:sz w:val="20"/>
+                <w:szCs w:val="20"/>
+              </w:rPr>
+              <w:t xml:space="preserve">Speech</w:t>
+            </w:r>
+          </w:p>
+        </w:tc>
+        <w:tc>
+          <w:tcPr>
+            <w:tcW w:type="dxa" w:w="1587"/>
+            <w:tcBorders>
+              <w:top w:val="single" w:color="D1D5DB" w:sz="4"/>
+              <w:left w:val="single" w:color="D1D5DB" w:sz="4"/>
+              <w:bottom w:val="single" w:color="D1D5DB" w:sz="4"/>
+              <w:right w:val="single" w:color="D1D5DB" w:sz="4"/>
+            </w:tcBorders>
+            <w:shd w:fill="FFFFFF" w:color="auto" w:val="clear"/>
+            <w:tcMar>
+              <w:top w:type="dxa" w:w="80"/>
+              <w:left w:type="dxa" w:w="120"/>
+              <w:bottom w:type="dxa" w:w="80"/>
+              <w:right w:type="dxa" w:w="120"/>
+            </w:tcMar>
+            <w:vAlign w:val="top"/>
+          </w:tcPr>
+          <w:p>
+            <w:r>
+              <w:rPr>
+                <w:sz w:val="20"/>
+                <w:szCs w:val="20"/>
+              </w:rPr>
+              <w:t xml:space="preserve">Run word-edit examples and the semantic probe.</w:t>
+            </w:r>
+          </w:p>
+        </w:tc>
+        <w:tc>
+          <w:tcPr>
+            <w:tcW w:type="dxa" w:w="1831"/>
+            <w:tcBorders>
+              <w:top w:val="single" w:color="D1D5DB" w:sz="4"/>
+              <w:left w:val="single" w:color="D1D5DB" w:sz="4"/>
+              <w:bottom w:val="single" w:color="D1D5DB" w:sz="4"/>
+              <w:right w:val="single" w:color="D1D5DB" w:sz="4"/>
+            </w:tcBorders>
+            <w:shd w:fill="FFFFFF" w:color="auto" w:val="clear"/>
+            <w:tcMar>
+              <w:top w:type="dxa" w:w="80"/>
+              <w:left w:type="dxa" w:w="120"/>
+              <w:bottom w:type="dxa" w:w="80"/>
+              <w:right w:type="dxa" w:w="120"/>
+            </w:tcMar>
+            <w:vAlign w:val="top"/>
+          </w:tcPr>
+          <w:p>
+            <w:r>
+              <w:rPr>
+                <w:sz w:val="20"/>
+                <w:szCs w:val="20"/>
+              </w:rPr>
+              <w:t xml:space="preserve">Substitute one reference word.</w:t>
+            </w:r>
+          </w:p>
+        </w:tc>
+        <w:tc>
+          <w:tcPr>
+            <w:tcW w:type="dxa" w:w="2485"/>
+            <w:tcBorders>
+              <w:top w:val="single" w:color="D1D5DB" w:sz="4"/>
+              <w:left w:val="single" w:color="D1D5DB" w:sz="4"/>
+              <w:bottom w:val="single" w:color="D1D5DB" w:sz="4"/>
+              <w:right w:val="single" w:color="D1D5DB" w:sz="4"/>
+            </w:tcBorders>
+            <w:shd w:fill="FFFFFF" w:color="auto" w:val="clear"/>
+            <w:tcMar>
+              <w:top w:type="dxa" w:w="80"/>
+              <w:left w:type="dxa" w:w="120"/>
+              <w:bottom w:type="dxa" w:w="80"/>
+              <w:right w:type="dxa" w:w="120"/>
+            </w:tcMar>
+            <w:vAlign w:val="top"/>
+          </w:tcPr>
+          <w:p>
+            <w:r>
+              <w:rPr>
+                <w:sz w:val="20"/>
+                <w:szCs w:val="20"/>
+              </w:rPr>
+              <w:t xml:space="preserve">Execute MMS-TTS and Whisper, then listen.</w:t>
+            </w:r>
+          </w:p>
+        </w:tc>
+        <w:tc>
+          <w:tcPr>
+            <w:tcW w:type="dxa" w:w="1599"/>
+            <w:tcBorders>
+              <w:top w:val="single" w:color="D1D5DB" w:sz="4"/>
+              <w:left w:val="single" w:color="D1D5DB" w:sz="4"/>
+              <w:bottom w:val="single" w:color="D1D5DB" w:sz="4"/>
+              <w:right w:val="single" w:color="D1D5DB" w:sz="4"/>
+            </w:tcBorders>
+            <w:shd w:fill="FFFFFF" w:color="auto" w:val="clear"/>
+            <w:tcMar>
+              <w:top w:type="dxa" w:w="80"/>
+              <w:left w:type="dxa" w:w="120"/>
+              <w:bottom w:type="dxa" w:w="80"/>
+              <w:right w:type="dxa" w:w="120"/>
+            </w:tcMar>
+            <w:vAlign w:val="top"/>
+          </w:tcPr>
+          <w:p>
+            <w:r>
+              <w:rPr>
+                <w:sz w:val="20"/>
+                <w:szCs w:val="20"/>
+              </w:rPr>
+              <w:t xml:space="preserve">Hardcoding a sampling rate.</w:t>
+            </w:r>
+          </w:p>
+        </w:tc>
+      </w:tr>
+      <w:tr>
+        <w:trPr>
+          <w:cantSplit/>
+        </w:trPr>
+        <w:tc>
+          <w:tcPr>
+            <w:tcW w:type="dxa" w:w="1910"/>
+            <w:tcBorders>
+              <w:top w:val="single" w:color="D1D5DB" w:sz="4"/>
+              <w:left w:val="single" w:color="D1D5DB" w:sz="4"/>
+              <w:bottom w:val="single" w:color="D1D5DB" w:sz="4"/>
+              <w:right w:val="single" w:color="D1D5DB" w:sz="4"/>
+            </w:tcBorders>
+            <w:shd w:fill="EEF0FF" w:color="auto" w:val="clear"/>
+            <w:tcMar>
+              <w:top w:type="dxa" w:w="80"/>
+              <w:left w:type="dxa" w:w="120"/>
+              <w:bottom w:type="dxa" w:w="80"/>
+              <w:right w:type="dxa" w:w="120"/>
+            </w:tcMar>
+            <w:vAlign w:val="top"/>
+          </w:tcPr>
+          <w:p>
+            <w:r>
+              <w:rPr>
+                <w:b/>
+                <w:bCs/>
+                <w:sz w:val="20"/>
+                <w:szCs w:val="20"/>
+              </w:rPr>
+              <w:t xml:space="preserve">Provenance</w:t>
+            </w:r>
+          </w:p>
+        </w:tc>
+        <w:tc>
+          <w:tcPr>
+            <w:tcW w:type="dxa" w:w="1587"/>
+            <w:tcBorders>
+              <w:top w:val="single" w:color="D1D5DB" w:sz="4"/>
+              <w:left w:val="single" w:color="D1D5DB" w:sz="4"/>
+              <w:bottom w:val="single" w:color="D1D5DB" w:sz="4"/>
+              <w:right w:val="single" w:color="D1D5DB" w:sz="4"/>
+            </w:tcBorders>
+            <w:shd w:fill="EEF0FF" w:color="auto" w:val="clear"/>
+            <w:tcMar>
+              <w:top w:type="dxa" w:w="80"/>
+              <w:left w:type="dxa" w:w="120"/>
+              <w:bottom w:type="dxa" w:w="80"/>
+              <w:right w:type="dxa" w:w="120"/>
+            </w:tcMar>
+            <w:vAlign w:val="top"/>
+          </w:tcPr>
+          <w:p>
+            <w:r>
+              <w:rPr>
+                <w:sz w:val="20"/>
+                <w:szCs w:val="20"/>
+              </w:rPr>
+              <w:t xml:space="preserve">Resave honestly labelled fixture metadata.</w:t>
+            </w:r>
+          </w:p>
+        </w:tc>
+        <w:tc>
+          <w:tcPr>
+            <w:tcW w:type="dxa" w:w="1831"/>
+            <w:tcBorders>
+              <w:top w:val="single" w:color="D1D5DB" w:sz="4"/>
+              <w:left w:val="single" w:color="D1D5DB" w:sz="4"/>
+              <w:bottom w:val="single" w:color="D1D5DB" w:sz="4"/>
+              <w:right w:val="single" w:color="D1D5DB" w:sz="4"/>
+            </w:tcBorders>
+            <w:shd w:fill="EEF0FF" w:color="auto" w:val="clear"/>
+            <w:tcMar>
+              <w:top w:type="dxa" w:w="80"/>
+              <w:left w:type="dxa" w:w="120"/>
+              <w:bottom w:type="dxa" w:w="80"/>
+              <w:right w:type="dxa" w:w="120"/>
+            </w:tcMar>
+            <w:vAlign w:val="top"/>
+          </w:tcPr>
+          <w:p>
+            <w:r>
+              <w:rPr>
+                <w:sz w:val="20"/>
+                <w:szCs w:val="20"/>
+              </w:rPr>
+              <w:t xml:space="preserve">Edit one unsigned field.</w:t>
+            </w:r>
+          </w:p>
+        </w:tc>
+        <w:tc>
+          <w:tcPr>
+            <w:tcW w:type="dxa" w:w="2485"/>
+            <w:tcBorders>
+              <w:top w:val="single" w:color="D1D5DB" w:sz="4"/>
+              <w:left w:val="single" w:color="D1D5DB" w:sz="4"/>
+              <w:bottom w:val="single" w:color="D1D5DB" w:sz="4"/>
+              <w:right w:val="single" w:color="D1D5DB" w:sz="4"/>
+            </w:tcBorders>
+            <w:shd w:fill="EEF0FF" w:color="auto" w:val="clear"/>
+            <w:tcMar>
+              <w:top w:type="dxa" w:w="80"/>
+              <w:left w:type="dxa" w:w="120"/>
+              <w:bottom w:type="dxa" w:w="80"/>
+              <w:right w:type="dxa" w:w="120"/>
+            </w:tcMar>
+            <w:vAlign w:val="top"/>
+          </w:tcPr>
+          <w:p>
+            <w:r>
+              <w:rPr>
+                <w:sz w:val="20"/>
+                <w:szCs w:val="20"/>
+              </w:rPr>
+              <w:t xml:space="preserve">Label a real extension-generated image.</w:t>
+            </w:r>
+          </w:p>
+        </w:tc>
+        <w:tc>
+          <w:tcPr>
+            <w:tcW w:type="dxa" w:w="1599"/>
+            <w:tcBorders>
+              <w:top w:val="single" w:color="D1D5DB" w:sz="4"/>
+              <w:left w:val="single" w:color="D1D5DB" w:sz="4"/>
+              <w:bottom w:val="single" w:color="D1D5DB" w:sz="4"/>
+              <w:right w:val="single" w:color="D1D5DB" w:sz="4"/>
+            </w:tcBorders>
+            <w:shd w:fill="EEF0FF" w:color="auto" w:val="clear"/>
+            <w:tcMar>
+              <w:top w:type="dxa" w:w="80"/>
+              <w:left w:type="dxa" w:w="120"/>
+              <w:bottom w:type="dxa" w:w="80"/>
+              <w:right w:type="dxa" w:w="120"/>
+            </w:tcMar>
+            <w:vAlign w:val="top"/>
+          </w:tcPr>
+          <w:p>
+            <w:r>
+              <w:rPr>
+                <w:sz w:val="20"/>
+                <w:szCs w:val="20"/>
+              </w:rPr>
+              <w:t xml:space="preserve">Calling an editable label C2PA or proof.</w:t>
+            </w:r>
+          </w:p>
+        </w:tc>
+      </w:tr>
+    </w:tbl>
+    <w:p>
+      <w:pPr>
+        <w:spacing w:after="120"/>
+      </w:pPr>
+    </w:p>
+    <w:p>
+      <w:pPr>
+        <w:pStyle w:val="Heading2"/>
+        <w:keepNext/>
+      </w:pPr>
+      <w:r>
+        <w:t xml:space="preserve">Five self-checks with answers</w:t>
+      </w:r>
+    </w:p>
+    <w:p>
+      <w:pPr>
+        <w:pStyle w:val="ListParagraph"/>
+        <w:keepLines/>
+        <w:numPr>
+          <w:ilvl w:val="0"/>
+          <w:numId w:val="13"/>
+        </w:numPr>
+        <w:spacing w:after="80" w:line="276"/>
+      </w:pPr>
+      <w:r>
+        <w:rPr>
+          <w:b/>
+          <w:bCs/>
+        </w:rPr>
+        <w:t xml:space="preserve">What enters and leaves </w:t>
+      </w:r>
+      <w:r>
+        <w:rPr>
+          <w:rFonts w:ascii="Consolas" w:cs="Consolas" w:eastAsia="Consolas" w:hAnsi="Consolas"/>
+          <w:b/>
+          <w:bCs/>
+          <w:color w:val="4F46E5"/>
+          <w:sz w:val="20"/>
+          <w:szCs w:val="20"/>
+        </w:rPr>
+        <w:t xml:space="preserve">ask</w:t>
+      </w:r>
+      <w:r>
+        <w:rPr>
+          <w:b/>
+          <w:bCs/>
+        </w:rPr>
+        <w:t xml:space="preserve">?</w:t>
+      </w:r>
+      <w:r>
+        <w:t xml:space="preserve"> Image pixels and question token IDs enter; the continuation is decoded into answer text. Exact tensor shapes depend on the processor.</w:t>
+      </w:r>
+    </w:p>
+    <w:p>
+      <w:pPr>
+        <w:pStyle w:val="ListParagraph"/>
+        <w:keepLines/>
+        <w:numPr>
+          <w:ilvl w:val="0"/>
+          <w:numId w:val="13"/>
+        </w:numPr>
+        <w:spacing w:after="80" w:line="276"/>
+      </w:pPr>
+      <w:r>
+        <w:rPr>
+          <w:b/>
+          <w:bCs/>
+        </w:rPr>
+        <w:t xml:space="preserve">Does a correct EUR 215 sum fix an extracted EUR 200 instead of EUR 20?</w:t>
+      </w:r>
+      <w:r>
+        <w:t xml:space="preserve"> No. The arithmetic is correct for wrong inputs; compare fields with the image first.</w:t>
+      </w:r>
+    </w:p>
+    <w:p>
+      <w:pPr>
+        <w:pStyle w:val="ListParagraph"/>
+        <w:keepLines/>
+        <w:numPr>
+          <w:ilvl w:val="0"/>
+          <w:numId w:val="13"/>
+        </w:numPr>
+        <w:spacing w:after="80" w:line="276"/>
+      </w:pPr>
+      <w:r>
+        <w:rPr>
+          <w:b/>
+          <w:bCs/>
+        </w:rPr>
+        <w:t xml:space="preserve">Why inspect absent-object replies and full answers?</w:t>
+      </w:r>
+      <w:r>
+        <w:t xml:space="preserve"> They expose unsupported claims and yes bias; the substring/first-number heuristic can accept a misleading reply.</w:t>
+      </w:r>
+    </w:p>
+    <w:p>
+      <w:pPr>
+        <w:pStyle w:val="ListParagraph"/>
+        <w:keepLines/>
+        <w:numPr>
+          <w:ilvl w:val="0"/>
+          <w:numId w:val="13"/>
+        </w:numPr>
+        <w:spacing w:after="80" w:line="276"/>
+      </w:pPr>
+      <w:r>
+        <w:rPr>
+          <w:b/>
+          <w:bCs/>
+        </w:rPr>
+        <w:t xml:space="preserve">Does high CLIP similarity or zero WER establish complete quality?</w:t>
+      </w:r>
+      <w:r>
+        <w:t xml:space="preserve"> No. Global image-text alignment and recovered words are partial measures; count objects, inspect defects and listen separately.</w:t>
+      </w:r>
+    </w:p>
+    <w:p>
+      <w:pPr>
+        <w:pStyle w:val="ListParagraph"/>
+        <w:keepLines/>
+        <w:numPr>
+          <w:ilvl w:val="0"/>
+          <w:numId w:val="13"/>
+        </w:numPr>
+        <w:spacing w:after="80" w:line="276"/>
+      </w:pPr>
+      <w:r>
+        <w:rPr>
+          <w:b/>
+          <w:bCs/>
+        </w:rPr>
+        <w:t xml:space="preserve">What does C2PA establish that unsigned PNG fields do not?</w:t>
+      </w:r>
+      <w:r>
+        <w:t xml:space="preserve"> A signed provenance assertion can support verified origin/edit history and integrity. It does not prove that the depicted event occurred, and credentials can be unavailable after resharing.</w:t>
+      </w:r>
+    </w:p>
+    <w:p>
+      <w:pPr>
+        <w:pStyle w:val="Heading2"/>
+        <w:keepNext/>
+      </w:pPr>
+      <w:r>
+        <w:t xml:space="preserve">FAQ: choosing and checking a media route</w:t>
+      </w:r>
+    </w:p>
+    <w:p>
+      <w:pPr>
+        <w:keepNext w:val="false"/>
+        <w:keepLines/>
+        <w:spacing w:after="140" w:line="288"/>
+      </w:pPr>
+      <w:r>
+        <w:rPr>
+          <w:b/>
+          <w:bCs/>
+        </w:rPr>
+        <w:t xml:space="preserve">Does a multimodal model necessarily generate pictures?</w:t>
+      </w:r>
+      <w:r>
+        <w:t xml:space="preserve"> No. Many VLMs generate text from images and questions. Name the accepted inputs and generated outputs for the exact checkpoint.</w:t>
+      </w:r>
+    </w:p>
+    <w:p>
+      <w:pPr>
+        <w:keepNext w:val="false"/>
+        <w:keepLines/>
+        <w:spacing w:after="140" w:line="288"/>
+      </w:pPr>
+      <w:r>
+        <w:rPr>
+          <w:b/>
+          <w:bCs/>
+        </w:rPr>
+        <w:t xml:space="preserve">Should I increase resolution until every invoice answer is correct?</w:t>
+      </w:r>
+      <w:r>
+        <w:t xml:space="preserve"> Larger images may preserve text, but also cost computation and may still fail. Check the processor's resize/tiling rules and measure representative fields.</w:t>
+      </w:r>
+    </w:p>
+    <w:p>
+      <w:pPr>
+        <w:keepNext w:val="false"/>
+        <w:keepLines/>
+        <w:spacing w:after="140" w:line="288"/>
+      </w:pPr>
+      <w:r>
+        <w:rPr>
+          <w:b/>
+          <w:bCs/>
+        </w:rPr>
+        <w:t xml:space="preserve">Can the model judge whether its own answer is correct?</w:t>
+      </w:r>
+      <w:r>
+        <w:t xml:space="preserve"> A second answer is another model output. Known values, independent calculation and source review supply stronger evidence for this fixture.</w:t>
+      </w:r>
+    </w:p>
+    <w:p>
+      <w:pPr>
+        <w:keepNext w:val="false"/>
+        <w:keepLines/>
+        <w:spacing w:after="140" w:line="288"/>
+      </w:pPr>
+      <w:r>
+        <w:rPr>
+          <w:b/>
+          <w:bCs/>
+        </w:rPr>
+        <w:t xml:space="preserve">Do these two probes reproduce POPE?</w:t>
+      </w:r>
+      <w:r>
+        <w:t xml:space="preserve"> No. They are a classroom demonstration of present/absent checking. Only a complete leading </w:t>
+      </w:r>
+      <w:r>
+        <w:rPr>
+          <w:rFonts w:ascii="Consolas" w:cs="Consolas" w:eastAsia="Consolas" w:hAnsi="Consolas"/>
+          <w:color w:val="4F46E5"/>
+          <w:sz w:val="20"/>
+          <w:szCs w:val="20"/>
+        </w:rPr>
+        <w:t xml:space="preserve">yes</w:t>
+      </w:r>
+      <w:r>
+        <w:t xml:space="preserve"> or </w:t>
+      </w:r>
+      <w:r>
+        <w:rPr>
+          <w:rFonts w:ascii="Consolas" w:cs="Consolas" w:eastAsia="Consolas" w:hAnsi="Consolas"/>
+          <w:color w:val="4F46E5"/>
+          <w:sz w:val="20"/>
+          <w:szCs w:val="20"/>
+        </w:rPr>
+        <w:t xml:space="preserve">no</w:t>
+      </w:r>
+      <w:r>
+        <w:t xml:space="preserve"> word is scored; uncertainty and words such as </w:t>
+      </w:r>
+      <w:r>
+        <w:rPr>
+          <w:rFonts w:ascii="Consolas" w:cs="Consolas" w:eastAsia="Consolas" w:hAnsi="Consolas"/>
+          <w:color w:val="4F46E5"/>
+          <w:sz w:val="20"/>
+          <w:szCs w:val="20"/>
+        </w:rPr>
+        <w:t xml:space="preserve">Nobody</w:t>
+      </w:r>
+      <w:r>
+        <w:t xml:space="preserve"> are non-answers. The full benchmark uses its specified data and procedure.</w:t>
+      </w:r>
+    </w:p>
+    <w:p>
+      <w:pPr>
+        <w:keepNext w:val="false"/>
+        <w:keepLines/>
+        <w:spacing w:after="140" w:line="288"/>
+      </w:pPr>
+      <w:r>
+        <w:rPr>
+          <w:b/>
+          <w:bCs/>
+        </w:rPr>
+        <w:t xml:space="preserve">Why use an API for a calculation already supplied locally?</w:t>
+      </w:r>
+      <w:r>
+        <w:t xml:space="preserve"> The optional comparison examines wording and the separation of extraction from arithmetic. It is an extension, with account costs and data handling considered explicitly.</w:t>
+      </w:r>
+    </w:p>
+    <w:p>
+      <w:pPr>
+        <w:keepNext/>
+        <w:spacing w:after="60" w:before="160"/>
+        <w:jc w:val="center"/>
+      </w:pPr>
+      <w:r>
+        <w:drawing>
+          <wp:inline distT="0" distB="0" distL="0" distR="0">
+            <wp:extent cx="5334000" cy="1162050"/>
+            <wp:effectExtent t="0" r="0" b="0" l="0"/>
+            <wp:docPr id="14" name="Checked multimodal application route" descr="Checked multimodal application route" title="Checked multimodal application route"/>
+            <wp:cNvGraphicFramePr>
+              <a:graphicFrameLocks xmlns:a="http://schemas.openxmlformats.org/drawingml/2006/main" noChangeAspect="1"/>
+            </wp:cNvGraphicFramePr>
+            <a:graphic xmlns:a="http://schemas.openxmlformats.org/drawingml/2006/main">
+              <a:graphicData uri="http://schemas.openxmlformats.org/drawingml/2006/picture">
+                <pic:pic xmlns:pic="http://schemas.openxmlformats.org/drawingml/2006/picture">
+                  <pic:nvPicPr>
+                    <pic:cNvPr id="0" name="" descr=""/>
+                    <pic:cNvPicPr>
+                      <a:picLocks noChangeAspect="1" noChangeArrowheads="1"/>
+                    </pic:cNvPicPr>
+                  </pic:nvPicPr>
+                  <pic:blipFill>
+                    <a:blip r:embed="rId22" cstate="none"/>
+                    <a:srcRect/>
+                    <a:stretch>
+                      <a:fillRect/>
+                    </a:stretch>
+                  </pic:blipFill>
+                  <pic:spPr bwMode="auto">
+                    <a:xfrm>
+                      <a:off x="0" y="0"/>
+                      <a:ext cx="5334000" cy="1162050"/>
+                    </a:xfrm>
+                    <a:prstGeom prst="rect">
+                      <a:avLst/>
+                    </a:prstGeom>
+                  </pic:spPr>
+                </pic:pic>
+              </a:graphicData>
+            </a:graphic>
+          </wp:inline>
+        </w:drawing>
+      </w:r>
+    </w:p>
+    <w:p>
+      <w:pPr>
+        <w:spacing w:after="200"/>
+        <w:jc w:val="center"/>
+      </w:pPr>
+      <w:r>
+        <w:rPr>
+          <w:i/>
+          <w:iCs/>
+          <w:color w:val="6B7280"/>
+          <w:sz w:val="19"/>
+          <w:szCs w:val="19"/>
+        </w:rPr>
+        <w:t xml:space="preserve">Checked multimodal application route</w:t>
+      </w:r>
+    </w:p>
+    <w:p>
+      <w:pPr>
+        <w:pStyle w:val="Heading2"/>
+        <w:keepNext/>
+      </w:pPr>
+      <w:r>
+        <w:t xml:space="preserve">TODOs</w:t>
+      </w:r>
+    </w:p>
+    <w:p>
+      <w:pPr>
+        <w:pStyle w:val="ListParagraph"/>
+        <w:keepLines/>
+        <w:numPr>
+          <w:ilvl w:val="0"/>
+          <w:numId w:val="14"/>
+        </w:numPr>
+        <w:spacing w:after="80" w:line="276"/>
+      </w:pPr>
+      <w:r>
+        <w:rPr>
+          <w:b/>
+          <w:bCs/>
+        </w:rPr>
+        <w:t xml:space="preserve">TODO 1</w:t>
+      </w:r>
+      <w:r>
+        <w:t xml:space="preserve"> </w:t>
+      </w:r>
+      <w:r>
+        <w:rPr>
+          <w:rFonts w:ascii="Consolas" w:cs="Consolas" w:eastAsia="Consolas" w:hAnsi="Consolas"/>
+          <w:color w:val="4F46E5"/>
+          <w:sz w:val="20"/>
+          <w:szCs w:val="20"/>
+        </w:rPr>
+        <w:t xml:space="preserve">score(answer, gold)</w:t>
+      </w:r>
+      <w:r>
+        <w:t xml:space="preserve">: compare the first signed parsed number for numeric references, otherwise match a lower-cased substring. </w:t>
+      </w:r>
+      <w:r>
+        <w:rPr>
+          <w:rFonts w:ascii="Consolas" w:cs="Consolas" w:eastAsia="Consolas" w:hAnsi="Consolas"/>
+          <w:color w:val="4F46E5"/>
+          <w:sz w:val="20"/>
+          <w:szCs w:val="20"/>
+        </w:rPr>
+        <w:t xml:space="preserve">check_score()</w:t>
+      </w:r>
+      <w:r>
+        <w:t xml:space="preserve"> covers decimal equivalence, positive and negative signs, comma removal, text matching and mismatches. The heuristic remains deliberately limited.</w:t>
+      </w:r>
+    </w:p>
+    <w:p>
+      <w:pPr>
+        <w:pStyle w:val="ListParagraph"/>
+        <w:keepLines/>
+        <w:numPr>
+          <w:ilvl w:val="0"/>
+          <w:numId w:val="14"/>
+        </w:numPr>
+        <w:spacing w:after="80" w:line="276"/>
+      </w:pPr>
+      <w:r>
+        <w:rPr>
+          <w:b/>
+          <w:bCs/>
+        </w:rPr>
+        <w:t xml:space="preserve">TODO 2</w:t>
+      </w:r>
+      <w:r>
+        <w:t xml:space="preserve"> implement </w:t>
+      </w:r>
+      <w:r>
+        <w:rPr>
+          <w:rFonts w:ascii="Consolas" w:cs="Consolas" w:eastAsia="Consolas" w:hAnsi="Consolas"/>
+          <w:color w:val="4F46E5"/>
+          <w:sz w:val="20"/>
+          <w:szCs w:val="20"/>
+        </w:rPr>
+        <w:t xml:space="preserve">make_edits</w:t>
+      </w:r>
+      <w:r>
+        <w:t xml:space="preserve"> using the supplied image-to-image pipeline at strengths 0.3, 0.6 and 0.9 with four steps, zero guidance and the same source/prompt/seed. </w:t>
+      </w:r>
+      <w:r>
+        <w:rPr>
+          <w:rFonts w:ascii="Consolas" w:cs="Consolas" w:eastAsia="Consolas" w:hAnsi="Consolas"/>
+          <w:color w:val="4F46E5"/>
+          <w:sz w:val="20"/>
+          <w:szCs w:val="20"/>
+        </w:rPr>
+        <w:t xml:space="preserve">check_edits()</w:t>
+      </w:r>
+      <w:r>
+        <w:t xml:space="preserve"> checks exact calls and the corresponding returned images with a lightweight probe; real generation remains optional.</w:t>
+      </w:r>
+    </w:p>
+    <w:p>
+      <w:pPr>
+        <w:pStyle w:val="ListParagraph"/>
+        <w:keepLines/>
+        <w:numPr>
+          <w:ilvl w:val="0"/>
+          <w:numId w:val="14"/>
+        </w:numPr>
+        <w:spacing w:after="80" w:line="276"/>
+      </w:pPr>
+      <w:r>
+        <w:rPr>
+          <w:b/>
+          <w:bCs/>
+        </w:rPr>
+        <w:t xml:space="preserve">TODO 3</w:t>
+      </w:r>
+      <w:r>
+        <w:t xml:space="preserve"> implement </w:t>
+      </w:r>
+      <w:r>
+        <w:rPr>
+          <w:rFonts w:ascii="Consolas" w:cs="Consolas" w:eastAsia="Consolas" w:hAnsi="Consolas"/>
+          <w:color w:val="4F46E5"/>
+          <w:sz w:val="20"/>
+          <w:szCs w:val="20"/>
+        </w:rPr>
+        <w:t xml:space="preserve">synthesise_and_transcribe</w:t>
+      </w:r>
+      <w:r>
+        <w:t xml:space="preserve">: tokenise the sentence, obtain </w:t>
+      </w:r>
+      <w:r>
+        <w:rPr>
+          <w:rFonts w:ascii="Consolas" w:cs="Consolas" w:eastAsia="Consolas" w:hAnsi="Consolas"/>
+          <w:color w:val="4F46E5"/>
+          <w:sz w:val="20"/>
+          <w:szCs w:val="20"/>
+        </w:rPr>
+        <w:t xml:space="preserve">.waveform[0]</w:t>
+      </w:r>
+      <w:r>
+        <w:t xml:space="preserve">, preserve its configured sampling rate, pass both to ASR and return stripped text. </w:t>
+      </w:r>
+      <w:r>
+        <w:rPr>
+          <w:rFonts w:ascii="Consolas" w:cs="Consolas" w:eastAsia="Consolas" w:hAnsi="Consolas"/>
+          <w:color w:val="4F46E5"/>
+          <w:sz w:val="20"/>
+          <w:szCs w:val="20"/>
+        </w:rPr>
+        <w:t xml:space="preserve">check_speech()</w:t>
+      </w:r>
+      <w:r>
+        <w:t xml:space="preserve"> checks data flow with probes; </w:t>
+      </w:r>
+      <w:r>
+        <w:rPr>
+          <w:rFonts w:ascii="Consolas" w:cs="Consolas" w:eastAsia="Consolas" w:hAnsi="Consolas"/>
+          <w:color w:val="4F46E5"/>
+          <w:sz w:val="20"/>
+          <w:szCs w:val="20"/>
+        </w:rPr>
+        <w:t xml:space="preserve">check_wer()</w:t>
+      </w:r>
+      <w:r>
+        <w:t xml:space="preserve"> checks real word edits.</w:t>
+      </w:r>
+    </w:p>
+    <w:p>
+      <w:pPr>
+        <w:pStyle w:val="ListParagraph"/>
+        <w:keepLines/>
+        <w:numPr>
+          <w:ilvl w:val="0"/>
+          <w:numId w:val="14"/>
+        </w:numPr>
+        <w:spacing w:after="80" w:line="276"/>
+      </w:pPr>
+      <w:r>
+        <w:rPr>
+          <w:b/>
+          <w:bCs/>
+        </w:rPr>
+        <w:t xml:space="preserve">TODO 4</w:t>
+      </w:r>
+      <w:r>
+        <w:t xml:space="preserve"> add honest </w:t>
+      </w:r>
+      <w:r>
+        <w:rPr>
+          <w:rFonts w:ascii="Consolas" w:cs="Consolas" w:eastAsia="Consolas" w:hAnsi="Consolas"/>
+          <w:color w:val="4F46E5"/>
+          <w:sz w:val="20"/>
+          <w:szCs w:val="20"/>
+        </w:rPr>
+        <w:t xml:space="preserve">ai_generated</w:t>
+      </w:r>
+      <w:r>
+        <w:t xml:space="preserve">, </w:t>
+      </w:r>
+      <w:r>
+        <w:rPr>
+          <w:rFonts w:ascii="Consolas" w:cs="Consolas" w:eastAsia="Consolas" w:hAnsi="Consolas"/>
+          <w:color w:val="4F46E5"/>
+          <w:sz w:val="20"/>
+          <w:szCs w:val="20"/>
+        </w:rPr>
+        <w:t xml:space="preserve">model</w:t>
+      </w:r>
+      <w:r>
+        <w:t xml:space="preserve"> and </w:t>
+      </w:r>
+      <w:r>
+        <w:rPr>
+          <w:rFonts w:ascii="Consolas" w:cs="Consolas" w:eastAsia="Consolas" w:hAnsi="Consolas"/>
+          <w:color w:val="4F46E5"/>
+          <w:sz w:val="20"/>
+          <w:szCs w:val="20"/>
+        </w:rPr>
+        <w:t xml:space="preserve">prompt</w:t>
+      </w:r>
+      <w:r>
+        <w:t xml:space="preserve"> fields to </w:t>
+      </w:r>
+      <w:r>
+        <w:rPr>
+          <w:rFonts w:ascii="Consolas" w:cs="Consolas" w:eastAsia="Consolas" w:hAnsi="Consolas"/>
+          <w:color w:val="4F46E5"/>
+          <w:sz w:val="20"/>
+          <w:szCs w:val="20"/>
+        </w:rPr>
+        <w:t xml:space="preserve">PngInfo</w:t>
+      </w:r>
+      <w:r>
+        <w:t xml:space="preserve">, save and reload. </w:t>
+      </w:r>
+      <w:r>
+        <w:rPr>
+          <w:rFonts w:ascii="Consolas" w:cs="Consolas" w:eastAsia="Consolas" w:hAnsi="Consolas"/>
+          <w:color w:val="4F46E5"/>
+          <w:sz w:val="20"/>
+          <w:szCs w:val="20"/>
+        </w:rPr>
+        <w:t xml:space="preserve">check_metadata()</w:t>
+      </w:r>
+      <w:r>
+        <w:t xml:space="preserve"> checks the selected source labels and their loss on JPEG conversion. Core fixture and real generated-image labels differ intentionally.</w:t>
+      </w:r>
+    </w:p>
+    <w:p>
+      <w:pPr>
+        <w:pStyle w:val="Heading2"/>
+        <w:keepNext/>
+      </w:pPr>
+      <w:r>
+        <w:t xml:space="preserve">Archived measured results (instructor run; unchanged asset bytes)</w:t>
       </w:r>
     </w:p>
     <w:p>
@@ -10629,7 +13272,7 @@
         <w:keepLines/>
         <w:numPr>
           <w:ilvl w:val="0"/>
-          <w:numId w:val="14"/>
+          <w:numId w:val="15"/>
         </w:numPr>
         <w:spacing w:after="80" w:line="276"/>
       </w:pPr>
@@ -10641,16 +13284,16 @@
         <w:t xml:space="preserve">VLM accuracy on charts and documents.</w:t>
       </w:r>
       <w:r>
-        <w:t xml:space="preserve"> Strong small VLMs usually read single values and text fields correctly but are less reliable at aggregation (summing the chart), and can answer "yes" to absent objects or unmentioned fields; tiny models often read labels but miss numbers. Failures cluster into reading/OCR errors, arithmetic, and hallucination under leading questions. Before processing invoices: extract fields into a validated schema and compute totals in code, cross-check against printed totals, use higher resolution or a document-specialised model, measure field-level accuracy on a labelled set of real invoices, and keep human review for low-confidence or high-value cases.</w:t>
-      </w:r>
-    </w:p>
-    <w:p>
-      <w:pPr>
-        <w:pStyle w:val="ListParagraph"/>
-        <w:keepLines/>
-        <w:numPr>
-          <w:ilvl w:val="0"/>
-          <w:numId w:val="14"/>
+        <w:t xml:space="preserve"> Judge the current core from its own full replies and references. The archived Qwen3-VL experiment shows that correct field reading can coexist with an aggregation error; another checkpoint needs its own evaluation and may fail different questions. Models can also answer "yes" to absent objects or unmentioned fields. Failures cluster into reading/OCR errors, arithmetic, and hallucination under leading questions. Before processing invoices: extract fields into a validated schema and compute totals in code, cross-check against printed totals, use higher resolution or a document-specialised model, measure field-level accuracy on a labelled set of real invoices, and keep human review for low-confidence or high-value cases.</w:t>
+      </w:r>
+    </w:p>
+    <w:p>
+      <w:pPr>
+        <w:pStyle w:val="ListParagraph"/>
+        <w:keepLines/>
+        <w:numPr>
+          <w:ilvl w:val="0"/>
+          <w:numId w:val="15"/>
         </w:numPr>
         <w:spacing w:after="80" w:line="276"/>
       </w:pPr>
@@ -10671,7 +13314,7 @@
         <w:keepLines/>
         <w:numPr>
           <w:ilvl w:val="0"/>
-          <w:numId w:val="14"/>
+          <w:numId w:val="15"/>
         </w:numPr>
         <w:spacing w:after="80" w:line="276"/>
       </w:pPr>
@@ -10701,7 +13344,7 @@
         <w:keepLines/>
         <w:numPr>
           <w:ilvl w:val="0"/>
-          <w:numId w:val="15"/>
+          <w:numId w:val="16"/>
         </w:numPr>
         <w:spacing w:after="80" w:line="276"/>
       </w:pPr>
@@ -10734,7 +13377,7 @@
         <w:keepLines/>
         <w:numPr>
           <w:ilvl w:val="0"/>
-          <w:numId w:val="15"/>
+          <w:numId w:val="16"/>
         </w:numPr>
         <w:spacing w:after="80" w:line="276"/>
       </w:pPr>
@@ -10746,28 +13389,7 @@
         <w:t xml:space="preserve">Slow on CPU:</w:t>
       </w:r>
       <w:r>
-        <w:t xml:space="preserve"> the notebook switches to SmolVLM-256M; expect lower accuracy. SD-Turbo on CPU takes about a minute per image; reduce to one prompt.</w:t>
-      </w:r>
-    </w:p>
-    <w:p>
-      <w:pPr>
-        <w:pStyle w:val="ListParagraph"/>
-        <w:keepLines/>
-        <w:numPr>
-          <w:ilvl w:val="0"/>
-          <w:numId w:val="15"/>
-        </w:numPr>
-        <w:spacing w:after="80" w:line="276"/>
-      </w:pPr>
-      <w:r>
-        <w:rPr>
-          <w:i/>
-          <w:iCs/>
-        </w:rPr>
-        <w:t xml:space="preserve">Different answers from the slides:</w:t>
-      </w:r>
-      <w:r>
-        <w:t xml:space="preserve"> generation is deterministic with </w:t>
+        <w:t xml:space="preserve"> confirm the SmolVLM checkpoint, image cap and short answer cap. Keep </w:t>
       </w:r>
       <w:r>
         <w:rPr>
@@ -10776,19 +13398,19 @@
           <w:sz w:val="20"/>
           <w:szCs w:val="20"/>
         </w:rPr>
-        <w:t xml:space="preserve">do_sample=False</w:t>
-      </w:r>
-      <w:r>
-        <w:t xml:space="preserve"> and fixed seeds, but GPU type and library versions can change results slightly.</w:t>
-      </w:r>
-    </w:p>
-    <w:p>
-      <w:pPr>
-        <w:pStyle w:val="ListParagraph"/>
-        <w:keepLines/>
-        <w:numPr>
-          <w:ilvl w:val="0"/>
-          <w:numId w:val="15"/>
+        <w:t xml:space="preserve">RUN_STRETCH</w:t>
+      </w:r>
+      <w:r>
+        <w:t xml:space="preserve"> disabled for the core. The heavier models have separate download and inference costs; no current extension runtime is promised.</w:t>
+      </w:r>
+    </w:p>
+    <w:p>
+      <w:pPr>
+        <w:pStyle w:val="ListParagraph"/>
+        <w:keepLines/>
+        <w:numPr>
+          <w:ilvl w:val="0"/>
+          <w:numId w:val="16"/>
         </w:numPr>
         <w:spacing w:after="80" w:line="276"/>
       </w:pPr>
@@ -10797,10 +13419,10 @@
           <w:i/>
           <w:iCs/>
         </w:rPr>
-        <w:t xml:space="preserve">Audio does not play in the notebook:</w:t>
-      </w:r>
-      <w:r>
-        <w:t xml:space="preserve"> the WAV file </w:t>
+        <w:t xml:space="preserve">Different answers from the slides:</w:t>
+      </w:r>
+      <w:r>
+        <w:t xml:space="preserve"> generation is deterministic with </w:t>
       </w:r>
       <w:r>
         <w:rPr>
@@ -10809,6 +13431,39 @@
           <w:sz w:val="20"/>
           <w:szCs w:val="20"/>
         </w:rPr>
+        <w:t xml:space="preserve">do_sample=False</w:t>
+      </w:r>
+      <w:r>
+        <w:t xml:space="preserve"> and fixed seeds, but GPU type and library versions can change results slightly.</w:t>
+      </w:r>
+    </w:p>
+    <w:p>
+      <w:pPr>
+        <w:pStyle w:val="ListParagraph"/>
+        <w:keepLines/>
+        <w:numPr>
+          <w:ilvl w:val="0"/>
+          <w:numId w:val="16"/>
+        </w:numPr>
+        <w:spacing w:after="80" w:line="276"/>
+      </w:pPr>
+      <w:r>
+        <w:rPr>
+          <w:i/>
+          <w:iCs/>
+        </w:rPr>
+        <w:t xml:space="preserve">Audio does not play in the notebook:</w:t>
+      </w:r>
+      <w:r>
+        <w:t xml:space="preserve"> the WAV file </w:t>
+      </w:r>
+      <w:r>
+        <w:rPr>
+          <w:rFonts w:ascii="Consolas" w:cs="Consolas" w:eastAsia="Consolas" w:hAnsi="Consolas"/>
+          <w:color w:val="4F46E5"/>
+          <w:sz w:val="20"/>
+          <w:szCs w:val="20"/>
+        </w:rPr>
         <w:t xml:space="preserve">tts_example.wav</w:t>
       </w:r>
       <w:r>
@@ -10839,7 +13494,7 @@
         <w:keepLines/>
         <w:numPr>
           <w:ilvl w:val="0"/>
-          <w:numId w:val="16"/>
+          <w:numId w:val="17"/>
         </w:numPr>
         <w:spacing w:after="80" w:line="276"/>
       </w:pPr>
@@ -10900,7 +13555,7 @@
         <w:keepLines/>
         <w:numPr>
           <w:ilvl w:val="0"/>
-          <w:numId w:val="16"/>
+          <w:numId w:val="17"/>
         </w:numPr>
         <w:spacing w:after="80" w:line="276"/>
       </w:pPr>
@@ -10961,7 +13616,7 @@
         <w:keepLines/>
         <w:numPr>
           <w:ilvl w:val="0"/>
-          <w:numId w:val="16"/>
+          <w:numId w:val="17"/>
         </w:numPr>
         <w:spacing w:after="80" w:line="276"/>
       </w:pPr>
@@ -11022,7 +13677,7 @@
         <w:keepLines/>
         <w:numPr>
           <w:ilvl w:val="0"/>
-          <w:numId w:val="16"/>
+          <w:numId w:val="17"/>
         </w:numPr>
         <w:spacing w:after="80" w:line="276"/>
       </w:pPr>
@@ -11092,7 +13747,7 @@
         <w:keepLines/>
         <w:numPr>
           <w:ilvl w:val="0"/>
-          <w:numId w:val="17"/>
+          <w:numId w:val="18"/>
         </w:numPr>
         <w:spacing w:after="80" w:line="276"/>
       </w:pPr>
@@ -11123,7 +13778,7 @@
         <w:keepLines/>
         <w:numPr>
           <w:ilvl w:val="0"/>
-          <w:numId w:val="17"/>
+          <w:numId w:val="18"/>
         </w:numPr>
         <w:spacing w:after="80" w:line="276"/>
       </w:pPr>
@@ -11154,7 +13809,7 @@
         <w:keepLines/>
         <w:numPr>
           <w:ilvl w:val="0"/>
-          <w:numId w:val="17"/>
+          <w:numId w:val="18"/>
         </w:numPr>
         <w:spacing w:after="80" w:line="276"/>
       </w:pPr>
@@ -11185,7 +13840,7 @@
         <w:keepLines/>
         <w:numPr>
           <w:ilvl w:val="0"/>
-          <w:numId w:val="17"/>
+          <w:numId w:val="18"/>
         </w:numPr>
         <w:spacing w:after="80" w:line="276"/>
       </w:pPr>
@@ -12642,7 +15297,7 @@
         <w:keepLines/>
         <w:numPr>
           <w:ilvl w:val="0"/>
-          <w:numId w:val="18"/>
+          <w:numId w:val="19"/>
         </w:numPr>
         <w:spacing w:after="80" w:line="276"/>
       </w:pPr>
@@ -12680,14 +15335,14 @@
         <w:keepLines/>
         <w:numPr>
           <w:ilvl w:val="0"/>
-          <w:numId w:val="19"/>
+          <w:numId w:val="20"/>
         </w:numPr>
         <w:spacing w:after="80" w:line="276"/>
       </w:pPr>
       <w:r>
         <w:t xml:space="preserve">Liu et al. (2023) </w:t>
       </w:r>
-      <w:hyperlink w:history="1" r:id="rId5p2gahgaqh9z5ghwe11hk">
+      <w:hyperlink w:history="1" r:id="rIduoimpag7jvbqbteazaduu">
         <w:r>
           <w:rPr>
             <w:color w:val="4F46E5"/>
@@ -12699,7 +15354,7 @@
       <w:r>
         <w:t xml:space="preserve">; Li et al. (2023) </w:t>
       </w:r>
-      <w:hyperlink w:history="1" r:id="rIdickdcqafr8whu9annkdiu">
+      <w:hyperlink w:history="1" r:id="rIdloxtas6cuzgepra7guwms">
         <w:r>
           <w:rPr>
             <w:color w:val="4F46E5"/>
@@ -12711,7 +15366,7 @@
       <w:r>
         <w:t xml:space="preserve">; Meng et al. (2021) </w:t>
       </w:r>
-      <w:hyperlink w:history="1" r:id="rIdbxj9rqp4b159x8b87uaae">
+      <w:hyperlink w:history="1" r:id="rIdgu2aba3nriqxrnq6nyrrz">
         <w:r>
           <w:rPr>
             <w:color w:val="4F46E5"/>
@@ -12723,7 +15378,7 @@
       <w:r>
         <w:t xml:space="preserve">; Sauer et al. (2023) </w:t>
       </w:r>
-      <w:hyperlink w:history="1" r:id="rId48xr8mciimwi8qx2gltaf">
+      <w:hyperlink w:history="1" r:id="rIdu-2opwslyltmrdvhvcljh">
         <w:r>
           <w:rPr>
             <w:color w:val="4F46E5"/>
@@ -12753,11 +15408,91 @@
         <w:keepLines/>
         <w:numPr>
           <w:ilvl w:val="0"/>
-          <w:numId w:val="20"/>
-        </w:numPr>
-        <w:spacing w:after="80" w:line="276"/>
-      </w:pPr>
-      <w:hyperlink w:history="1" r:id="rIdiciya3mwjxpv_ifjnth6d">
+          <w:numId w:val="21"/>
+        </w:numPr>
+        <w:spacing w:after="80" w:line="276"/>
+      </w:pPr>
+      <w:hyperlink w:history="1" r:id="rIdj0iipfbn-f9h72uqufoue">
+        <w:r>
+          <w:rPr>
+            <w:color w:val="4F46E5"/>
+            <w:u w:val="single"/>
+          </w:rPr>
+          <w:t xml:space="preserve">MIT 6.S191 2026: Generative AI lecture</w:t>
+        </w:r>
+      </w:hyperlink>
+    </w:p>
+    <w:p>
+      <w:pPr>
+        <w:pStyle w:val="ListParagraph"/>
+        <w:keepLines/>
+        <w:numPr>
+          <w:ilvl w:val="0"/>
+          <w:numId w:val="21"/>
+        </w:numPr>
+        <w:spacing w:after="80" w:line="276"/>
+      </w:pPr>
+      <w:hyperlink w:history="1" r:id="rIdfa65b1t996hubccjds7fu">
+        <w:r>
+          <w:rPr>
+            <w:color w:val="4F46E5"/>
+            <w:u w:val="single"/>
+          </w:rPr>
+          <w:t xml:space="preserve">SmolVLM-256M model card</w:t>
+        </w:r>
+      </w:hyperlink>
+    </w:p>
+    <w:p>
+      <w:pPr>
+        <w:pStyle w:val="ListParagraph"/>
+        <w:keepLines/>
+        <w:numPr>
+          <w:ilvl w:val="0"/>
+          <w:numId w:val="21"/>
+        </w:numPr>
+        <w:spacing w:after="80" w:line="276"/>
+      </w:pPr>
+      <w:hyperlink w:history="1" r:id="rIdihvo3o9s6grrxeixc9s4q">
+        <w:r>
+          <w:rPr>
+            <w:color w:val="4F46E5"/>
+            <w:u w:val="single"/>
+          </w:rPr>
+          <w:t xml:space="preserve">CLIP original paper</w:t>
+        </w:r>
+      </w:hyperlink>
+    </w:p>
+    <w:p>
+      <w:pPr>
+        <w:pStyle w:val="ListParagraph"/>
+        <w:keepLines/>
+        <w:numPr>
+          <w:ilvl w:val="0"/>
+          <w:numId w:val="21"/>
+        </w:numPr>
+        <w:spacing w:after="80" w:line="276"/>
+      </w:pPr>
+      <w:hyperlink w:history="1" r:id="rId2yotk1o91u6afyzxvueyy">
+        <w:r>
+          <w:rPr>
+            <w:color w:val="4F46E5"/>
+            <w:u w:val="single"/>
+          </w:rPr>
+          <w:t xml:space="preserve">C2PA 2.3 specification</w:t>
+        </w:r>
+      </w:hyperlink>
+    </w:p>
+    <w:p>
+      <w:pPr>
+        <w:pStyle w:val="ListParagraph"/>
+        <w:keepLines/>
+        <w:numPr>
+          <w:ilvl w:val="0"/>
+          <w:numId w:val="21"/>
+        </w:numPr>
+        <w:spacing w:after="80" w:line="276"/>
+      </w:pPr>
+      <w:hyperlink w:history="1" r:id="rIdfow1nbizczahewcw83cp8">
         <w:r>
           <w:rPr>
             <w:color w:val="4F46E5"/>
@@ -12773,11 +15508,11 @@
         <w:keepLines/>
         <w:numPr>
           <w:ilvl w:val="0"/>
-          <w:numId w:val="20"/>
-        </w:numPr>
-        <w:spacing w:after="80" w:line="276"/>
-      </w:pPr>
-      <w:hyperlink w:history="1" r:id="rIdkhmdgg_ocgogcmyzzlhna">
+          <w:numId w:val="21"/>
+        </w:numPr>
+        <w:spacing w:after="80" w:line="276"/>
+      </w:pPr>
+      <w:hyperlink w:history="1" r:id="rId8ljqlgrtbilwosru3bqp-">
         <w:r>
           <w:rPr>
             <w:color w:val="4F46E5"/>
@@ -12793,11 +15528,11 @@
         <w:keepLines/>
         <w:numPr>
           <w:ilvl w:val="0"/>
-          <w:numId w:val="20"/>
-        </w:numPr>
-        <w:spacing w:after="80" w:line="276"/>
-      </w:pPr>
-      <w:hyperlink w:history="1" r:id="rIdu7q0afibw2rrksko3we6c">
+          <w:numId w:val="21"/>
+        </w:numPr>
+        <w:spacing w:after="80" w:line="276"/>
+      </w:pPr>
+      <w:hyperlink w:history="1" r:id="rIdgbecdf3khyg-gh_x1nye9">
         <w:r>
           <w:rPr>
             <w:color w:val="4F46E5"/>
@@ -12813,11 +15548,11 @@
         <w:keepLines/>
         <w:numPr>
           <w:ilvl w:val="0"/>
-          <w:numId w:val="20"/>
-        </w:numPr>
-        <w:spacing w:after="80" w:line="276"/>
-      </w:pPr>
-      <w:hyperlink w:history="1" r:id="rIdbzpc99bx30yth8jcldnz5">
+          <w:numId w:val="21"/>
+        </w:numPr>
+        <w:spacing w:after="80" w:line="276"/>
+      </w:pPr>
+      <w:hyperlink w:history="1" r:id="rIdn1-vfwbmw7gpykw-48xcr">
         <w:r>
           <w:rPr>
             <w:color w:val="4F46E5"/>
@@ -12847,11 +15582,11 @@
         <w:keepLines/>
         <w:numPr>
           <w:ilvl w:val="0"/>
-          <w:numId w:val="21"/>
-        </w:numPr>
-        <w:spacing w:after="80" w:line="276"/>
-      </w:pPr>
-      <w:hyperlink w:history="1" r:id="rIdnmzqz8zw48h9zsqbwxn64">
+          <w:numId w:val="22"/>
+        </w:numPr>
+        <w:spacing w:after="80" w:line="276"/>
+      </w:pPr>
+      <w:hyperlink w:history="1" r:id="rIdssynxksswwfk1k0zp1iaq">
         <w:r>
           <w:rPr>
             <w:color w:val="4F46E5"/>
@@ -12863,7 +15598,7 @@
       <w:r>
         <w:t xml:space="preserve"> · </w:t>
       </w:r>
-      <w:hyperlink w:history="1" r:id="rIdolqddcp_fugwkaicwt1pg">
+      <w:hyperlink w:history="1" r:id="rIdr_ztlk7bhapjqb9ygwqpz">
         <w:r>
           <w:rPr>
             <w:color w:val="4F46E5"/>
@@ -12879,11 +15614,11 @@
         <w:keepLines/>
         <w:numPr>
           <w:ilvl w:val="0"/>
-          <w:numId w:val="21"/>
-        </w:numPr>
-        <w:spacing w:after="80" w:line="276"/>
-      </w:pPr>
-      <w:hyperlink w:history="1" r:id="rIdersxsx3qe-wqehbv9chlo">
+          <w:numId w:val="22"/>
+        </w:numPr>
+        <w:spacing w:after="80" w:line="276"/>
+      </w:pPr>
+      <w:hyperlink w:history="1" r:id="rId6d-prkwht5vvrcikwhb-j">
         <w:r>
           <w:rPr>
             <w:color w:val="4F46E5"/>
@@ -12895,7 +15630,7 @@
       <w:r>
         <w:t xml:space="preserve"> · </w:t>
       </w:r>
-      <w:hyperlink w:history="1" r:id="rIdx9qsz639dok2cos4c9zqn">
+      <w:hyperlink w:history="1" r:id="rIdbplrbsu-2nmqcpp1zifr-">
         <w:r>
           <w:rPr>
             <w:color w:val="4F46E5"/>
@@ -12940,6 +15675,16 @@
         <w:spacing w:after="140" w:line="288"/>
       </w:pPr>
       <w:r>
+        <w:t xml:space="preserve">The expanded explanations below retain the full topic coverage. References to measured diffusion, editing, speech and Qwen3-VL results describe archived experiments; the current core/extension split is defined in the lab guide above.</w:t>
+      </w:r>
+    </w:p>
+    <w:p>
+      <w:pPr>
+        <w:keepNext w:val="false"/>
+        <w:keepLines/>
+        <w:spacing w:after="140" w:line="288"/>
+      </w:pPr>
+      <w:r>
         <w:t xml:space="preserve">The slides show one idea at a time. Use the detail below for follow-up questions, technical terms and further study.</w:t>
       </w:r>
     </w:p>
@@ -12987,7 +15732,7 @@
         <w:keepNext/>
       </w:pPr>
       <w:r>
-        <w:t xml:space="preserve">Slide 3: Agenda</w:t>
+        <w:t xml:space="preserve">Lecture plan</w:t>
       </w:r>
     </w:p>
     <w:p>
@@ -13025,7 +15770,7 @@
         <w:keepLines/>
         <w:numPr>
           <w:ilvl w:val="0"/>
-          <w:numId w:val="22"/>
+          <w:numId w:val="23"/>
         </w:numPr>
         <w:spacing w:after="80" w:line="276"/>
       </w:pPr>
@@ -13039,7 +15784,7 @@
         <w:keepLines/>
         <w:numPr>
           <w:ilvl w:val="0"/>
-          <w:numId w:val="22"/>
+          <w:numId w:val="23"/>
         </w:numPr>
         <w:spacing w:after="80" w:line="276"/>
       </w:pPr>
@@ -13053,7 +15798,7 @@
         <w:keepLines/>
         <w:numPr>
           <w:ilvl w:val="0"/>
-          <w:numId w:val="22"/>
+          <w:numId w:val="23"/>
         </w:numPr>
         <w:spacing w:after="80" w:line="276"/>
       </w:pPr>
@@ -13067,7 +15812,7 @@
         <w:keepLines/>
         <w:numPr>
           <w:ilvl w:val="0"/>
-          <w:numId w:val="22"/>
+          <w:numId w:val="23"/>
         </w:numPr>
         <w:spacing w:after="80" w:line="276"/>
       </w:pPr>
@@ -13100,7 +15845,7 @@
         <w:keepLines/>
         <w:numPr>
           <w:ilvl w:val="0"/>
-          <w:numId w:val="23"/>
+          <w:numId w:val="24"/>
         </w:numPr>
         <w:spacing w:after="80" w:line="276"/>
       </w:pPr>
@@ -13133,7 +15878,7 @@
         <w:keepLines/>
         <w:numPr>
           <w:ilvl w:val="0"/>
-          <w:numId w:val="24"/>
+          <w:numId w:val="25"/>
         </w:numPr>
         <w:spacing w:after="80" w:line="276"/>
       </w:pPr>
@@ -13154,7 +15899,7 @@
         <w:keepLines/>
         <w:numPr>
           <w:ilvl w:val="0"/>
-          <w:numId w:val="24"/>
+          <w:numId w:val="25"/>
         </w:numPr>
         <w:spacing w:after="80" w:line="276"/>
       </w:pPr>
@@ -13175,7 +15920,7 @@
         <w:keepLines/>
         <w:numPr>
           <w:ilvl w:val="0"/>
-          <w:numId w:val="24"/>
+          <w:numId w:val="25"/>
         </w:numPr>
         <w:spacing w:after="80" w:line="276"/>
       </w:pPr>
@@ -13208,7 +15953,7 @@
         <w:keepLines/>
         <w:numPr>
           <w:ilvl w:val="0"/>
-          <w:numId w:val="25"/>
+          <w:numId w:val="26"/>
         </w:numPr>
         <w:spacing w:after="80" w:line="276"/>
       </w:pPr>
@@ -13229,7 +15974,7 @@
         <w:keepLines/>
         <w:numPr>
           <w:ilvl w:val="0"/>
-          <w:numId w:val="25"/>
+          <w:numId w:val="26"/>
         </w:numPr>
         <w:spacing w:after="80" w:line="276"/>
       </w:pPr>
@@ -13260,7 +16005,7 @@
         <w:keepLines/>
         <w:numPr>
           <w:ilvl w:val="0"/>
-          <w:numId w:val="25"/>
+          <w:numId w:val="26"/>
         </w:numPr>
         <w:spacing w:after="80" w:line="276"/>
       </w:pPr>
@@ -13281,7 +16026,7 @@
         <w:keepLines/>
         <w:numPr>
           <w:ilvl w:val="0"/>
-          <w:numId w:val="25"/>
+          <w:numId w:val="26"/>
         </w:numPr>
         <w:spacing w:after="80" w:line="276"/>
       </w:pPr>
@@ -13302,7 +16047,7 @@
         <w:keepLines/>
         <w:numPr>
           <w:ilvl w:val="0"/>
-          <w:numId w:val="25"/>
+          <w:numId w:val="26"/>
         </w:numPr>
         <w:spacing w:after="80" w:line="276"/>
       </w:pPr>
@@ -13323,7 +16068,7 @@
         <w:keepLines/>
         <w:numPr>
           <w:ilvl w:val="0"/>
-          <w:numId w:val="25"/>
+          <w:numId w:val="26"/>
         </w:numPr>
         <w:spacing w:after="80" w:line="276"/>
       </w:pPr>
@@ -13364,7 +16109,7 @@
         <w:spacing w:after="140" w:line="288"/>
       </w:pPr>
       <w:r>
-        <w:t xml:space="preserve">A snapshot of families, without version numbers, which change monthly. The proprietary families from OpenAI, Google and Anthropic all accept images and documents; OpenAI and Google also handle audio natively, and Gemini is notable for very long video and document contexts. Among open-weight models, the Qwen vision-language and omni families are strong on documents and charts; LLaVA is the research reference; small models such as SmolVLM run on laptops. In the lab we use Qwen3-VL-2B on a GPU and SmolVLM on a CPU, both Apache-licensed.</w:t>
+        <w:t xml:space="preserve">A snapshot of families, without version numbers, which change monthly. The proprietary families from OpenAI, Google and Anthropic all accept images and documents; OpenAI and Google also handle audio natively, and Gemini is notable for very long video and document contexts. Among open-weight models, the Qwen vision-language and omni families are strong on documents and charts; LLaVA is the research reference; small models such as SmolVLM run on laptops. The current CPU core uses SmolVLM-256M-Instruct. Archived Qwen3-VL-2B GPU results remain a separately labelled comparison.</w:t>
       </w:r>
     </w:p>
     <w:tbl>
@@ -14271,7 +17016,7 @@
         <w:keepLines/>
         <w:numPr>
           <w:ilvl w:val="0"/>
-          <w:numId w:val="26"/>
+          <w:numId w:val="27"/>
         </w:numPr>
         <w:spacing w:after="80" w:line="276"/>
       </w:pPr>
@@ -14285,7 +17030,7 @@
         <w:keepLines/>
         <w:numPr>
           <w:ilvl w:val="0"/>
-          <w:numId w:val="26"/>
+          <w:numId w:val="27"/>
         </w:numPr>
         <w:spacing w:after="80" w:line="276"/>
       </w:pPr>
@@ -14318,7 +17063,7 @@
         <w:keepLines/>
         <w:numPr>
           <w:ilvl w:val="0"/>
-          <w:numId w:val="27"/>
+          <w:numId w:val="28"/>
         </w:numPr>
         <w:spacing w:after="80" w:line="276"/>
       </w:pPr>
@@ -14332,7 +17077,7 @@
         <w:keepLines/>
         <w:numPr>
           <w:ilvl w:val="0"/>
-          <w:numId w:val="27"/>
+          <w:numId w:val="28"/>
         </w:numPr>
         <w:spacing w:after="80" w:line="276"/>
       </w:pPr>
@@ -14346,7 +17091,7 @@
         <w:keepLines/>
         <w:numPr>
           <w:ilvl w:val="0"/>
-          <w:numId w:val="27"/>
+          <w:numId w:val="28"/>
         </w:numPr>
         <w:spacing w:after="80" w:line="276"/>
       </w:pPr>
@@ -14370,7 +17115,7 @@
         <w:keepLines/>
         <w:numPr>
           <w:ilvl w:val="0"/>
-          <w:numId w:val="27"/>
+          <w:numId w:val="28"/>
         </w:numPr>
         <w:spacing w:after="80" w:line="276"/>
       </w:pPr>
@@ -14384,7 +17129,7 @@
         <w:keepLines/>
         <w:numPr>
           <w:ilvl w:val="0"/>
-          <w:numId w:val="27"/>
+          <w:numId w:val="28"/>
         </w:numPr>
         <w:spacing w:after="80" w:line="276"/>
       </w:pPr>
@@ -14417,7 +17162,7 @@
         <w:keepLines/>
         <w:numPr>
           <w:ilvl w:val="0"/>
-          <w:numId w:val="28"/>
+          <w:numId w:val="29"/>
         </w:numPr>
         <w:spacing w:after="80" w:line="276"/>
       </w:pPr>
@@ -14431,7 +17176,7 @@
         <w:keepLines/>
         <w:numPr>
           <w:ilvl w:val="0"/>
-          <w:numId w:val="28"/>
+          <w:numId w:val="29"/>
         </w:numPr>
         <w:spacing w:after="80" w:line="276"/>
       </w:pPr>
@@ -14471,7 +17216,7 @@
         <w:keepLines/>
         <w:numPr>
           <w:ilvl w:val="0"/>
-          <w:numId w:val="29"/>
+          <w:numId w:val="30"/>
         </w:numPr>
         <w:spacing w:after="80" w:line="276"/>
       </w:pPr>
@@ -14492,7 +17237,7 @@
         <w:keepLines/>
         <w:numPr>
           <w:ilvl w:val="0"/>
-          <w:numId w:val="29"/>
+          <w:numId w:val="30"/>
         </w:numPr>
         <w:spacing w:after="80" w:line="276"/>
       </w:pPr>
@@ -14513,7 +17258,7 @@
         <w:keepLines/>
         <w:numPr>
           <w:ilvl w:val="0"/>
-          <w:numId w:val="29"/>
+          <w:numId w:val="30"/>
         </w:numPr>
         <w:spacing w:after="80" w:line="276"/>
       </w:pPr>
@@ -14534,7 +17279,7 @@
         <w:keepLines/>
         <w:numPr>
           <w:ilvl w:val="0"/>
-          <w:numId w:val="29"/>
+          <w:numId w:val="30"/>
         </w:numPr>
         <w:spacing w:after="80" w:line="276"/>
       </w:pPr>
@@ -14584,7 +17329,7 @@
         <w:keepLines/>
         <w:numPr>
           <w:ilvl w:val="0"/>
-          <w:numId w:val="30"/>
+          <w:numId w:val="31"/>
         </w:numPr>
         <w:spacing w:after="80" w:line="276"/>
       </w:pPr>
@@ -14617,7 +17362,7 @@
         <w:keepLines/>
         <w:numPr>
           <w:ilvl w:val="0"/>
-          <w:numId w:val="31"/>
+          <w:numId w:val="32"/>
         </w:numPr>
         <w:spacing w:after="80" w:line="276"/>
       </w:pPr>
@@ -14631,7 +17376,7 @@
         <w:keepLines/>
         <w:numPr>
           <w:ilvl w:val="0"/>
-          <w:numId w:val="31"/>
+          <w:numId w:val="32"/>
         </w:numPr>
         <w:spacing w:after="80" w:line="276"/>
       </w:pPr>
@@ -14652,7 +17397,7 @@
         <w:keepLines/>
         <w:numPr>
           <w:ilvl w:val="0"/>
-          <w:numId w:val="31"/>
+          <w:numId w:val="32"/>
         </w:numPr>
         <w:spacing w:after="80" w:line="276"/>
       </w:pPr>
@@ -14685,7 +17430,7 @@
         <w:keepLines/>
         <w:numPr>
           <w:ilvl w:val="0"/>
-          <w:numId w:val="32"/>
+          <w:numId w:val="33"/>
         </w:numPr>
         <w:spacing w:after="80" w:line="276"/>
       </w:pPr>
@@ -14706,7 +17451,7 @@
         <w:keepLines/>
         <w:numPr>
           <w:ilvl w:val="0"/>
-          <w:numId w:val="32"/>
+          <w:numId w:val="33"/>
         </w:numPr>
         <w:spacing w:after="80" w:line="276"/>
       </w:pPr>
@@ -14727,7 +17472,7 @@
         <w:keepLines/>
         <w:numPr>
           <w:ilvl w:val="0"/>
-          <w:numId w:val="32"/>
+          <w:numId w:val="33"/>
         </w:numPr>
         <w:spacing w:after="80" w:line="276"/>
       </w:pPr>
@@ -14748,7 +17493,7 @@
         <w:keepLines/>
         <w:numPr>
           <w:ilvl w:val="0"/>
-          <w:numId w:val="32"/>
+          <w:numId w:val="33"/>
         </w:numPr>
         <w:spacing w:after="80" w:line="276"/>
       </w:pPr>
@@ -14769,7 +17514,7 @@
         <w:keepLines/>
         <w:numPr>
           <w:ilvl w:val="0"/>
-          <w:numId w:val="32"/>
+          <w:numId w:val="33"/>
         </w:numPr>
         <w:spacing w:after="80" w:line="276"/>
       </w:pPr>
@@ -14802,7 +17547,7 @@
         <w:keepLines/>
         <w:numPr>
           <w:ilvl w:val="0"/>
-          <w:numId w:val="33"/>
+          <w:numId w:val="34"/>
         </w:numPr>
         <w:spacing w:after="80" w:line="276"/>
       </w:pPr>
@@ -14816,7 +17561,7 @@
         <w:keepLines/>
         <w:numPr>
           <w:ilvl w:val="0"/>
-          <w:numId w:val="33"/>
+          <w:numId w:val="34"/>
         </w:numPr>
         <w:spacing w:after="80" w:line="276"/>
       </w:pPr>
@@ -14830,7 +17575,7 @@
         <w:keepLines/>
         <w:numPr>
           <w:ilvl w:val="0"/>
-          <w:numId w:val="33"/>
+          <w:numId w:val="34"/>
         </w:numPr>
         <w:spacing w:after="80" w:line="276"/>
       </w:pPr>
@@ -14844,7 +17589,7 @@
         <w:keepLines/>
         <w:numPr>
           <w:ilvl w:val="0"/>
-          <w:numId w:val="33"/>
+          <w:numId w:val="34"/>
         </w:numPr>
         <w:spacing w:after="80" w:line="276"/>
       </w:pPr>
@@ -14877,7 +17622,7 @@
         <w:keepLines/>
         <w:numPr>
           <w:ilvl w:val="0"/>
-          <w:numId w:val="34"/>
+          <w:numId w:val="35"/>
         </w:numPr>
         <w:spacing w:after="80" w:line="276"/>
       </w:pPr>
@@ -14920,16 +17665,16 @@
         <w:spacing w:after="140" w:line="288"/>
       </w:pPr>
       <w:r>
-        <w:t xml:space="preserve">Three prompts rendered by SD-Turbo with two steps in the lab run. Quality is good for a distilled model, and each image takes a second or two on a GPU. The bullet reports the CLIP scores: each image scores higher against its own prompt than the mean score against the other prompts, a simple sanity check of prompt alignment that the lab automates. Remind students that SD-Turbo uses the Stability AI Community License, with conditional commercial use, registration and revenue limits, which matters for projects.</w:t>
-      </w:r>
-    </w:p>
-    <w:p>
-      <w:pPr>
-        <w:pStyle w:val="ListParagraph"/>
-        <w:keepLines/>
-        <w:numPr>
-          <w:ilvl w:val="0"/>
-          <w:numId w:val="35"/>
+        <w:t xml:space="preserve">Three prompts rendered by SD-Turbo with two steps in the lab run. Inspect prompt match and defects in these stored images; no per-image runtime was measured for this claim. The bullet reports the CLIP scores: each image scores higher against its own prompt than the mean score against the other prompts, a simple sanity check of prompt alignment that the lab automates. Remind students that SD-Turbo uses the Stability AI Community License, with conditional commercial use, registration and revenue limits, which matters for projects.</w:t>
+      </w:r>
+    </w:p>
+    <w:p>
+      <w:pPr>
+        <w:pStyle w:val="ListParagraph"/>
+        <w:keepLines/>
+        <w:numPr>
+          <w:ilvl w:val="0"/>
+          <w:numId w:val="36"/>
         </w:numPr>
         <w:spacing w:after="80" w:line="276"/>
       </w:pPr>
@@ -14943,7 +17688,7 @@
         <w:keepLines/>
         <w:numPr>
           <w:ilvl w:val="0"/>
-          <w:numId w:val="35"/>
+          <w:numId w:val="36"/>
         </w:numPr>
         <w:spacing w:after="80" w:line="276"/>
       </w:pPr>
@@ -14957,7 +17702,7 @@
         <w:keepLines/>
         <w:numPr>
           <w:ilvl w:val="0"/>
-          <w:numId w:val="35"/>
+          <w:numId w:val="36"/>
         </w:numPr>
         <w:spacing w:after="80" w:line="276"/>
       </w:pPr>
@@ -14990,7 +17735,7 @@
         <w:keepLines/>
         <w:numPr>
           <w:ilvl w:val="0"/>
-          <w:numId w:val="36"/>
+          <w:numId w:val="37"/>
         </w:numPr>
         <w:spacing w:after="80" w:line="276"/>
       </w:pPr>
@@ -15011,7 +17756,7 @@
         <w:keepLines/>
         <w:numPr>
           <w:ilvl w:val="0"/>
-          <w:numId w:val="36"/>
+          <w:numId w:val="37"/>
         </w:numPr>
         <w:spacing w:after="80" w:line="276"/>
       </w:pPr>
@@ -15025,7 +17770,7 @@
         <w:keepLines/>
         <w:numPr>
           <w:ilvl w:val="0"/>
-          <w:numId w:val="36"/>
+          <w:numId w:val="37"/>
         </w:numPr>
         <w:spacing w:after="80" w:line="276"/>
       </w:pPr>
@@ -15065,7 +17810,7 @@
         <w:keepLines/>
         <w:numPr>
           <w:ilvl w:val="0"/>
-          <w:numId w:val="37"/>
+          <w:numId w:val="38"/>
         </w:numPr>
         <w:spacing w:after="80" w:line="276"/>
       </w:pPr>
@@ -15096,7 +17841,7 @@
         <w:keepLines/>
         <w:numPr>
           <w:ilvl w:val="0"/>
-          <w:numId w:val="37"/>
+          <w:numId w:val="38"/>
         </w:numPr>
         <w:spacing w:after="80" w:line="276"/>
       </w:pPr>
@@ -15117,7 +17862,7 @@
         <w:keepLines/>
         <w:numPr>
           <w:ilvl w:val="0"/>
-          <w:numId w:val="37"/>
+          <w:numId w:val="38"/>
         </w:numPr>
         <w:spacing w:after="80" w:line="276"/>
       </w:pPr>
@@ -15138,7 +17883,7 @@
         <w:keepLines/>
         <w:numPr>
           <w:ilvl w:val="0"/>
-          <w:numId w:val="37"/>
+          <w:numId w:val="38"/>
         </w:numPr>
         <w:spacing w:after="80" w:line="276"/>
       </w:pPr>
@@ -15178,7 +17923,7 @@
         <w:keepLines/>
         <w:numPr>
           <w:ilvl w:val="0"/>
-          <w:numId w:val="38"/>
+          <w:numId w:val="39"/>
         </w:numPr>
         <w:spacing w:after="80" w:line="276"/>
       </w:pPr>
@@ -15209,7 +17954,7 @@
         <w:keepLines/>
         <w:numPr>
           <w:ilvl w:val="0"/>
-          <w:numId w:val="38"/>
+          <w:numId w:val="39"/>
         </w:numPr>
         <w:spacing w:after="80" w:line="276"/>
       </w:pPr>
@@ -15233,7 +17978,7 @@
         <w:keepLines/>
         <w:numPr>
           <w:ilvl w:val="0"/>
-          <w:numId w:val="38"/>
+          <w:numId w:val="39"/>
         </w:numPr>
         <w:spacing w:after="80" w:line="276"/>
       </w:pPr>
@@ -15254,7 +17999,7 @@
         <w:keepLines/>
         <w:numPr>
           <w:ilvl w:val="0"/>
-          <w:numId w:val="38"/>
+          <w:numId w:val="39"/>
         </w:numPr>
         <w:spacing w:after="80" w:line="276"/>
       </w:pPr>
@@ -15287,7 +18032,7 @@
         <w:keepLines/>
         <w:numPr>
           <w:ilvl w:val="0"/>
-          <w:numId w:val="39"/>
+          <w:numId w:val="40"/>
         </w:numPr>
         <w:spacing w:after="80" w:line="276"/>
       </w:pPr>
@@ -15301,7 +18046,7 @@
         <w:keepLines/>
         <w:numPr>
           <w:ilvl w:val="0"/>
-          <w:numId w:val="39"/>
+          <w:numId w:val="40"/>
         </w:numPr>
         <w:spacing w:after="80" w:line="276"/>
       </w:pPr>
@@ -15315,7 +18060,7 @@
         <w:keepLines/>
         <w:numPr>
           <w:ilvl w:val="0"/>
-          <w:numId w:val="39"/>
+          <w:numId w:val="40"/>
         </w:numPr>
         <w:spacing w:after="80" w:line="276"/>
       </w:pPr>
@@ -15329,7 +18074,7 @@
         <w:keepLines/>
         <w:numPr>
           <w:ilvl w:val="0"/>
-          <w:numId w:val="39"/>
+          <w:numId w:val="40"/>
         </w:numPr>
         <w:spacing w:after="80" w:line="276"/>
       </w:pPr>
@@ -15369,7 +18114,7 @@
         <w:keepLines/>
         <w:numPr>
           <w:ilvl w:val="0"/>
-          <w:numId w:val="40"/>
+          <w:numId w:val="41"/>
         </w:numPr>
         <w:spacing w:after="80" w:line="276"/>
       </w:pPr>
@@ -15390,7 +18135,7 @@
         <w:keepLines/>
         <w:numPr>
           <w:ilvl w:val="0"/>
-          <w:numId w:val="40"/>
+          <w:numId w:val="41"/>
         </w:numPr>
         <w:spacing w:after="80" w:line="276"/>
       </w:pPr>
@@ -15411,7 +18156,7 @@
         <w:keepLines/>
         <w:numPr>
           <w:ilvl w:val="0"/>
-          <w:numId w:val="40"/>
+          <w:numId w:val="41"/>
         </w:numPr>
         <w:spacing w:after="80" w:line="276"/>
       </w:pPr>
@@ -15432,7 +18177,7 @@
         <w:keepLines/>
         <w:numPr>
           <w:ilvl w:val="0"/>
-          <w:numId w:val="40"/>
+          <w:numId w:val="41"/>
         </w:numPr>
         <w:spacing w:after="80" w:line="276"/>
       </w:pPr>
@@ -15482,7 +18227,7 @@
         <w:keepLines/>
         <w:numPr>
           <w:ilvl w:val="0"/>
-          <w:numId w:val="41"/>
+          <w:numId w:val="42"/>
         </w:numPr>
         <w:spacing w:after="80" w:line="276"/>
       </w:pPr>
@@ -16203,7 +18948,7 @@
         <w:keepLines/>
         <w:numPr>
           <w:ilvl w:val="0"/>
-          <w:numId w:val="42"/>
+          <w:numId w:val="43"/>
         </w:numPr>
         <w:spacing w:after="80" w:line="276"/>
       </w:pPr>
@@ -16224,7 +18969,7 @@
         <w:keepLines/>
         <w:numPr>
           <w:ilvl w:val="0"/>
-          <w:numId w:val="42"/>
+          <w:numId w:val="43"/>
         </w:numPr>
         <w:spacing w:after="80" w:line="276"/>
       </w:pPr>
@@ -16245,7 +18990,7 @@
         <w:keepLines/>
         <w:numPr>
           <w:ilvl w:val="0"/>
-          <w:numId w:val="42"/>
+          <w:numId w:val="43"/>
         </w:numPr>
         <w:spacing w:after="80" w:line="276"/>
       </w:pPr>
@@ -16266,7 +19011,7 @@
         <w:keepLines/>
         <w:numPr>
           <w:ilvl w:val="0"/>
-          <w:numId w:val="42"/>
+          <w:numId w:val="43"/>
         </w:numPr>
         <w:spacing w:after="80" w:line="276"/>
       </w:pPr>
@@ -16299,7 +19044,7 @@
         <w:keepLines/>
         <w:numPr>
           <w:ilvl w:val="0"/>
-          <w:numId w:val="43"/>
+          <w:numId w:val="44"/>
         </w:numPr>
         <w:spacing w:after="80" w:line="276"/>
       </w:pPr>
@@ -16313,7 +19058,7 @@
         <w:keepLines/>
         <w:numPr>
           <w:ilvl w:val="0"/>
-          <w:numId w:val="43"/>
+          <w:numId w:val="44"/>
         </w:numPr>
         <w:spacing w:after="80" w:line="276"/>
       </w:pPr>
@@ -16337,7 +19082,7 @@
         <w:keepLines/>
         <w:numPr>
           <w:ilvl w:val="0"/>
-          <w:numId w:val="43"/>
+          <w:numId w:val="44"/>
         </w:numPr>
         <w:spacing w:after="80" w:line="276"/>
       </w:pPr>
@@ -16351,7 +19096,7 @@
         <w:keepLines/>
         <w:numPr>
           <w:ilvl w:val="0"/>
-          <w:numId w:val="43"/>
+          <w:numId w:val="44"/>
         </w:numPr>
         <w:spacing w:after="80" w:line="276"/>
       </w:pPr>
@@ -16384,7 +19129,7 @@
         <w:keepLines/>
         <w:numPr>
           <w:ilvl w:val="0"/>
-          <w:numId w:val="44"/>
+          <w:numId w:val="45"/>
         </w:numPr>
         <w:spacing w:after="80" w:line="276"/>
       </w:pPr>
@@ -16417,7 +19162,7 @@
         <w:keepLines/>
         <w:numPr>
           <w:ilvl w:val="0"/>
-          <w:numId w:val="45"/>
+          <w:numId w:val="46"/>
         </w:numPr>
         <w:spacing w:after="80" w:line="276"/>
       </w:pPr>
@@ -16438,7 +19183,7 @@
         <w:keepLines/>
         <w:numPr>
           <w:ilvl w:val="0"/>
-          <w:numId w:val="45"/>
+          <w:numId w:val="46"/>
         </w:numPr>
         <w:spacing w:after="80" w:line="276"/>
       </w:pPr>
@@ -16459,7 +19204,7 @@
         <w:keepLines/>
         <w:numPr>
           <w:ilvl w:val="0"/>
-          <w:numId w:val="45"/>
+          <w:numId w:val="46"/>
         </w:numPr>
         <w:spacing w:after="80" w:line="276"/>
       </w:pPr>
@@ -16480,7 +19225,7 @@
         <w:keepLines/>
         <w:numPr>
           <w:ilvl w:val="0"/>
-          <w:numId w:val="45"/>
+          <w:numId w:val="46"/>
         </w:numPr>
         <w:spacing w:after="80" w:line="276"/>
       </w:pPr>
@@ -16523,7 +19268,7 @@
       <w:r>
         <w:t xml:space="preserve">Article 50 applies from 2 August 2026; provider marking and deployer disclosure have different scope and exceptions. For systems placed on the market before that date, the transition ends 2 December 2026 only for Article 50(2). </w:t>
       </w:r>
-      <w:hyperlink w:history="1" r:id="rId53iyvwingtlgtelcbbtl3">
+      <w:hyperlink w:history="1" r:id="rIddtyak7mfuv1zjgw5lcy8w">
         <w:r>
           <w:rPr>
             <w:color w:val="4F46E5"/>
@@ -16535,7 +19280,7 @@
       <w:r>
         <w:t xml:space="preserve">, </w:t>
       </w:r>
-      <w:hyperlink w:history="1" r:id="rIdpp5pwc_nqhoz4_qbnhond">
+      <w:hyperlink w:history="1" r:id="rIdd77-3o6zc5tptjr5o-5ls">
         <w:r>
           <w:rPr>
             <w:color w:val="4F46E5"/>
@@ -16554,7 +19299,7 @@
         <w:keepLines/>
         <w:numPr>
           <w:ilvl w:val="0"/>
-          <w:numId w:val="46"/>
+          <w:numId w:val="47"/>
         </w:numPr>
         <w:spacing w:after="80" w:line="276"/>
       </w:pPr>
@@ -16575,7 +19320,7 @@
         <w:keepLines/>
         <w:numPr>
           <w:ilvl w:val="0"/>
-          <w:numId w:val="46"/>
+          <w:numId w:val="47"/>
         </w:numPr>
         <w:spacing w:after="80" w:line="276"/>
       </w:pPr>
@@ -16599,7 +19344,7 @@
         <w:keepLines/>
         <w:numPr>
           <w:ilvl w:val="0"/>
-          <w:numId w:val="46"/>
+          <w:numId w:val="47"/>
         </w:numPr>
         <w:spacing w:after="80" w:line="276"/>
       </w:pPr>
@@ -16632,7 +19377,7 @@
         <w:keepLines/>
         <w:numPr>
           <w:ilvl w:val="0"/>
-          <w:numId w:val="47"/>
+          <w:numId w:val="48"/>
         </w:numPr>
         <w:spacing w:after="80" w:line="276"/>
       </w:pPr>
@@ -16646,7 +19391,7 @@
         <w:keepLines/>
         <w:numPr>
           <w:ilvl w:val="0"/>
-          <w:numId w:val="47"/>
+          <w:numId w:val="48"/>
         </w:numPr>
         <w:spacing w:after="80" w:line="276"/>
       </w:pPr>
@@ -16660,7 +19405,7 @@
         <w:keepLines/>
         <w:numPr>
           <w:ilvl w:val="0"/>
-          <w:numId w:val="47"/>
+          <w:numId w:val="48"/>
         </w:numPr>
         <w:spacing w:after="80" w:line="276"/>
       </w:pPr>
@@ -16674,7 +19419,7 @@
         <w:keepLines/>
         <w:numPr>
           <w:ilvl w:val="0"/>
-          <w:numId w:val="47"/>
+          <w:numId w:val="48"/>
         </w:numPr>
         <w:spacing w:after="80" w:line="276"/>
       </w:pPr>
@@ -16707,7 +19452,7 @@
         <w:keepLines/>
         <w:numPr>
           <w:ilvl w:val="0"/>
-          <w:numId w:val="48"/>
+          <w:numId w:val="49"/>
         </w:numPr>
         <w:spacing w:after="80" w:line="276"/>
       </w:pPr>
@@ -16721,7 +19466,7 @@
         <w:keepLines/>
         <w:numPr>
           <w:ilvl w:val="0"/>
-          <w:numId w:val="48"/>
+          <w:numId w:val="49"/>
         </w:numPr>
         <w:spacing w:after="80" w:line="276"/>
       </w:pPr>
@@ -16735,7 +19480,7 @@
         <w:keepLines/>
         <w:numPr>
           <w:ilvl w:val="0"/>
-          <w:numId w:val="48"/>
+          <w:numId w:val="49"/>
         </w:numPr>
         <w:spacing w:after="80" w:line="276"/>
       </w:pPr>
@@ -16749,7 +19494,7 @@
         <w:keepLines/>
         <w:numPr>
           <w:ilvl w:val="0"/>
-          <w:numId w:val="48"/>
+          <w:numId w:val="49"/>
         </w:numPr>
         <w:spacing w:after="80" w:line="276"/>
       </w:pPr>
@@ -16782,7 +19527,7 @@
         <w:keepLines/>
         <w:numPr>
           <w:ilvl w:val="0"/>
-          <w:numId w:val="49"/>
+          <w:numId w:val="50"/>
         </w:numPr>
         <w:spacing w:after="80" w:line="276"/>
       </w:pPr>
@@ -16803,7 +19548,7 @@
         <w:keepLines/>
         <w:numPr>
           <w:ilvl w:val="0"/>
-          <w:numId w:val="49"/>
+          <w:numId w:val="50"/>
         </w:numPr>
         <w:spacing w:after="80" w:line="276"/>
       </w:pPr>
@@ -16824,7 +19569,7 @@
         <w:keepLines/>
         <w:numPr>
           <w:ilvl w:val="0"/>
-          <w:numId w:val="49"/>
+          <w:numId w:val="50"/>
         </w:numPr>
         <w:spacing w:after="80" w:line="276"/>
       </w:pPr>
@@ -16845,7 +19590,7 @@
         <w:keepLines/>
         <w:numPr>
           <w:ilvl w:val="0"/>
-          <w:numId w:val="49"/>
+          <w:numId w:val="50"/>
         </w:numPr>
         <w:spacing w:after="80" w:line="276"/>
       </w:pPr>
@@ -16866,7 +19611,7 @@
         <w:keepLines/>
         <w:numPr>
           <w:ilvl w:val="0"/>
-          <w:numId w:val="49"/>
+          <w:numId w:val="50"/>
         </w:numPr>
         <w:spacing w:after="80" w:line="276"/>
       </w:pPr>
@@ -16887,7 +19632,7 @@
         <w:keepLines/>
         <w:numPr>
           <w:ilvl w:val="0"/>
-          <w:numId w:val="49"/>
+          <w:numId w:val="50"/>
         </w:numPr>
         <w:spacing w:after="80" w:line="276"/>
       </w:pPr>
@@ -16927,7 +19672,7 @@
         <w:keepLines/>
         <w:numPr>
           <w:ilvl w:val="0"/>
-          <w:numId w:val="50"/>
+          <w:numId w:val="51"/>
         </w:numPr>
         <w:spacing w:after="80" w:line="276"/>
       </w:pPr>
@@ -16948,7 +19693,7 @@
         <w:keepLines/>
         <w:numPr>
           <w:ilvl w:val="0"/>
-          <w:numId w:val="50"/>
+          <w:numId w:val="51"/>
         </w:numPr>
         <w:spacing w:after="80" w:line="276"/>
       </w:pPr>
@@ -16969,7 +19714,7 @@
         <w:keepLines/>
         <w:numPr>
           <w:ilvl w:val="0"/>
-          <w:numId w:val="50"/>
+          <w:numId w:val="51"/>
         </w:numPr>
         <w:spacing w:after="80" w:line="276"/>
       </w:pPr>
@@ -16990,7 +19735,7 @@
         <w:keepLines/>
         <w:numPr>
           <w:ilvl w:val="0"/>
-          <w:numId w:val="50"/>
+          <w:numId w:val="51"/>
         </w:numPr>
         <w:spacing w:after="80" w:line="276"/>
       </w:pPr>
@@ -17011,7 +19756,7 @@
         <w:keepLines/>
         <w:numPr>
           <w:ilvl w:val="0"/>
-          <w:numId w:val="50"/>
+          <w:numId w:val="51"/>
         </w:numPr>
         <w:spacing w:after="80" w:line="276"/>
       </w:pPr>
@@ -17061,7 +19806,7 @@
         <w:keepLines/>
         <w:numPr>
           <w:ilvl w:val="0"/>
-          <w:numId w:val="51"/>
+          <w:numId w:val="52"/>
         </w:numPr>
         <w:spacing w:after="80" w:line="276"/>
       </w:pPr>
@@ -17082,7 +19827,7 @@
         <w:keepLines/>
         <w:numPr>
           <w:ilvl w:val="0"/>
-          <w:numId w:val="51"/>
+          <w:numId w:val="52"/>
         </w:numPr>
         <w:spacing w:after="80" w:line="276"/>
       </w:pPr>
@@ -17103,7 +19848,7 @@
         <w:keepLines/>
         <w:numPr>
           <w:ilvl w:val="0"/>
-          <w:numId w:val="51"/>
+          <w:numId w:val="52"/>
         </w:numPr>
         <w:spacing w:after="80" w:line="276"/>
       </w:pPr>
@@ -17124,7 +19869,7 @@
         <w:keepLines/>
         <w:numPr>
           <w:ilvl w:val="0"/>
-          <w:numId w:val="51"/>
+          <w:numId w:val="52"/>
         </w:numPr>
         <w:spacing w:after="80" w:line="276"/>
       </w:pPr>
@@ -17145,7 +19890,7 @@
         <w:keepLines/>
         <w:numPr>
           <w:ilvl w:val="0"/>
-          <w:numId w:val="51"/>
+          <w:numId w:val="52"/>
         </w:numPr>
         <w:spacing w:after="80" w:line="276"/>
       </w:pPr>
@@ -17166,7 +19911,7 @@
         <w:keepLines/>
         <w:numPr>
           <w:ilvl w:val="0"/>
-          <w:numId w:val="51"/>
+          <w:numId w:val="52"/>
         </w:numPr>
         <w:spacing w:after="80" w:line="276"/>
       </w:pPr>
@@ -17199,7 +19944,7 @@
         <w:keepLines/>
         <w:numPr>
           <w:ilvl w:val="0"/>
-          <w:numId w:val="52"/>
+          <w:numId w:val="53"/>
         </w:numPr>
         <w:spacing w:after="80" w:line="276"/>
       </w:pPr>
@@ -17220,7 +19965,7 @@
         <w:keepLines/>
         <w:numPr>
           <w:ilvl w:val="0"/>
-          <w:numId w:val="52"/>
+          <w:numId w:val="53"/>
         </w:numPr>
         <w:spacing w:after="80" w:line="276"/>
       </w:pPr>
@@ -17241,7 +19986,7 @@
         <w:keepLines/>
         <w:numPr>
           <w:ilvl w:val="0"/>
-          <w:numId w:val="52"/>
+          <w:numId w:val="53"/>
         </w:numPr>
         <w:spacing w:after="80" w:line="276"/>
       </w:pPr>
@@ -17262,7 +20007,7 @@
         <w:keepLines/>
         <w:numPr>
           <w:ilvl w:val="0"/>
-          <w:numId w:val="52"/>
+          <w:numId w:val="53"/>
         </w:numPr>
         <w:spacing w:after="80" w:line="276"/>
       </w:pPr>
@@ -17283,7 +20028,7 @@
         <w:keepLines/>
         <w:numPr>
           <w:ilvl w:val="0"/>
-          <w:numId w:val="52"/>
+          <w:numId w:val="53"/>
         </w:numPr>
         <w:spacing w:after="80" w:line="276"/>
       </w:pPr>
@@ -17323,7 +20068,7 @@
         <w:keepLines/>
         <w:numPr>
           <w:ilvl w:val="0"/>
-          <w:numId w:val="53"/>
+          <w:numId w:val="54"/>
         </w:numPr>
         <w:spacing w:after="80" w:line="276"/>
       </w:pPr>
@@ -17347,7 +20092,7 @@
         <w:keepLines/>
         <w:numPr>
           <w:ilvl w:val="0"/>
-          <w:numId w:val="53"/>
+          <w:numId w:val="54"/>
         </w:numPr>
         <w:spacing w:after="80" w:line="276"/>
       </w:pPr>
@@ -17361,7 +20106,7 @@
         <w:keepLines/>
         <w:numPr>
           <w:ilvl w:val="0"/>
-          <w:numId w:val="53"/>
+          <w:numId w:val="54"/>
         </w:numPr>
         <w:spacing w:after="80" w:line="276"/>
       </w:pPr>
@@ -17375,7 +20120,7 @@
         <w:keepLines/>
         <w:numPr>
           <w:ilvl w:val="0"/>
-          <w:numId w:val="53"/>
+          <w:numId w:val="54"/>
         </w:numPr>
         <w:spacing w:after="80" w:line="276"/>
       </w:pPr>
@@ -17389,7 +20134,7 @@
         <w:keepLines/>
         <w:numPr>
           <w:ilvl w:val="0"/>
-          <w:numId w:val="53"/>
+          <w:numId w:val="54"/>
         </w:numPr>
         <w:spacing w:after="80" w:line="276"/>
       </w:pPr>
@@ -17403,7 +20148,7 @@
         <w:keepLines/>
         <w:numPr>
           <w:ilvl w:val="0"/>
-          <w:numId w:val="53"/>
+          <w:numId w:val="54"/>
         </w:numPr>
         <w:spacing w:after="80" w:line="276"/>
       </w:pPr>
@@ -17417,28 +20162,28 @@
         <w:keepLines/>
         <w:numPr>
           <w:ilvl w:val="0"/>
-          <w:numId w:val="53"/>
-        </w:numPr>
-        <w:spacing w:after="80" w:line="276"/>
-      </w:pPr>
-      <w:r>
-        <w:rPr>
-          <w:b/>
-          <w:bCs/>
-        </w:rPr>
-        <w:t xml:space="preserve">Runtime:</w:t>
-      </w:r>
-      <w:r>
-        <w:t xml:space="preserve"> Colab T4 GPU or CPU. About 7 min on a laptop CPU with the 2B model, after downloads.</w:t>
-      </w:r>
-    </w:p>
-    <w:p>
-      <w:pPr>
-        <w:pStyle w:val="ListParagraph"/>
-        <w:keepLines/>
-        <w:numPr>
-          <w:ilvl w:val="0"/>
-          <w:numId w:val="53"/>
+          <w:numId w:val="54"/>
+        </w:numPr>
+        <w:spacing w:after="80" w:line="276"/>
+      </w:pPr>
+      <w:r>
+        <w:rPr>
+          <w:b/>
+          <w:bCs/>
+        </w:rPr>
+        <w:t xml:space="preserve">Current runtime:</w:t>
+      </w:r>
+      <w:r>
+        <w:t xml:space="preserve"> 2.9 minutes for the cached local CPU core on 11 October 2026, with 4 threads. Downloads and optional stretches are excluded. The earlier full-notebook record has different settings, described in the lab guide.</w:t>
+      </w:r>
+    </w:p>
+    <w:p>
+      <w:pPr>
+        <w:pStyle w:val="ListParagraph"/>
+        <w:keepLines/>
+        <w:numPr>
+          <w:ilvl w:val="0"/>
+          <w:numId w:val="54"/>
         </w:numPr>
         <w:spacing w:after="80" w:line="276"/>
       </w:pPr>
@@ -17450,7 +20195,7 @@
         <w:t xml:space="preserve">Hand in:</w:t>
       </w:r>
       <w:r>
-        <w:t xml:space="preserve"> notebook with QA accuracy table, hallucination probe, generated images with CLIP scores, speech WER table and three answers.</w:t>
+        <w:t xml:space="preserve"> current core evidence and five self-check explanations; original heavy experiments and three written questions remain available as optional extensions.</w:t>
       </w:r>
     </w:p>
     <w:p>
@@ -17478,7 +20223,7 @@
         <w:keepLines/>
         <w:numPr>
           <w:ilvl w:val="0"/>
-          <w:numId w:val="54"/>
+          <w:numId w:val="55"/>
         </w:numPr>
         <w:spacing w:after="80" w:line="276"/>
       </w:pPr>
@@ -17492,7 +20237,7 @@
         <w:keepLines/>
         <w:numPr>
           <w:ilvl w:val="0"/>
-          <w:numId w:val="54"/>
+          <w:numId w:val="55"/>
         </w:numPr>
         <w:spacing w:after="80" w:line="276"/>
       </w:pPr>
@@ -17506,7 +20251,7 @@
         <w:keepLines/>
         <w:numPr>
           <w:ilvl w:val="0"/>
-          <w:numId w:val="54"/>
+          <w:numId w:val="55"/>
         </w:numPr>
         <w:spacing w:after="80" w:line="276"/>
       </w:pPr>
@@ -17520,7 +20265,7 @@
         <w:keepLines/>
         <w:numPr>
           <w:ilvl w:val="0"/>
-          <w:numId w:val="54"/>
+          <w:numId w:val="55"/>
         </w:numPr>
         <w:spacing w:after="80" w:line="276"/>
       </w:pPr>
@@ -17534,7 +20279,7 @@
         <w:keepLines/>
         <w:numPr>
           <w:ilvl w:val="0"/>
-          <w:numId w:val="54"/>
+          <w:numId w:val="55"/>
         </w:numPr>
         <w:spacing w:after="80" w:line="276"/>
       </w:pPr>
@@ -17548,7 +20293,7 @@
         <w:keepLines/>
         <w:numPr>
           <w:ilvl w:val="0"/>
-          <w:numId w:val="54"/>
+          <w:numId w:val="55"/>
         </w:numPr>
         <w:spacing w:after="80" w:line="276"/>
       </w:pPr>
@@ -17562,7 +20307,7 @@
         <w:keepLines/>
         <w:numPr>
           <w:ilvl w:val="0"/>
-          <w:numId w:val="54"/>
+          <w:numId w:val="55"/>
         </w:numPr>
         <w:spacing w:after="80" w:line="276"/>
       </w:pPr>
@@ -17576,7 +20321,7 @@
         <w:keepLines/>
         <w:numPr>
           <w:ilvl w:val="0"/>
-          <w:numId w:val="54"/>
+          <w:numId w:val="55"/>
         </w:numPr>
         <w:spacing w:after="80" w:line="276"/>
       </w:pPr>
@@ -17609,7 +20354,7 @@
         <w:keepLines/>
         <w:numPr>
           <w:ilvl w:val="0"/>
-          <w:numId w:val="55"/>
+          <w:numId w:val="56"/>
         </w:numPr>
         <w:spacing w:after="80" w:line="276"/>
       </w:pPr>
@@ -17623,7 +20368,7 @@
       <w:r>
         <w:t xml:space="preserve"> </w:t>
       </w:r>
-      <w:hyperlink w:history="1" r:id="rIdni-dfvhz8cv_j-nkeby2j">
+      <w:hyperlink w:history="1" r:id="rIdge6bkdx4ipmvfyvg5sikb">
         <w:r>
           <w:rPr>
             <w:color w:val="4F46E5"/>
@@ -17642,7 +20387,7 @@
         <w:keepLines/>
         <w:numPr>
           <w:ilvl w:val="0"/>
-          <w:numId w:val="55"/>
+          <w:numId w:val="56"/>
         </w:numPr>
         <w:spacing w:after="80" w:line="276"/>
       </w:pPr>
@@ -17656,7 +20401,7 @@
       <w:r>
         <w:t xml:space="preserve"> </w:t>
       </w:r>
-      <w:hyperlink w:history="1" r:id="rIdauxadtkr4rtke5hw3hn6v">
+      <w:hyperlink w:history="1" r:id="rId6ixyg5bistigad7usmnza">
         <w:r>
           <w:rPr>
             <w:color w:val="4F46E5"/>
@@ -17675,7 +20420,7 @@
         <w:keepLines/>
         <w:numPr>
           <w:ilvl w:val="0"/>
-          <w:numId w:val="55"/>
+          <w:numId w:val="56"/>
         </w:numPr>
         <w:spacing w:after="80" w:line="276"/>
       </w:pPr>
@@ -17689,7 +20434,7 @@
       <w:r>
         <w:t xml:space="preserve"> </w:t>
       </w:r>
-      <w:hyperlink w:history="1" r:id="rIdgqd0ayubofojlrdrbwhmw">
+      <w:hyperlink w:history="1" r:id="rIdjkiusp190-e0ee_w6dgkj">
         <w:r>
           <w:rPr>
             <w:color w:val="4F46E5"/>
@@ -17708,7 +20453,7 @@
         <w:keepLines/>
         <w:numPr>
           <w:ilvl w:val="0"/>
-          <w:numId w:val="55"/>
+          <w:numId w:val="56"/>
         </w:numPr>
         <w:spacing w:after="80" w:line="276"/>
       </w:pPr>
@@ -17722,7 +20467,7 @@
       <w:r>
         <w:t xml:space="preserve"> </w:t>
       </w:r>
-      <w:hyperlink w:history="1" r:id="rIdzv3-d75eyrhiijvwuivdq">
+      <w:hyperlink w:history="1" r:id="rId5llwaraf69ztww5dwjywe">
         <w:r>
           <w:rPr>
             <w:color w:val="4F46E5"/>
@@ -17741,7 +20486,7 @@
         <w:keepLines/>
         <w:numPr>
           <w:ilvl w:val="0"/>
-          <w:numId w:val="55"/>
+          <w:numId w:val="56"/>
         </w:numPr>
         <w:spacing w:after="80" w:line="276"/>
       </w:pPr>
@@ -17755,7 +20500,7 @@
       <w:r>
         <w:t xml:space="preserve"> </w:t>
       </w:r>
-      <w:hyperlink w:history="1" r:id="rId6sefd8wr4cpfeifbuip6m">
+      <w:hyperlink w:history="1" r:id="rIdirn6z9ec33d_cwjxerslp">
         <w:r>
           <w:rPr>
             <w:color w:val="4F46E5"/>
@@ -17774,7 +20519,7 @@
         <w:keepLines/>
         <w:numPr>
           <w:ilvl w:val="0"/>
-          <w:numId w:val="55"/>
+          <w:numId w:val="56"/>
         </w:numPr>
         <w:spacing w:after="80" w:line="276"/>
       </w:pPr>
@@ -17788,7 +20533,7 @@
       <w:r>
         <w:t xml:space="preserve"> </w:t>
       </w:r>
-      <w:hyperlink w:history="1" r:id="rIdsfowfm7ei4qtwpso906rt">
+      <w:hyperlink w:history="1" r:id="rIdpsb4vd2j55bbqi9vcjekq">
         <w:r>
           <w:rPr>
             <w:color w:val="4F46E5"/>
@@ -17807,7 +20552,7 @@
         <w:keepLines/>
         <w:numPr>
           <w:ilvl w:val="0"/>
-          <w:numId w:val="55"/>
+          <w:numId w:val="56"/>
         </w:numPr>
         <w:spacing w:after="80" w:line="276"/>
       </w:pPr>
@@ -17821,7 +20566,7 @@
       <w:r>
         <w:t xml:space="preserve"> </w:t>
       </w:r>
-      <w:hyperlink w:history="1" r:id="rIdjx9-shjk3zm1h9xmc9g_d">
+      <w:hyperlink w:history="1" r:id="rIdtllrzqzugp0iktzopmsed">
         <w:r>
           <w:rPr>
             <w:color w:val="4F46E5"/>
@@ -17840,7 +20585,7 @@
         <w:keepLines/>
         <w:numPr>
           <w:ilvl w:val="0"/>
-          <w:numId w:val="55"/>
+          <w:numId w:val="56"/>
         </w:numPr>
         <w:spacing w:after="80" w:line="276"/>
       </w:pPr>
@@ -17854,7 +20599,7 @@
       <w:r>
         <w:t xml:space="preserve"> </w:t>
       </w:r>
-      <w:hyperlink w:history="1" r:id="rId8bcge_hkw08q-_2h5ifgp">
+      <w:hyperlink w:history="1" r:id="rIdfdnnqtp76xa3ntt6-g6lq">
         <w:r>
           <w:rPr>
             <w:color w:val="4F46E5"/>
@@ -17883,7 +20628,7 @@
       <w:r>
         <w:t xml:space="preserve"> The </w:t>
       </w:r>
-      <w:hyperlink w:history="1" r:id="rIdlf_urdvwvbpdzghmemlsk">
+      <w:hyperlink w:history="1" r:id="rIda9miu6dlvqty9nyyqo1dt">
         <w:r>
           <w:rPr>
             <w:color w:val="4F46E5"/>
@@ -17911,7 +20656,7 @@
         <w:keepLines/>
         <w:numPr>
           <w:ilvl w:val="0"/>
-          <w:numId w:val="56"/>
+          <w:numId w:val="57"/>
         </w:numPr>
         <w:spacing w:after="80" w:line="276"/>
       </w:pPr>
@@ -17925,7 +20670,7 @@
         <w:keepLines/>
         <w:numPr>
           <w:ilvl w:val="0"/>
-          <w:numId w:val="56"/>
+          <w:numId w:val="57"/>
         </w:numPr>
         <w:spacing w:after="80" w:line="276"/>
       </w:pPr>
@@ -17939,7 +20684,7 @@
         <w:keepLines/>
         <w:numPr>
           <w:ilvl w:val="0"/>
-          <w:numId w:val="56"/>
+          <w:numId w:val="57"/>
         </w:numPr>
         <w:spacing w:after="80" w:line="276"/>
       </w:pPr>
@@ -17953,7 +20698,7 @@
         <w:keepLines/>
         <w:numPr>
           <w:ilvl w:val="0"/>
-          <w:numId w:val="56"/>
+          <w:numId w:val="57"/>
         </w:numPr>
         <w:spacing w:after="80" w:line="276"/>
       </w:pPr>
@@ -17967,7 +20712,7 @@
         <w:keepLines/>
         <w:numPr>
           <w:ilvl w:val="0"/>
-          <w:numId w:val="56"/>
+          <w:numId w:val="57"/>
         </w:numPr>
         <w:spacing w:after="80" w:line="276"/>
       </w:pPr>
@@ -17981,12 +20726,46 @@
         <w:keepLines/>
         <w:numPr>
           <w:ilvl w:val="0"/>
-          <w:numId w:val="56"/>
+          <w:numId w:val="57"/>
         </w:numPr>
         <w:spacing w:after="80" w:line="276"/>
       </w:pPr>
       <w:r>
         <w:t xml:space="preserve">Protect consent, rights and provenance.</w:t>
+      </w:r>
+    </w:p>
+    <w:p>
+      <w:pPr>
+        <w:keepNext/>
+        <w:keepLines/>
+        <w:spacing w:after="140" w:line="288"/>
+      </w:pPr>
+      <w:r>
+        <w:rPr>
+          <w:b/>
+          <w:bCs/>
+        </w:rPr>
+        <w:t xml:space="preserve">Exit question.</w:t>
+      </w:r>
+      <w:r>
+        <w:t xml:space="preserve"> Correct sum, wrong inputs?</w:t>
+      </w:r>
+    </w:p>
+    <w:p>
+      <w:pPr>
+        <w:keepNext/>
+        <w:keepLines/>
+        <w:spacing w:after="140" w:line="288"/>
+      </w:pPr>
+      <w:r>
+        <w:rPr>
+          <w:b/>
+          <w:bCs/>
+        </w:rPr>
+        <w:t xml:space="preserve">Answer.</w:t>
+      </w:r>
+      <w:r>
+        <w:t xml:space="preserve"> Yes. An extracted amount may have been misread; check values against the image as well.</w:t>
       </w:r>
     </w:p>
     <w:p>
@@ -18000,7 +20779,7 @@
           <wp:inline distT="0" distB="0" distL="0" distR="0">
             <wp:extent cx="5334000" cy="2266950"/>
             <wp:effectExtent t="0" r="0" b="0" l="0"/>
-            <wp:docPr id="14" name="Week 10: media with checks" descr="Week 10: media with checks" title="Week 10: media with checks"/>
+            <wp:docPr id="15" name="Week 10: media with checks" descr="Week 10: media with checks" title="Week 10: media with checks"/>
             <wp:cNvGraphicFramePr>
               <a:graphicFrameLocks xmlns:a="http://schemas.openxmlformats.org/drawingml/2006/main" noChangeAspect="1"/>
             </wp:cNvGraphicFramePr>
@@ -18014,7 +20793,7 @@
                     </pic:cNvPicPr>
                   </pic:nvPicPr>
                   <pic:blipFill>
-                    <a:blip r:embed="rId22" cstate="none"/>
+                    <a:blip r:embed="rId23" cstate="none"/>
                     <a:srcRect/>
                     <a:stretch>
                       <a:fillRect/>
@@ -18050,40 +20829,6 @@
           <w:szCs w:val="19"/>
         </w:rPr>
         <w:t xml:space="preserve">Week 10: media with checks</w:t>
-      </w:r>
-    </w:p>
-    <w:p>
-      <w:pPr>
-        <w:keepNext/>
-        <w:keepLines/>
-        <w:spacing w:after="140" w:line="288"/>
-      </w:pPr>
-      <w:r>
-        <w:rPr>
-          <w:b/>
-          <w:bCs/>
-        </w:rPr>
-        <w:t xml:space="preserve">Exit question.</w:t>
-      </w:r>
-      <w:r>
-        <w:t xml:space="preserve"> Code sums extracted amounts correctly. Can the final total still be wrong?</w:t>
-      </w:r>
-    </w:p>
-    <w:p>
-      <w:pPr>
-        <w:keepNext w:val="false"/>
-        <w:keepLines/>
-        <w:spacing w:after="140" w:line="288"/>
-      </w:pPr>
-      <w:r>
-        <w:rPr>
-          <w:b/>
-          <w:bCs/>
-        </w:rPr>
-        <w:t xml:space="preserve">Answer.</w:t>
-      </w:r>
-      <w:r>
-        <w:t xml:space="preserve"> Yes. An extracted amount may have been misread; check values against the image as well.</w:t>
       </w:r>
     </w:p>
     <w:sectPr>
@@ -18445,25 +21190,25 @@
     </w:lvlOverride>
   </w:num>
   <w:num w:numId="13">
+    <w:abstractNumId w:val="3"/>
+    <w:lvlOverride w:ilvl="0">
+      <w:startOverride w:val="1"/>
+    </w:lvlOverride>
+  </w:num>
+  <w:num w:numId="14">
     <w:abstractNumId w:val="2"/>
     <w:lvlOverride w:ilvl="0">
       <w:startOverride w:val="1"/>
     </w:lvlOverride>
   </w:num>
-  <w:num w:numId="14">
+  <w:num w:numId="15">
     <w:abstractNumId w:val="3"/>
     <w:lvlOverride w:ilvl="0">
       <w:startOverride w:val="1"/>
     </w:lvlOverride>
   </w:num>
-  <w:num w:numId="15">
+  <w:num w:numId="16">
     <w:abstractNumId w:val="2"/>
-    <w:lvlOverride w:ilvl="0">
-      <w:startOverride w:val="1"/>
-    </w:lvlOverride>
-  </w:num>
-  <w:num w:numId="16">
-    <w:abstractNumId w:val="3"/>
     <w:lvlOverride w:ilvl="0">
       <w:startOverride w:val="1"/>
     </w:lvlOverride>
@@ -18475,7 +21220,7 @@
     </w:lvlOverride>
   </w:num>
   <w:num w:numId="18">
-    <w:abstractNumId w:val="2"/>
+    <w:abstractNumId w:val="3"/>
     <w:lvlOverride w:ilvl="0">
       <w:startOverride w:val="1"/>
     </w:lvlOverride>
@@ -18703,6 +21448,12 @@
     </w:lvlOverride>
   </w:num>
   <w:num w:numId="56">
+    <w:abstractNumId w:val="2"/>
+    <w:lvlOverride w:ilvl="0">
+      <w:startOverride w:val="1"/>
+    </w:lvlOverride>
+  </w:num>
+  <w:num w:numId="57">
     <w:abstractNumId w:val="2"/>
     <w:lvlOverride w:ilvl="0">
       <w:startOverride w:val="1"/>
